--- a/Fase 1/Evidencias Individules/Gonzalo_Arenas_1.3_APT122_AutoevaluacionFase1.docx
+++ b/Fase 1/Evidencias Individules/Gonzalo_Arenas_1.3_APT122_AutoevaluacionFase1.docx
@@ -26,20 +26,7 @@
           <w:szCs w:val="72"/>
           <w:lang w:val="es-CL" w:eastAsia="es-CL"/>
         </w:rPr>
-        <w:t xml:space="preserve">Evaluación </w:t>
-      </w:r>
-      <w:r>
-        <w:rPr>
-          <w:rFonts w:asciiTheme="minorHAnsi" w:eastAsiaTheme="minorEastAsia" w:hAnsiTheme="minorHAnsi" w:cstheme="minorBidi"/>
-          <w:b/>
-          <w:bCs/>
-          <w:color w:val="000000"/>
-          <w:spacing w:val="-30"/>
-          <w:sz w:val="72"/>
-          <w:szCs w:val="72"/>
-          <w:lang w:val="es-CL" w:eastAsia="es-CL"/>
-        </w:rPr>
-        <w:t>Fase 1</w:t>
+        <w:t xml:space="preserve">Evaluación Fase 1</w:t>
       </w:r>
     </w:p>
     <w:p>
@@ -72,46 +59,7 @@
           <w:szCs w:val="48"/>
           <w:lang w:val="es-CL" w:eastAsia="es-CL"/>
         </w:rPr>
-        <w:t>Nombre</w:t>
-      </w:r>
-      <w:r>
-        <w:rPr>
-          <w:rFonts w:asciiTheme="minorHAnsi" w:eastAsiaTheme="minorEastAsia" w:hAnsiTheme="minorHAnsi" w:cstheme="minorBidi"/>
-          <w:b/>
-          <w:bCs/>
-          <w:color w:val="000000"/>
-          <w:spacing w:val="-30"/>
-          <w:sz w:val="48"/>
-          <w:szCs w:val="48"/>
-          <w:lang w:val="es-CL" w:eastAsia="es-CL"/>
-        </w:rPr>
-        <w:t xml:space="preserve">: </w:t>
-      </w:r>
-      <w:r>
-        <w:rPr>
-          <w:rFonts w:asciiTheme="minorHAnsi" w:eastAsiaTheme="minorEastAsia" w:hAnsiTheme="minorHAnsi" w:cstheme="minorBidi"/>
-          <w:b/>
-          <w:bCs/>
-          <w:color w:val="000000"/>
-          <w:spacing w:val="-30"/>
-          <w:sz w:val="48"/>
-          <w:szCs w:val="48"/>
-          <w:lang w:val="es-CL" w:eastAsia="es-CL"/>
-        </w:rPr>
-        <w:t xml:space="preserve">Autoevaluación </w:t>
-      </w:r>
-      <w:r>
-        <w:rPr>
-          <w:rFonts w:asciiTheme="minorHAnsi" w:eastAsiaTheme="minorEastAsia" w:hAnsiTheme="minorHAnsi" w:cstheme="minorBidi"/>
-          <w:b/>
-          <w:bCs/>
-          <w:color w:val="000000"/>
-          <w:spacing w:val="-30"/>
-          <w:sz w:val="48"/>
-          <w:szCs w:val="48"/>
-          <w:lang w:val="es-CL" w:eastAsia="es-CL"/>
-        </w:rPr>
-        <w:t>Definición Proyecto APT</w:t>
+        <w:t xml:space="preserve">Nombre: Autoevaluación Definición Proyecto APT</w:t>
       </w:r>
     </w:p>
     <w:tbl>
@@ -270,18 +218,7 @@
                 <w:sz w:val="22"/>
                 <w:szCs w:val="22"/>
               </w:rPr>
-              <w:t>% P</w:t>
-            </w:r>
-            <w:r>
-              <w:rPr>
-                <w:rFonts w:asciiTheme="minorHAnsi" w:eastAsiaTheme="minorEastAsia" w:hAnsiTheme="minorHAnsi" w:cstheme="minorBidi"/>
-                <w:b/>
-                <w:bCs/>
-                <w:color w:val="FFFFFF" w:themeColor="background1"/>
-                <w:sz w:val="22"/>
-                <w:szCs w:val="22"/>
-              </w:rPr>
-              <w:t>onderación</w:t>
+              <w:t>% Ponderación</w:t>
             </w:r>
           </w:p>
         </w:tc>
@@ -336,7 +273,6 @@
               <w:spacing w:before="120" w:after="120"/>
               <w:jc w:val="center"/>
             </w:pPr>
-            <w:proofErr w:type="spellStart"/>
             <w:r>
               <w:rPr>
                 <w:rFonts w:asciiTheme="minorHAnsi" w:eastAsiaTheme="minorEastAsia" w:hAnsiTheme="minorHAnsi" w:cstheme="minorBidi"/>
@@ -349,7 +285,6 @@
               </w:rPr>
               <w:t>Capstone</w:t>
             </w:r>
-            <w:proofErr w:type="spellEnd"/>
           </w:p>
         </w:tc>
         <w:tc>
@@ -379,15 +314,7 @@
                 <w:sz w:val="22"/>
                 <w:szCs w:val="22"/>
               </w:rPr>
-              <w:t xml:space="preserve">semana </w:t>
-            </w:r>
-            <w:r>
-              <w:rPr>
-                <w:rFonts w:asciiTheme="minorHAnsi" w:eastAsiaTheme="minorEastAsia" w:hAnsiTheme="minorHAnsi" w:cstheme="minorBidi"/>
-                <w:sz w:val="22"/>
-                <w:szCs w:val="22"/>
-              </w:rPr>
-              <w:t>3</w:t>
+              <w:t xml:space="preserve">semana 3</w:t>
             </w:r>
           </w:p>
         </w:tc>
@@ -888,16 +815,7 @@
                 <w:bCs/>
                 <w:color w:val="FFFFFF" w:themeColor="background1"/>
               </w:rPr>
-              <w:t>Resultado</w:t>
-            </w:r>
-            <w:r>
-              <w:rPr>
-                <w:rFonts w:asciiTheme="minorHAnsi" w:eastAsiaTheme="minorEastAsia" w:hAnsiTheme="minorHAnsi" w:cstheme="minorBidi"/>
-                <w:b/>
-                <w:bCs/>
-                <w:color w:val="FFFFFF" w:themeColor="background1"/>
-              </w:rPr>
-              <w:t xml:space="preserve"> de Aprendizaje</w:t>
+              <w:t xml:space="preserve">Resultado de Aprendizaje</w:t>
             </w:r>
           </w:p>
         </w:tc>
@@ -929,16 +847,7 @@
                 <w:bCs/>
                 <w:color w:val="FFFFFF" w:themeColor="background1"/>
               </w:rPr>
-              <w:t>Indicador</w:t>
-            </w:r>
-            <w:r>
-              <w:rPr>
-                <w:rFonts w:asciiTheme="minorHAnsi" w:eastAsiaTheme="minorEastAsia" w:hAnsiTheme="minorHAnsi" w:cstheme="minorBidi"/>
-                <w:b/>
-                <w:bCs/>
-                <w:color w:val="FFFFFF" w:themeColor="background1"/>
-              </w:rPr>
-              <w:t xml:space="preserve"> de Logro (IL)</w:t>
+              <w:t xml:space="preserve">Indicador de Logro (IL)</w:t>
             </w:r>
           </w:p>
         </w:tc>
@@ -1894,32 +1803,14 @@
                 <w:bCs/>
                 <w:color w:val="3B3838" w:themeColor="background2" w:themeShade="40"/>
               </w:rPr>
-              <w:t xml:space="preserve">IL </w:t>
-            </w:r>
-            <w:proofErr w:type="gramStart"/>
-            <w:r>
-              <w:rPr>
-                <w:rFonts w:asciiTheme="minorHAnsi" w:eastAsiaTheme="minorEastAsia" w:hAnsiTheme="minorHAnsi" w:cstheme="minorBidi"/>
-                <w:b/>
-                <w:bCs/>
+              <w:t xml:space="preserve">IL 1.3  </w:t>
+            </w:r>
+            <w:r>
+              <w:rPr>
+                <w:rFonts w:asciiTheme="minorHAnsi" w:eastAsiaTheme="minorEastAsia" w:hAnsiTheme="minorHAnsi" w:cstheme="minorBidi"/>
                 <w:color w:val="3B3838" w:themeColor="background2" w:themeShade="40"/>
               </w:rPr>
-              <w:t xml:space="preserve">1.3  </w:t>
-            </w:r>
-            <w:r>
-              <w:rPr>
-                <w:rFonts w:asciiTheme="minorHAnsi" w:eastAsiaTheme="minorEastAsia" w:hAnsiTheme="minorHAnsi" w:cstheme="minorBidi"/>
-                <w:color w:val="3B3838" w:themeColor="background2" w:themeShade="40"/>
-              </w:rPr>
-              <w:t>Establece</w:t>
-            </w:r>
-            <w:proofErr w:type="gramEnd"/>
-            <w:r>
-              <w:rPr>
-                <w:rFonts w:asciiTheme="minorHAnsi" w:eastAsiaTheme="minorEastAsia" w:hAnsiTheme="minorHAnsi" w:cstheme="minorBidi"/>
-                <w:color w:val="3B3838" w:themeColor="background2" w:themeShade="40"/>
-              </w:rPr>
-              <w:t xml:space="preserve"> un plan de trabajo para su Proyecto APT y evidencias que permiten cumplir los objetivos propuestos, considerando recursos y tiempos pertinentes para el desarrollo de las actividades en el periodo académico establecido.</w:t>
+              <w:t xml:space="preserve">Establece un plan de trabajo para su Proyecto APT y evidencias que permiten cumplir los objetivos propuestos, considerando recursos y tiempos pertinentes para el desarrollo de las actividades en el periodo académico establecido.</w:t>
             </w:r>
           </w:p>
         </w:tc>
@@ -2471,37 +2362,7 @@
                 <w:rFonts w:asciiTheme="minorHAnsi" w:eastAsiaTheme="minorEastAsia" w:hAnsiTheme="minorHAnsi" w:cstheme="minorBidi"/>
                 <w:color w:val="3B3838" w:themeColor="background2" w:themeShade="40"/>
               </w:rPr>
-              <w:t>Cumple con los indicadores de calidad requeridos en</w:t>
-            </w:r>
-            <w:r>
-              <w:rPr>
-                <w:rFonts w:asciiTheme="minorHAnsi" w:eastAsiaTheme="minorEastAsia" w:hAnsiTheme="minorHAnsi" w:cstheme="minorBidi"/>
-                <w:color w:val="3B3838" w:themeColor="background2" w:themeShade="40"/>
-              </w:rPr>
-              <w:t xml:space="preserve"> la presentación d</w:t>
-            </w:r>
-            <w:r>
-              <w:rPr>
-                <w:rFonts w:asciiTheme="minorHAnsi" w:eastAsiaTheme="minorEastAsia" w:hAnsiTheme="minorHAnsi" w:cstheme="minorBidi"/>
-                <w:color w:val="3B3838" w:themeColor="background2" w:themeShade="40"/>
-              </w:rPr>
-              <w:t xml:space="preserve">el diseño del Proyecto APT </w:t>
-            </w:r>
-            <w:proofErr w:type="gramStart"/>
-            <w:r>
-              <w:rPr>
-                <w:rFonts w:asciiTheme="minorHAnsi" w:eastAsiaTheme="minorEastAsia" w:hAnsiTheme="minorHAnsi" w:cstheme="minorBidi"/>
-                <w:color w:val="3B3838" w:themeColor="background2" w:themeShade="40"/>
-              </w:rPr>
-              <w:t>de acuerdo a</w:t>
-            </w:r>
-            <w:proofErr w:type="gramEnd"/>
-            <w:r>
-              <w:rPr>
-                <w:rFonts w:asciiTheme="minorHAnsi" w:eastAsiaTheme="minorEastAsia" w:hAnsiTheme="minorHAnsi" w:cstheme="minorBidi"/>
-                <w:color w:val="3B3838" w:themeColor="background2" w:themeShade="40"/>
-              </w:rPr>
-              <w:t xml:space="preserve"> estándares definidos por la disciplina.</w:t>
+              <w:t xml:space="preserve">Cumple con los indicadores de calidad requeridos en la presentación del diseño del Proyecto APT de acuerdo a estándares definidos por la disciplina.</w:t>
             </w:r>
           </w:p>
         </w:tc>
@@ -2525,25 +2386,7 @@
                 <w:color w:val="000000" w:themeColor="text1"/>
                 <w:lang w:eastAsia="es-CL"/>
               </w:rPr>
-              <w:t xml:space="preserve">11. Cumple con los indicadores de calidad requeridos en la presentación del diseño del Proyecto APT </w:t>
-            </w:r>
-            <w:proofErr w:type="gramStart"/>
-            <w:r>
-              <w:rPr>
-                <w:rFonts w:asciiTheme="minorHAnsi" w:eastAsiaTheme="minorEastAsia" w:hAnsiTheme="minorHAnsi" w:cstheme="minorBidi"/>
-                <w:color w:val="000000" w:themeColor="text1"/>
-                <w:lang w:eastAsia="es-CL"/>
-              </w:rPr>
-              <w:t>de acuerdo a</w:t>
-            </w:r>
-            <w:proofErr w:type="gramEnd"/>
-            <w:r>
-              <w:rPr>
-                <w:rFonts w:asciiTheme="minorHAnsi" w:eastAsiaTheme="minorEastAsia" w:hAnsiTheme="minorHAnsi" w:cstheme="minorBidi"/>
-                <w:color w:val="000000" w:themeColor="text1"/>
-                <w:lang w:eastAsia="es-CL"/>
-              </w:rPr>
-              <w:t xml:space="preserve"> estándares definidos por la disciplina.</w:t>
+              <w:t xml:space="preserve">11. Cumple con los indicadores de calidad requeridos en la presentación del diseño del Proyecto APT de acuerdo a estándares definidos por la disciplina.</w:t>
             </w:r>
           </w:p>
         </w:tc>
@@ -2643,35 +2486,7 @@
                 <w:color w:val="000000" w:themeColor="text1"/>
                 <w:lang w:eastAsia="es-CL"/>
               </w:rPr>
-              <w:t xml:space="preserve">12. </w:t>
-            </w:r>
-            <w:r>
-              <w:rPr>
-                <w:rFonts w:asciiTheme="minorHAnsi" w:eastAsiaTheme="minorEastAsia" w:hAnsiTheme="minorHAnsi" w:cstheme="minorBidi"/>
-                <w:color w:val="000000" w:themeColor="text1"/>
-                <w:lang w:eastAsia="es-CL"/>
-              </w:rPr>
-              <w:t xml:space="preserve">Redacta el </w:t>
-            </w:r>
-            <w:proofErr w:type="spellStart"/>
-            <w:proofErr w:type="gramStart"/>
-            <w:r>
-              <w:rPr>
-                <w:rFonts w:asciiTheme="minorHAnsi" w:eastAsiaTheme="minorEastAsia" w:hAnsiTheme="minorHAnsi" w:cstheme="minorBidi"/>
-                <w:color w:val="000000" w:themeColor="text1"/>
-                <w:lang w:eastAsia="es-CL"/>
-              </w:rPr>
-              <w:t>abstract</w:t>
-            </w:r>
-            <w:proofErr w:type="spellEnd"/>
-            <w:proofErr w:type="gramEnd"/>
-            <w:r>
-              <w:rPr>
-                <w:rFonts w:asciiTheme="minorHAnsi" w:eastAsiaTheme="minorEastAsia" w:hAnsiTheme="minorHAnsi" w:cstheme="minorBidi"/>
-                <w:color w:val="000000" w:themeColor="text1"/>
-                <w:lang w:eastAsia="es-CL"/>
-              </w:rPr>
-              <w:t>, las conclusiones y la reflexión en inglés con ideas completas que se conectan en secuencia lógica, utilizando estructuras gramaticales y vocabulario en forma correcta y pertinente al tema a un nivel intermedio alto.</w:t>
+              <w:t xml:space="preserve">12. Redacta el abstract, las conclusiones y la reflexión en inglés con ideas completas que se conectan en secuencia lógica, utilizando estructuras gramaticales y vocabulario en forma correcta y pertinente al tema a un nivel intermedio alto.</w:t>
             </w:r>
           </w:p>
         </w:tc>
@@ -3106,15 +2921,7 @@
                 <w:sz w:val="22"/>
                 <w:szCs w:val="22"/>
               </w:rPr>
-              <w:t xml:space="preserve">para desarrollar esta evaluación es de </w:t>
-            </w:r>
-            <w:r>
-              <w:rPr>
-                <w:rFonts w:asciiTheme="minorHAnsi" w:eastAsiaTheme="minorEastAsia" w:hAnsiTheme="minorHAnsi" w:cstheme="minorBidi"/>
-                <w:sz w:val="22"/>
-                <w:szCs w:val="22"/>
-              </w:rPr>
-              <w:t>20 minutos</w:t>
+              <w:t xml:space="preserve">para desarrollar esta evaluación es de 20 minutos</w:t>
             </w:r>
             <w:r>
               <w:rPr>
@@ -3150,31 +2957,7 @@
                 <w:sz w:val="22"/>
                 <w:szCs w:val="22"/>
               </w:rPr>
-              <w:t xml:space="preserve"> en </w:t>
-            </w:r>
-            <w:r>
-              <w:rPr>
-                <w:rFonts w:asciiTheme="minorHAnsi" w:eastAsiaTheme="minorEastAsia" w:hAnsiTheme="minorHAnsi" w:cstheme="minorBidi"/>
-                <w:sz w:val="22"/>
-                <w:szCs w:val="22"/>
-              </w:rPr>
-              <w:t xml:space="preserve">el taller </w:t>
-            </w:r>
-            <w:r>
-              <w:rPr>
-                <w:rFonts w:asciiTheme="minorHAnsi" w:eastAsiaTheme="minorEastAsia" w:hAnsiTheme="minorHAnsi" w:cstheme="minorBidi"/>
-                <w:sz w:val="22"/>
-                <w:szCs w:val="22"/>
-              </w:rPr>
-              <w:t xml:space="preserve">de proyectos </w:t>
-            </w:r>
-            <w:r>
-              <w:rPr>
-                <w:rFonts w:asciiTheme="minorHAnsi" w:eastAsiaTheme="minorEastAsia" w:hAnsiTheme="minorHAnsi" w:cstheme="minorBidi"/>
-                <w:sz w:val="22"/>
-                <w:szCs w:val="22"/>
-              </w:rPr>
-              <w:t>durante la semana 3.</w:t>
+              <w:t xml:space="preserve"> en el taller de proyectos durante la semana 3.</w:t>
             </w:r>
           </w:p>
           <w:p>
@@ -3367,7 +3150,6 @@
                 <w:lang w:val="es-ES"/>
               </w:rPr>
             </w:pPr>
-            <w:proofErr w:type="spellStart"/>
             <w:r>
               <w:rPr>
                 <w:rStyle w:val="normaltextrun"/>
@@ -3377,19 +3159,7 @@
                 <w:szCs w:val="22"/>
                 <w:lang w:val="es-CL"/>
               </w:rPr>
-              <w:t>Abstract</w:t>
-            </w:r>
-            <w:proofErr w:type="spellEnd"/>
-            <w:r>
-              <w:rPr>
-                <w:rStyle w:val="normaltextrun"/>
-                <w:rFonts w:ascii="Calibri" w:eastAsia="Calibri" w:hAnsi="Calibri" w:cs="Calibri"/>
-                <w:color w:val="000000" w:themeColor="text1"/>
-                <w:sz w:val="22"/>
-                <w:szCs w:val="22"/>
-                <w:lang w:val="es-CL"/>
-              </w:rPr>
-              <w:t xml:space="preserve"> (inglés y español) </w:t>
+              <w:t xml:space="preserve">Abstract (inglés y español) </w:t>
             </w:r>
           </w:p>
           <w:p>
@@ -3944,15 +3714,7 @@
                 <w:sz w:val="22"/>
                 <w:szCs w:val="22"/>
               </w:rPr>
-              <w:t>A continuación</w:t>
-            </w:r>
-            <w:r>
-              <w:rPr>
-                <w:rFonts w:asciiTheme="minorHAnsi" w:eastAsiaTheme="minorEastAsia" w:hAnsiTheme="minorHAnsi" w:cstheme="minorBidi"/>
-                <w:sz w:val="22"/>
-                <w:szCs w:val="22"/>
-              </w:rPr>
-              <w:t>, encontrarás la pauta (rúbrica) que debes utilizar para efectuar la autoevaluación. Esta te orientará sobre los elementos a considerar en esta experiencia de aprendizaje en la que realizas la “Definición Proyecto APT”.</w:t>
+              <w:t>A continuación, encontrarás la pauta (rúbrica) que debes utilizar para efectuar la autoevaluación. Esta te orientará sobre los elementos a considerar en esta experiencia de aprendizaje en la que realizas la “Definición Proyecto APT”.</w:t>
             </w:r>
           </w:p>
           <w:p>
@@ -4163,89 +3925,7 @@
                 <w:sz w:val="22"/>
                 <w:szCs w:val="22"/>
               </w:rPr>
-              <w:t xml:space="preserve">Para evaluar el logro del </w:t>
-            </w:r>
-            <w:r>
-              <w:rPr>
-                <w:rFonts w:asciiTheme="minorHAnsi" w:eastAsiaTheme="minorEastAsia" w:hAnsiTheme="minorHAnsi" w:cstheme="minorBidi"/>
-                <w:sz w:val="22"/>
-                <w:szCs w:val="22"/>
-              </w:rPr>
-              <w:t>indicador final</w:t>
-            </w:r>
-            <w:r>
-              <w:rPr>
-                <w:rFonts w:asciiTheme="minorHAnsi" w:eastAsiaTheme="minorEastAsia" w:hAnsiTheme="minorHAnsi" w:cstheme="minorBidi"/>
-                <w:sz w:val="22"/>
-                <w:szCs w:val="22"/>
-              </w:rPr>
-              <w:t xml:space="preserve">, “Cumple con los indicadores de calidad requeridos en </w:t>
-            </w:r>
-            <w:r>
-              <w:rPr>
-                <w:rFonts w:asciiTheme="minorHAnsi" w:eastAsiaTheme="minorEastAsia" w:hAnsiTheme="minorHAnsi" w:cstheme="minorBidi"/>
-                <w:sz w:val="22"/>
-                <w:szCs w:val="22"/>
-              </w:rPr>
-              <w:t>la presentación del</w:t>
-            </w:r>
-            <w:r>
-              <w:rPr>
-                <w:rFonts w:asciiTheme="minorHAnsi" w:eastAsiaTheme="minorEastAsia" w:hAnsiTheme="minorHAnsi" w:cstheme="minorBidi"/>
-                <w:sz w:val="22"/>
-                <w:szCs w:val="22"/>
-              </w:rPr>
-              <w:t xml:space="preserve"> diseño del Proyecto APT </w:t>
-            </w:r>
-            <w:proofErr w:type="gramStart"/>
-            <w:r>
-              <w:rPr>
-                <w:rFonts w:asciiTheme="minorHAnsi" w:eastAsiaTheme="minorEastAsia" w:hAnsiTheme="minorHAnsi" w:cstheme="minorBidi"/>
-                <w:sz w:val="22"/>
-                <w:szCs w:val="22"/>
-              </w:rPr>
-              <w:t>de acuerdo a</w:t>
-            </w:r>
-            <w:proofErr w:type="gramEnd"/>
-            <w:r>
-              <w:rPr>
-                <w:rFonts w:asciiTheme="minorHAnsi" w:eastAsiaTheme="minorEastAsia" w:hAnsiTheme="minorHAnsi" w:cstheme="minorBidi"/>
-                <w:sz w:val="22"/>
-                <w:szCs w:val="22"/>
-              </w:rPr>
-              <w:t xml:space="preserve"> estándares definidos por la disciplina”, deberás revisar si tu Definición de Proyecto APT cumple con los indicadores de calidad disciplinarios, propios de las competencias del Perfil de Egreso de la Carrera que están involucradas en tu Proyecto. Para ello, deberás seleccionar de la siguiente tabla aquellos indicadores de calidad propios de cada una de las competencias del perfil de egreso que </w:t>
-            </w:r>
-            <w:r>
-              <w:rPr>
-                <w:rFonts w:asciiTheme="minorHAnsi" w:eastAsiaTheme="minorEastAsia" w:hAnsiTheme="minorHAnsi" w:cstheme="minorBidi"/>
-                <w:sz w:val="22"/>
-                <w:szCs w:val="22"/>
-              </w:rPr>
-              <w:t>estás</w:t>
-            </w:r>
-            <w:r>
-              <w:rPr>
-                <w:rFonts w:asciiTheme="minorHAnsi" w:eastAsiaTheme="minorEastAsia" w:hAnsiTheme="minorHAnsi" w:cstheme="minorBidi"/>
-                <w:sz w:val="22"/>
-                <w:szCs w:val="22"/>
-              </w:rPr>
-              <w:t xml:space="preserve"> desarrollando en el Proyecto presentado y determinar si </w:t>
-            </w:r>
-            <w:r>
-              <w:rPr>
-                <w:rFonts w:asciiTheme="minorHAnsi" w:eastAsiaTheme="minorEastAsia" w:hAnsiTheme="minorHAnsi" w:cstheme="minorBidi"/>
-                <w:sz w:val="22"/>
-                <w:szCs w:val="22"/>
-              </w:rPr>
-              <w:t>estos están o no presentes en tu</w:t>
-            </w:r>
-            <w:r>
-              <w:rPr>
-                <w:rFonts w:asciiTheme="minorHAnsi" w:eastAsiaTheme="minorEastAsia" w:hAnsiTheme="minorHAnsi" w:cstheme="minorBidi"/>
-                <w:sz w:val="22"/>
-                <w:szCs w:val="22"/>
-              </w:rPr>
-              <w:t xml:space="preserve"> propuesta.</w:t>
+              <w:t xml:space="preserve">Para evaluar el logro del indicador final, “Cumple con los indicadores de calidad requeridos en la presentación del diseño del Proyecto APT de acuerdo a estándares definidos por la disciplina”, deberás revisar si tu Definición de Proyecto APT cumple con los indicadores de calidad disciplinarios, propios de las competencias del Perfil de Egreso de la Carrera que están involucradas en tu Proyecto. Para ello, deberás seleccionar de la siguiente tabla aquellos indicadores de calidad propios de cada una de las competencias del perfil de egreso que estás desarrollando en el Proyecto presentado y determinar si estos están o no presentes en tu propuesta.</w:t>
             </w:r>
           </w:p>
           <w:p>
@@ -4446,21 +4126,7 @@
                 <w:rFonts w:asciiTheme="minorHAnsi" w:eastAsiaTheme="minorEastAsia" w:hAnsiTheme="minorHAnsi" w:cstheme="minorBidi"/>
                 <w:color w:val="000000" w:themeColor="text1"/>
               </w:rPr>
-              <w:t>1.1</w:t>
-            </w:r>
-            <w:r>
-              <w:rPr>
-                <w:rFonts w:asciiTheme="minorHAnsi" w:eastAsiaTheme="minorEastAsia" w:hAnsiTheme="minorHAnsi" w:cstheme="minorBidi"/>
-                <w:color w:val="000000" w:themeColor="text1"/>
-              </w:rPr>
-              <w:t xml:space="preserve"> </w:t>
-            </w:r>
-            <w:r>
-              <w:rPr>
-                <w:rFonts w:asciiTheme="minorHAnsi" w:eastAsiaTheme="minorEastAsia" w:hAnsiTheme="minorHAnsi" w:cstheme="minorBidi"/>
-                <w:color w:val="000000" w:themeColor="text1"/>
-              </w:rPr>
-              <w:t>Diseña pruebas de validación tanto de los productos como de los procesos utilizando buenas prácticas definidas por la industria.</w:t>
+              <w:t xml:space="preserve">1.1 Diseña pruebas de validación tanto de los productos como de los procesos utilizando buenas prácticas definidas por la industria.</w:t>
             </w:r>
           </w:p>
         </w:tc>
@@ -4542,23 +4208,7 @@
                 <w:rFonts w:asciiTheme="minorHAnsi" w:eastAsiaTheme="minorEastAsia" w:hAnsiTheme="minorHAnsi" w:cstheme="minorBidi"/>
                 <w:color w:val="000000" w:themeColor="text1"/>
               </w:rPr>
-              <w:t xml:space="preserve">1.3 Desarrolla mejoras al producto en base al resultado de </w:t>
-            </w:r>
-            <w:proofErr w:type="gramStart"/>
-            <w:r>
-              <w:rPr>
-                <w:rFonts w:asciiTheme="minorHAnsi" w:eastAsiaTheme="minorEastAsia" w:hAnsiTheme="minorHAnsi" w:cstheme="minorBidi"/>
-                <w:color w:val="000000" w:themeColor="text1"/>
-              </w:rPr>
-              <w:t>las mismas</w:t>
-            </w:r>
-            <w:proofErr w:type="gramEnd"/>
-            <w:r>
-              <w:rPr>
-                <w:rFonts w:asciiTheme="minorHAnsi" w:eastAsiaTheme="minorEastAsia" w:hAnsiTheme="minorHAnsi" w:cstheme="minorBidi"/>
-                <w:color w:val="000000" w:themeColor="text1"/>
-              </w:rPr>
-              <w:t xml:space="preserve">. </w:t>
+              <w:t xml:space="preserve">1.3 Desarrolla mejoras al producto en base al resultado de las mismas. </w:t>
             </w:r>
           </w:p>
         </w:tc>
@@ -4599,27 +4249,7 @@
                 <w:bCs/>
                 <w:color w:val="000000" w:themeColor="text1"/>
               </w:rPr>
-              <w:t xml:space="preserve">Gestionar proyectos informáticos, ofreciendo alternativas para la toma de decisiones </w:t>
-            </w:r>
-            <w:proofErr w:type="gramStart"/>
-            <w:r>
-              <w:rPr>
-                <w:rFonts w:asciiTheme="minorHAnsi" w:eastAsiaTheme="minorEastAsia" w:hAnsiTheme="minorHAnsi" w:cstheme="minorBidi"/>
-                <w:b/>
-                <w:bCs/>
-                <w:color w:val="000000" w:themeColor="text1"/>
-              </w:rPr>
-              <w:t>de acuerdo a</w:t>
-            </w:r>
-            <w:proofErr w:type="gramEnd"/>
-            <w:r>
-              <w:rPr>
-                <w:rFonts w:asciiTheme="minorHAnsi" w:eastAsiaTheme="minorEastAsia" w:hAnsiTheme="minorHAnsi" w:cstheme="minorBidi"/>
-                <w:b/>
-                <w:bCs/>
-                <w:color w:val="000000" w:themeColor="text1"/>
-              </w:rPr>
-              <w:t xml:space="preserve"> los requerimientos de la organización.</w:t>
+              <w:t xml:space="preserve">Gestionar proyectos informáticos, ofreciendo alternativas para la toma de decisiones de acuerdo a los requerimientos de la organización.</w:t>
             </w:r>
           </w:p>
         </w:tc>
@@ -4647,23 +4277,7 @@
                 <w:rFonts w:asciiTheme="minorHAnsi" w:eastAsiaTheme="minorEastAsia" w:hAnsiTheme="minorHAnsi" w:cstheme="minorBidi"/>
                 <w:color w:val="000000" w:themeColor="text1"/>
               </w:rPr>
-              <w:t xml:space="preserve">2.1 Planifica proyectos informáticos, ofreciendo alternativas para la toma de decisiones </w:t>
-            </w:r>
-            <w:proofErr w:type="gramStart"/>
-            <w:r>
-              <w:rPr>
-                <w:rFonts w:asciiTheme="minorHAnsi" w:eastAsiaTheme="minorEastAsia" w:hAnsiTheme="minorHAnsi" w:cstheme="minorBidi"/>
-                <w:color w:val="000000" w:themeColor="text1"/>
-              </w:rPr>
-              <w:t>de acuerdo a</w:t>
-            </w:r>
-            <w:proofErr w:type="gramEnd"/>
-            <w:r>
-              <w:rPr>
-                <w:rFonts w:asciiTheme="minorHAnsi" w:eastAsiaTheme="minorEastAsia" w:hAnsiTheme="minorHAnsi" w:cstheme="minorBidi"/>
-                <w:color w:val="000000" w:themeColor="text1"/>
-              </w:rPr>
-              <w:t xml:space="preserve"> los requerimientos de la organización.</w:t>
+              <w:t xml:space="preserve">2.1 Planifica proyectos informáticos, ofreciendo alternativas para la toma de decisiones de acuerdo a los requerimientos de la organización.</w:t>
             </w:r>
           </w:p>
         </w:tc>
@@ -4704,23 +4318,7 @@
                 <w:rFonts w:asciiTheme="minorHAnsi" w:eastAsiaTheme="minorEastAsia" w:hAnsiTheme="minorHAnsi" w:cstheme="minorBidi"/>
                 <w:color w:val="000000" w:themeColor="text1"/>
               </w:rPr>
-              <w:t xml:space="preserve">2.2 Controla proyectos informáticos, ofreciendo alternativas para la toma de decisiones </w:t>
-            </w:r>
-            <w:proofErr w:type="gramStart"/>
-            <w:r>
-              <w:rPr>
-                <w:rFonts w:asciiTheme="minorHAnsi" w:eastAsiaTheme="minorEastAsia" w:hAnsiTheme="minorHAnsi" w:cstheme="minorBidi"/>
-                <w:color w:val="000000" w:themeColor="text1"/>
-              </w:rPr>
-              <w:t>de acuerdo a</w:t>
-            </w:r>
-            <w:proofErr w:type="gramEnd"/>
-            <w:r>
-              <w:rPr>
-                <w:rFonts w:asciiTheme="minorHAnsi" w:eastAsiaTheme="minorEastAsia" w:hAnsiTheme="minorHAnsi" w:cstheme="minorBidi"/>
-                <w:color w:val="000000" w:themeColor="text1"/>
-              </w:rPr>
-              <w:t xml:space="preserve"> los requerimientos de la organización.</w:t>
+              <w:t xml:space="preserve">2.2 Controla proyectos informáticos, ofreciendo alternativas para la toma de decisiones de acuerdo a los requerimientos de la organización.</w:t>
             </w:r>
           </w:p>
         </w:tc>
@@ -4761,27 +4359,7 @@
                 <w:bCs/>
                 <w:color w:val="000000" w:themeColor="text1"/>
               </w:rPr>
-              <w:t xml:space="preserve">Construir modelos de datos para soportar los requerimientos de la organización </w:t>
-            </w:r>
-            <w:proofErr w:type="gramStart"/>
-            <w:r>
-              <w:rPr>
-                <w:rFonts w:asciiTheme="minorHAnsi" w:eastAsiaTheme="minorEastAsia" w:hAnsiTheme="minorHAnsi" w:cstheme="minorBidi"/>
-                <w:b/>
-                <w:bCs/>
-                <w:color w:val="000000" w:themeColor="text1"/>
-              </w:rPr>
-              <w:t>de acuerdo a</w:t>
-            </w:r>
-            <w:proofErr w:type="gramEnd"/>
-            <w:r>
-              <w:rPr>
-                <w:rFonts w:asciiTheme="minorHAnsi" w:eastAsiaTheme="minorEastAsia" w:hAnsiTheme="minorHAnsi" w:cstheme="minorBidi"/>
-                <w:b/>
-                <w:bCs/>
-                <w:color w:val="000000" w:themeColor="text1"/>
-              </w:rPr>
-              <w:t xml:space="preserve"> un diseño definido y escalable en el tiempo.</w:t>
+              <w:t xml:space="preserve">Construir modelos de datos para soportar los requerimientos de la organización de acuerdo a un diseño definido y escalable en el tiempo.</w:t>
             </w:r>
           </w:p>
         </w:tc>
@@ -4809,23 +4387,7 @@
                 <w:rFonts w:asciiTheme="minorHAnsi" w:eastAsiaTheme="minorEastAsia" w:hAnsiTheme="minorHAnsi" w:cstheme="minorBidi"/>
                 <w:color w:val="000000" w:themeColor="text1"/>
               </w:rPr>
-              <w:t xml:space="preserve">3.1 Diseña modelos de datos para soportar los requerimientos de la organización </w:t>
-            </w:r>
-            <w:proofErr w:type="gramStart"/>
-            <w:r>
-              <w:rPr>
-                <w:rFonts w:asciiTheme="minorHAnsi" w:eastAsiaTheme="minorEastAsia" w:hAnsiTheme="minorHAnsi" w:cstheme="minorBidi"/>
-                <w:color w:val="000000" w:themeColor="text1"/>
-              </w:rPr>
-              <w:t>de acuerdo a</w:t>
-            </w:r>
-            <w:proofErr w:type="gramEnd"/>
-            <w:r>
-              <w:rPr>
-                <w:rFonts w:asciiTheme="minorHAnsi" w:eastAsiaTheme="minorEastAsia" w:hAnsiTheme="minorHAnsi" w:cstheme="minorBidi"/>
-                <w:color w:val="000000" w:themeColor="text1"/>
-              </w:rPr>
-              <w:t xml:space="preserve"> un diseño definido y escalable en el tiempo.</w:t>
+              <w:t xml:space="preserve">3.1 Diseña modelos de datos para soportar los requerimientos de la organización de acuerdo a un diseño definido y escalable en el tiempo.</w:t>
             </w:r>
           </w:p>
         </w:tc>
@@ -4866,23 +4428,7 @@
                 <w:rFonts w:asciiTheme="minorHAnsi" w:eastAsiaTheme="minorEastAsia" w:hAnsiTheme="minorHAnsi" w:cstheme="minorBidi"/>
                 <w:color w:val="000000" w:themeColor="text1"/>
               </w:rPr>
-              <w:t xml:space="preserve">3.2 Implementa modelos de datos para soportar los requerimientos de la organización </w:t>
-            </w:r>
-            <w:proofErr w:type="gramStart"/>
-            <w:r>
-              <w:rPr>
-                <w:rFonts w:asciiTheme="minorHAnsi" w:eastAsiaTheme="minorEastAsia" w:hAnsiTheme="minorHAnsi" w:cstheme="minorBidi"/>
-                <w:color w:val="000000" w:themeColor="text1"/>
-              </w:rPr>
-              <w:t>de acuerdo a</w:t>
-            </w:r>
-            <w:proofErr w:type="gramEnd"/>
-            <w:r>
-              <w:rPr>
-                <w:rFonts w:asciiTheme="minorHAnsi" w:eastAsiaTheme="minorEastAsia" w:hAnsiTheme="minorHAnsi" w:cstheme="minorBidi"/>
-                <w:color w:val="000000" w:themeColor="text1"/>
-              </w:rPr>
-              <w:t xml:space="preserve"> un diseño definido y escalable en el tiempo.</w:t>
+              <w:t xml:space="preserve">3.2 Implementa modelos de datos para soportar los requerimientos de la organización de acuerdo a un diseño definido y escalable en el tiempo.</w:t>
             </w:r>
           </w:p>
         </w:tc>
@@ -5346,42 +4892,7 @@
                 <w:rFonts w:asciiTheme="minorHAnsi" w:eastAsiaTheme="minorEastAsia" w:hAnsiTheme="minorHAnsi" w:cstheme="minorBidi"/>
                 <w:lang w:eastAsia="en-US"/>
               </w:rPr>
-              <w:t>Demuestra</w:t>
-            </w:r>
-            <w:r>
-              <w:rPr>
-                <w:rFonts w:asciiTheme="minorHAnsi" w:eastAsiaTheme="minorEastAsia" w:hAnsiTheme="minorHAnsi" w:cstheme="minorBidi"/>
-                <w:lang w:eastAsia="en-US"/>
-              </w:rPr>
-              <w:t xml:space="preserve"> </w:t>
-            </w:r>
-            <w:r>
-              <w:rPr>
-                <w:rFonts w:asciiTheme="minorHAnsi" w:eastAsiaTheme="minorEastAsia" w:hAnsiTheme="minorHAnsi" w:cstheme="minorBidi"/>
-                <w:lang w:eastAsia="en-US"/>
-              </w:rPr>
-              <w:t>logro</w:t>
-            </w:r>
-            <w:r>
-              <w:rPr>
-                <w:rFonts w:asciiTheme="minorHAnsi" w:eastAsiaTheme="minorEastAsia" w:hAnsiTheme="minorHAnsi" w:cstheme="minorBidi"/>
-                <w:lang w:eastAsia="en-US"/>
-              </w:rPr>
-              <w:t xml:space="preserve"> destacado en</w:t>
-            </w:r>
-            <w:r>
-              <w:rPr>
-                <w:rFonts w:asciiTheme="minorHAnsi" w:eastAsiaTheme="minorEastAsia" w:hAnsiTheme="minorHAnsi" w:cstheme="minorBidi"/>
-                <w:lang w:eastAsia="en-US"/>
-              </w:rPr>
-              <w:t xml:space="preserve"> todos los aspectos evaluados en el indicador. </w:t>
-            </w:r>
-            <w:r>
-              <w:rPr>
-                <w:rFonts w:asciiTheme="minorHAnsi" w:eastAsiaTheme="minorEastAsia" w:hAnsiTheme="minorHAnsi" w:cstheme="minorBidi"/>
-                <w:lang w:eastAsia="en-US"/>
-              </w:rPr>
-              <w:t>Se considera como el punto óptimo dentro del rango competente.</w:t>
+              <w:t xml:space="preserve">Demuestra logro destacado en todos los aspectos evaluados en el indicador. Se considera como el punto óptimo dentro del rango competente.</w:t>
             </w:r>
           </w:p>
         </w:tc>
@@ -5468,56 +4979,7 @@
                 <w:rFonts w:asciiTheme="minorHAnsi" w:eastAsiaTheme="minorEastAsia" w:hAnsiTheme="minorHAnsi" w:cstheme="minorBidi"/>
                 <w:lang w:eastAsia="en-US"/>
               </w:rPr>
-              <w:t>Demuestra logro</w:t>
-            </w:r>
-            <w:r>
-              <w:rPr>
-                <w:rFonts w:asciiTheme="minorHAnsi" w:eastAsiaTheme="minorEastAsia" w:hAnsiTheme="minorHAnsi" w:cstheme="minorBidi"/>
-                <w:lang w:eastAsia="en-US"/>
-              </w:rPr>
-              <w:t xml:space="preserve"> </w:t>
-            </w:r>
-            <w:r>
-              <w:rPr>
-                <w:rFonts w:asciiTheme="minorHAnsi" w:eastAsiaTheme="minorEastAsia" w:hAnsiTheme="minorHAnsi" w:cstheme="minorBidi"/>
-                <w:lang w:eastAsia="en-US"/>
-              </w:rPr>
-              <w:t xml:space="preserve">en </w:t>
-            </w:r>
-            <w:r>
-              <w:rPr>
-                <w:rFonts w:asciiTheme="minorHAnsi" w:eastAsiaTheme="minorEastAsia" w:hAnsiTheme="minorHAnsi" w:cstheme="minorBidi"/>
-                <w:lang w:eastAsia="en-US"/>
-              </w:rPr>
-              <w:t xml:space="preserve">los elementos básicos del indicador, </w:t>
-            </w:r>
-            <w:r>
-              <w:rPr>
-                <w:rFonts w:asciiTheme="minorHAnsi" w:eastAsiaTheme="minorEastAsia" w:hAnsiTheme="minorHAnsi" w:cstheme="minorBidi"/>
-                <w:lang w:eastAsia="en-US"/>
-              </w:rPr>
-              <w:t>las omisiones</w:t>
-            </w:r>
-            <w:r>
-              <w:rPr>
-                <w:rFonts w:asciiTheme="minorHAnsi" w:eastAsiaTheme="minorEastAsia" w:hAnsiTheme="minorHAnsi" w:cstheme="minorBidi"/>
-                <w:lang w:eastAsia="en-US"/>
-              </w:rPr>
-              <w:t>, dificultades o errores</w:t>
-            </w:r>
-            <w:r>
-              <w:rPr>
-                <w:rFonts w:asciiTheme="minorHAnsi" w:eastAsiaTheme="minorEastAsia" w:hAnsiTheme="minorHAnsi" w:cstheme="minorBidi"/>
-                <w:lang w:eastAsia="en-US"/>
-              </w:rPr>
-              <w:t xml:space="preserve"> le permiten ser considerado competente</w:t>
-            </w:r>
-            <w:r>
-              <w:rPr>
-                <w:rFonts w:asciiTheme="minorHAnsi" w:eastAsiaTheme="minorEastAsia" w:hAnsiTheme="minorHAnsi" w:cstheme="minorBidi"/>
-                <w:lang w:eastAsia="en-US"/>
-              </w:rPr>
-              <w:t>.</w:t>
+              <w:t xml:space="preserve">Demuestra logro en los elementos básicos del indicador, las omisiones, dificultades o errores le permiten ser considerado competente.</w:t>
             </w:r>
           </w:p>
         </w:tc>
@@ -5604,21 +5066,7 @@
                 <w:rFonts w:asciiTheme="minorHAnsi" w:eastAsiaTheme="minorEastAsia" w:hAnsiTheme="minorHAnsi" w:cstheme="minorBidi"/>
                 <w:lang w:eastAsia="en-US"/>
               </w:rPr>
-              <w:t>Presenta importantes om</w:t>
-            </w:r>
-            <w:r>
-              <w:rPr>
-                <w:rFonts w:asciiTheme="minorHAnsi" w:eastAsiaTheme="minorEastAsia" w:hAnsiTheme="minorHAnsi" w:cstheme="minorBidi"/>
-                <w:lang w:eastAsia="en-US"/>
-              </w:rPr>
-              <w:t>isiones, dificultades o errores</w:t>
-            </w:r>
-            <w:r>
-              <w:rPr>
-                <w:rFonts w:asciiTheme="minorHAnsi" w:eastAsiaTheme="minorEastAsia" w:hAnsiTheme="minorHAnsi" w:cstheme="minorBidi"/>
-                <w:lang w:eastAsia="en-US"/>
-              </w:rPr>
-              <w:t xml:space="preserve"> que no permiten evidenciar los elementos básicos del logro del indicador, por lo que no puede ser considerado competente.</w:t>
+              <w:t xml:space="preserve">Presenta importantes omisiones, dificultades o errores que no permiten evidenciar los elementos básicos del logro del indicador, por lo que no puede ser considerado competente.</w:t>
             </w:r>
           </w:p>
         </w:tc>
@@ -5703,14 +5151,7 @@
                 <w:rFonts w:asciiTheme="minorHAnsi" w:eastAsiaTheme="minorEastAsia" w:hAnsiTheme="minorHAnsi" w:cstheme="minorBidi"/>
                 <w:lang w:eastAsia="en-US"/>
               </w:rPr>
-              <w:t xml:space="preserve">Presenta ausencia o incorrecto </w:t>
-            </w:r>
-            <w:r>
-              <w:rPr>
-                <w:rFonts w:asciiTheme="minorHAnsi" w:eastAsiaTheme="minorEastAsia" w:hAnsiTheme="minorHAnsi" w:cstheme="minorBidi"/>
-                <w:lang w:eastAsia="en-US"/>
-              </w:rPr>
-              <w:t>logro de los aspectos evaluados en el indicador.</w:t>
+              <w:t xml:space="preserve">Presenta ausencia o incorrecto logro de los aspectos evaluados en el indicador.</w:t>
             </w:r>
           </w:p>
         </w:tc>
@@ -5806,25 +5247,7 @@
                 <w:bCs/>
                 <w:lang w:eastAsia="es-CL"/>
               </w:rPr>
-              <w:t>Categoría</w:t>
-            </w:r>
-            <w:r>
-              <w:rPr>
-                <w:rFonts w:asciiTheme="minorHAnsi" w:eastAsiaTheme="minorEastAsia" w:hAnsiTheme="minorHAnsi" w:cstheme="minorBidi"/>
-                <w:b/>
-                <w:bCs/>
-                <w:lang w:eastAsia="es-CL"/>
-              </w:rPr>
-              <w:t>s</w:t>
-            </w:r>
-            <w:r>
-              <w:rPr>
-                <w:rFonts w:asciiTheme="minorHAnsi" w:eastAsiaTheme="minorEastAsia" w:hAnsiTheme="minorHAnsi" w:cstheme="minorBidi"/>
-                <w:b/>
-                <w:bCs/>
-                <w:lang w:eastAsia="es-CL"/>
-              </w:rPr>
-              <w:t xml:space="preserve"> de Respuesta</w:t>
+              <w:t xml:space="preserve">Categorías de Respuesta</w:t>
             </w:r>
           </w:p>
         </w:tc>
@@ -5904,35 +5327,16 @@
                 <w:sz w:val="22"/>
                 <w:szCs w:val="22"/>
               </w:rPr>
-              <w:t xml:space="preserve">Completamente </w:t>
-            </w:r>
-            <w:r>
-              <w:rPr>
-                <w:rFonts w:asciiTheme="minorHAnsi" w:eastAsiaTheme="minorEastAsia" w:hAnsiTheme="minorHAnsi" w:cstheme="minorBidi"/>
-                <w:b/>
-                <w:bCs/>
-                <w:sz w:val="22"/>
-                <w:szCs w:val="22"/>
-              </w:rPr>
-              <w:t>Logrado (</w:t>
-            </w:r>
-            <w:r>
-              <w:rPr>
-                <w:rFonts w:asciiTheme="minorHAnsi" w:eastAsiaTheme="minorEastAsia" w:hAnsiTheme="minorHAnsi" w:cstheme="minorBidi"/>
-                <w:b/>
-                <w:bCs/>
-                <w:lang w:eastAsia="es-CL"/>
-              </w:rPr>
-              <w:t>100%</w:t>
-            </w:r>
-            <w:r>
-              <w:rPr>
-                <w:rFonts w:asciiTheme="minorHAnsi" w:eastAsiaTheme="minorEastAsia" w:hAnsiTheme="minorHAnsi" w:cstheme="minorBidi"/>
-                <w:b/>
-                <w:bCs/>
-                <w:lang w:eastAsia="es-CL"/>
-              </w:rPr>
-              <w:t>)</w:t>
+              <w:t xml:space="preserve">Completamente Logrado (</w:t>
+            </w:r>
+            <w:r>
+              <w:rPr>
+                <w:rFonts w:asciiTheme="minorHAnsi" w:eastAsiaTheme="minorEastAsia" w:hAnsiTheme="minorHAnsi" w:cstheme="minorBidi"/>
+                <w:b/>
+                <w:bCs/>
+                <w:lang w:eastAsia="es-CL"/>
+              </w:rPr>
+              <w:t>100%)</w:t>
             </w:r>
           </w:p>
         </w:tc>
@@ -5970,34 +5374,7 @@
                 <w:bCs/>
                 <w:lang w:eastAsia="es-CL"/>
               </w:rPr>
-              <w:t xml:space="preserve">  </w:t>
-            </w:r>
-            <w:r>
-              <w:rPr>
-                <w:rFonts w:asciiTheme="minorHAnsi" w:eastAsiaTheme="minorEastAsia" w:hAnsiTheme="minorHAnsi" w:cstheme="minorBidi"/>
-                <w:b/>
-                <w:bCs/>
-                <w:lang w:eastAsia="es-CL"/>
-              </w:rPr>
-              <w:t>(</w:t>
-            </w:r>
-            <w:r>
-              <w:rPr>
-                <w:rFonts w:asciiTheme="minorHAnsi" w:eastAsiaTheme="minorEastAsia" w:hAnsiTheme="minorHAnsi" w:cstheme="minorBidi"/>
-                <w:b/>
-                <w:bCs/>
-                <w:lang w:eastAsia="es-CL"/>
-              </w:rPr>
-              <w:t>60%</w:t>
-            </w:r>
-            <w:r>
-              <w:rPr>
-                <w:rFonts w:asciiTheme="minorHAnsi" w:eastAsiaTheme="minorEastAsia" w:hAnsiTheme="minorHAnsi" w:cstheme="minorBidi"/>
-                <w:b/>
-                <w:bCs/>
-                <w:lang w:eastAsia="es-CL"/>
-              </w:rPr>
-              <w:t>)</w:t>
+              <w:t xml:space="preserve">  (60%)</w:t>
             </w:r>
           </w:p>
         </w:tc>
@@ -6050,25 +5427,7 @@
                 <w:bCs/>
                 <w:lang w:eastAsia="es-CL"/>
               </w:rPr>
-              <w:t>(</w:t>
-            </w:r>
-            <w:r>
-              <w:rPr>
-                <w:rFonts w:asciiTheme="minorHAnsi" w:eastAsiaTheme="minorEastAsia" w:hAnsiTheme="minorHAnsi" w:cstheme="minorBidi"/>
-                <w:b/>
-                <w:bCs/>
-                <w:lang w:eastAsia="es-CL"/>
-              </w:rPr>
-              <w:t>30%</w:t>
-            </w:r>
-            <w:r>
-              <w:rPr>
-                <w:rFonts w:asciiTheme="minorHAnsi" w:eastAsiaTheme="minorEastAsia" w:hAnsiTheme="minorHAnsi" w:cstheme="minorBidi"/>
-                <w:b/>
-                <w:bCs/>
-                <w:lang w:eastAsia="es-CL"/>
-              </w:rPr>
-              <w:t>)</w:t>
+              <w:t>(30%)</w:t>
             </w:r>
           </w:p>
         </w:tc>
@@ -6096,16 +5455,7 @@
                 <w:bCs/>
                 <w:lang w:eastAsia="es-CL"/>
               </w:rPr>
-              <w:t>N</w:t>
-            </w:r>
-            <w:r>
-              <w:rPr>
-                <w:rFonts w:asciiTheme="minorHAnsi" w:eastAsiaTheme="minorEastAsia" w:hAnsiTheme="minorHAnsi" w:cstheme="minorBidi"/>
-                <w:b/>
-                <w:bCs/>
-                <w:lang w:eastAsia="es-CL"/>
-              </w:rPr>
-              <w:t>o logrado</w:t>
+              <w:t>No logrado</w:t>
             </w:r>
           </w:p>
           <w:p>
@@ -6125,25 +5475,7 @@
                 <w:bCs/>
                 <w:lang w:eastAsia="es-CL"/>
               </w:rPr>
-              <w:t>(</w:t>
-            </w:r>
-            <w:r>
-              <w:rPr>
-                <w:rFonts w:asciiTheme="minorHAnsi" w:eastAsiaTheme="minorEastAsia" w:hAnsiTheme="minorHAnsi" w:cstheme="minorBidi"/>
-                <w:b/>
-                <w:bCs/>
-                <w:lang w:eastAsia="es-CL"/>
-              </w:rPr>
-              <w:t>0%</w:t>
-            </w:r>
-            <w:r>
-              <w:rPr>
-                <w:rFonts w:asciiTheme="minorHAnsi" w:eastAsiaTheme="minorEastAsia" w:hAnsiTheme="minorHAnsi" w:cstheme="minorBidi"/>
-                <w:b/>
-                <w:bCs/>
-                <w:lang w:eastAsia="es-CL"/>
-              </w:rPr>
-              <w:t>)</w:t>
+              <w:t>(0%)</w:t>
             </w:r>
           </w:p>
         </w:tc>
@@ -6196,50 +5528,23 @@
         <w:tc>
           <w:tcPr>
             <w:tcW w:w="2268" w:type="dxa"/>
-            <w:vAlign w:val="center"/>
-          </w:tcPr>
-          <w:p>
-            <w:pPr>
-              <w:rPr>
-                <w:rFonts w:asciiTheme="minorHAnsi" w:eastAsiaTheme="minorEastAsia" w:hAnsiTheme="minorHAnsi" w:cstheme="minorBidi"/>
-                <w:color w:val="000000" w:themeColor="text1"/>
-                <w:lang w:eastAsia="es-CL"/>
-              </w:rPr>
-            </w:pPr>
-            <w:r>
-              <w:rPr>
-                <w:rFonts w:asciiTheme="minorHAnsi" w:eastAsiaTheme="minorEastAsia" w:hAnsiTheme="minorHAnsi" w:cstheme="minorBidi"/>
-                <w:color w:val="000000" w:themeColor="text1"/>
-              </w:rPr>
-              <w:t>Describ</w:t>
-            </w:r>
-            <w:r>
-              <w:rPr>
-                <w:rFonts w:asciiTheme="minorHAnsi" w:eastAsiaTheme="minorEastAsia" w:hAnsiTheme="minorHAnsi" w:cstheme="minorBidi"/>
-                <w:color w:val="000000" w:themeColor="text1"/>
-              </w:rPr>
-              <w:t>í</w:t>
-            </w:r>
-            <w:r>
-              <w:rPr>
-                <w:rFonts w:asciiTheme="minorHAnsi" w:eastAsiaTheme="minorEastAsia" w:hAnsiTheme="minorHAnsi" w:cstheme="minorBidi"/>
-                <w:color w:val="000000" w:themeColor="text1"/>
-              </w:rPr>
-              <w:t xml:space="preserve"> brevemente en qué consiste el proyecto APT, justificando la relevancia, impacto o beneficio (real o simulado) que tendría en el campo laboral de </w:t>
-            </w:r>
-            <w:r>
-              <w:rPr>
-                <w:rFonts w:asciiTheme="minorHAnsi" w:eastAsiaTheme="minorEastAsia" w:hAnsiTheme="minorHAnsi" w:cstheme="minorBidi"/>
-                <w:color w:val="000000" w:themeColor="text1"/>
-              </w:rPr>
-              <w:t>mi</w:t>
-            </w:r>
-            <w:r>
-              <w:rPr>
-                <w:rFonts w:asciiTheme="minorHAnsi" w:eastAsiaTheme="minorEastAsia" w:hAnsiTheme="minorHAnsi" w:cstheme="minorBidi"/>
-                <w:color w:val="000000" w:themeColor="text1"/>
-              </w:rPr>
-              <w:t xml:space="preserve"> carrera.</w:t>
+            <w:shd w:val="clear" w:color="auto" w:fill="E2EFDA"/>
+            <w:vAlign w:val="center"/>
+          </w:tcPr>
+          <w:p>
+            <w:pPr>
+              <w:rPr>
+                <w:rFonts w:asciiTheme="minorHAnsi" w:eastAsiaTheme="minorEastAsia" w:hAnsiTheme="minorHAnsi" w:cstheme="minorBidi"/>
+                <w:color w:val="000000" w:themeColor="text1"/>
+                <w:lang w:eastAsia="es-CL"/>
+              </w:rPr>
+            </w:pPr>
+            <w:r>
+              <w:rPr>
+                <w:rFonts w:asciiTheme="minorHAnsi" w:eastAsiaTheme="minorEastAsia" w:hAnsiTheme="minorHAnsi" w:cstheme="minorBidi"/>
+                <w:color w:val="000000" w:themeColor="text1"/>
+              </w:rPr>
+              <w:t xml:space="preserve">✔ Describí brevemente en qué consiste el proyecto APT, justificando la relevancia, impacto o beneficio (real o simulado) que tendría en el campo laboral de mi carrera.</w:t>
             </w:r>
           </w:p>
         </w:tc>
@@ -6261,35 +5566,7 @@
                 <w:rFonts w:asciiTheme="minorHAnsi" w:eastAsiaTheme="minorEastAsia" w:hAnsiTheme="minorHAnsi" w:cstheme="minorBidi"/>
                 <w:color w:val="000000" w:themeColor="text1"/>
               </w:rPr>
-              <w:t xml:space="preserve">Describí </w:t>
-            </w:r>
-            <w:r>
-              <w:rPr>
-                <w:rFonts w:asciiTheme="minorHAnsi" w:eastAsiaTheme="minorEastAsia" w:hAnsiTheme="minorHAnsi" w:cstheme="minorBidi"/>
-                <w:color w:val="000000" w:themeColor="text1"/>
-              </w:rPr>
-              <w:t xml:space="preserve">brevemente en qué consiste el proyecto APT, señalando la relevancia, impacto o beneficio (real o simulado) que tendría, pero no queda clara la relación con el campo laboral de </w:t>
-            </w:r>
-            <w:r>
-              <w:rPr>
-                <w:rFonts w:asciiTheme="minorHAnsi" w:eastAsiaTheme="minorEastAsia" w:hAnsiTheme="minorHAnsi" w:cstheme="minorBidi"/>
-                <w:color w:val="000000" w:themeColor="text1"/>
-              </w:rPr>
-              <w:t>mi</w:t>
-            </w:r>
-            <w:r>
-              <w:rPr>
-                <w:rFonts w:asciiTheme="minorHAnsi" w:eastAsiaTheme="minorEastAsia" w:hAnsiTheme="minorHAnsi" w:cstheme="minorBidi"/>
-                <w:color w:val="000000" w:themeColor="text1"/>
-              </w:rPr>
-              <w:t xml:space="preserve"> carrera</w:t>
-            </w:r>
-            <w:r>
-              <w:rPr>
-                <w:rFonts w:asciiTheme="minorHAnsi" w:eastAsiaTheme="minorEastAsia" w:hAnsiTheme="minorHAnsi" w:cstheme="minorBidi"/>
-                <w:color w:val="000000" w:themeColor="text1"/>
-              </w:rPr>
-              <w:t>.</w:t>
+              <w:t xml:space="preserve">Describí brevemente en qué consiste el proyecto APT, señalando la relevancia, impacto o beneficio (real o simulado) que tendría, pero no queda clara la relación con el campo laboral de mi carrera.</w:t>
             </w:r>
           </w:p>
         </w:tc>
@@ -6312,42 +5589,7 @@
                 <w:rFonts w:asciiTheme="minorHAnsi" w:eastAsiaTheme="minorEastAsia" w:hAnsiTheme="minorHAnsi" w:cstheme="minorBidi"/>
                 <w:color w:val="000000" w:themeColor="text1"/>
               </w:rPr>
-              <w:t xml:space="preserve">Describí </w:t>
-            </w:r>
-            <w:r>
-              <w:rPr>
-                <w:rFonts w:asciiTheme="minorHAnsi" w:eastAsiaTheme="minorEastAsia" w:hAnsiTheme="minorHAnsi" w:cstheme="minorBidi"/>
-                <w:color w:val="000000" w:themeColor="text1"/>
-              </w:rPr>
-              <w:t>brevemente en qué consiste el proyecto APT, pero no lo justifi</w:t>
-            </w:r>
-            <w:r>
-              <w:rPr>
-                <w:rFonts w:asciiTheme="minorHAnsi" w:eastAsiaTheme="minorEastAsia" w:hAnsiTheme="minorHAnsi" w:cstheme="minorBidi"/>
-                <w:color w:val="000000" w:themeColor="text1"/>
-              </w:rPr>
-              <w:t>qué</w:t>
-            </w:r>
-            <w:r>
-              <w:rPr>
-                <w:rFonts w:asciiTheme="minorHAnsi" w:eastAsiaTheme="minorEastAsia" w:hAnsiTheme="minorHAnsi" w:cstheme="minorBidi"/>
-                <w:color w:val="000000" w:themeColor="text1"/>
-              </w:rPr>
-              <w:t xml:space="preserve"> ni relaciona con el campo laboral de </w:t>
-            </w:r>
-            <w:r>
-              <w:rPr>
-                <w:rFonts w:asciiTheme="minorHAnsi" w:eastAsiaTheme="minorEastAsia" w:hAnsiTheme="minorHAnsi" w:cstheme="minorBidi"/>
-                <w:color w:val="000000" w:themeColor="text1"/>
-              </w:rPr>
-              <w:t>mi</w:t>
-            </w:r>
-            <w:r>
-              <w:rPr>
-                <w:rFonts w:asciiTheme="minorHAnsi" w:eastAsiaTheme="minorEastAsia" w:hAnsiTheme="minorHAnsi" w:cstheme="minorBidi"/>
-                <w:color w:val="000000" w:themeColor="text1"/>
-              </w:rPr>
-              <w:t xml:space="preserve"> carrera. </w:t>
+              <w:t xml:space="preserve">Describí brevemente en qué consiste el proyecto APT, pero no lo justifiqué ni relaciona con el campo laboral de mi carrera. </w:t>
             </w:r>
           </w:p>
         </w:tc>
@@ -6370,42 +5612,7 @@
                 <w:rFonts w:asciiTheme="minorHAnsi" w:eastAsiaTheme="minorEastAsia" w:hAnsiTheme="minorHAnsi" w:cstheme="minorBidi"/>
                 <w:color w:val="000000" w:themeColor="text1"/>
               </w:rPr>
-              <w:t xml:space="preserve">No </w:t>
-            </w:r>
-            <w:r>
-              <w:rPr>
-                <w:rFonts w:asciiTheme="minorHAnsi" w:eastAsiaTheme="minorEastAsia" w:hAnsiTheme="minorHAnsi" w:cstheme="minorBidi"/>
-                <w:color w:val="000000" w:themeColor="text1"/>
-              </w:rPr>
-              <w:t>d</w:t>
-            </w:r>
-            <w:r>
-              <w:rPr>
-                <w:rFonts w:asciiTheme="minorHAnsi" w:eastAsiaTheme="minorEastAsia" w:hAnsiTheme="minorHAnsi" w:cstheme="minorBidi"/>
-                <w:color w:val="000000" w:themeColor="text1"/>
-              </w:rPr>
-              <w:t xml:space="preserve">escribí </w:t>
-            </w:r>
-            <w:r>
-              <w:rPr>
-                <w:rFonts w:asciiTheme="minorHAnsi" w:eastAsiaTheme="minorEastAsia" w:hAnsiTheme="minorHAnsi" w:cstheme="minorBidi"/>
-                <w:color w:val="000000" w:themeColor="text1"/>
-              </w:rPr>
-              <w:t xml:space="preserve">o es confuso el proyecto APT, sin justificar ni relacionarlo con el campo laboral de </w:t>
-            </w:r>
-            <w:r>
-              <w:rPr>
-                <w:rFonts w:asciiTheme="minorHAnsi" w:eastAsiaTheme="minorEastAsia" w:hAnsiTheme="minorHAnsi" w:cstheme="minorBidi"/>
-                <w:color w:val="000000" w:themeColor="text1"/>
-              </w:rPr>
-              <w:t>mi</w:t>
-            </w:r>
-            <w:r>
-              <w:rPr>
-                <w:rFonts w:asciiTheme="minorHAnsi" w:eastAsiaTheme="minorEastAsia" w:hAnsiTheme="minorHAnsi" w:cstheme="minorBidi"/>
-                <w:color w:val="000000" w:themeColor="text1"/>
-              </w:rPr>
-              <w:t xml:space="preserve"> carrera. </w:t>
+              <w:t xml:space="preserve">No describí o es confuso el proyecto APT, sin justificar ni relacionarlo con el campo laboral de mi carrera. </w:t>
             </w:r>
           </w:p>
         </w:tc>
@@ -6462,93 +5669,25 @@
         <w:tc>
           <w:tcPr>
             <w:tcW w:w="2268" w:type="dxa"/>
-            <w:vAlign w:val="center"/>
-          </w:tcPr>
-          <w:p>
-            <w:pPr>
-              <w:rPr>
-                <w:rFonts w:asciiTheme="minorHAnsi" w:eastAsiaTheme="minorEastAsia" w:hAnsiTheme="minorHAnsi" w:cstheme="minorBidi"/>
-                <w:color w:val="000000" w:themeColor="text1"/>
-                <w:lang w:eastAsia="es-CL"/>
-              </w:rPr>
-            </w:pPr>
-            <w:r>
-              <w:rPr>
-                <w:rFonts w:asciiTheme="minorHAnsi" w:eastAsiaTheme="minorEastAsia" w:hAnsiTheme="minorHAnsi" w:cstheme="minorBidi"/>
-                <w:color w:val="000000" w:themeColor="text1"/>
-              </w:rPr>
-              <w:t xml:space="preserve">Describí </w:t>
-            </w:r>
-            <w:r>
-              <w:rPr>
-                <w:rFonts w:asciiTheme="minorHAnsi" w:eastAsiaTheme="minorEastAsia" w:hAnsiTheme="minorHAnsi" w:cstheme="minorBidi"/>
-                <w:color w:val="000000" w:themeColor="text1"/>
-              </w:rPr>
-              <w:t xml:space="preserve">una relación coherente entre </w:t>
-            </w:r>
-            <w:r>
-              <w:rPr>
-                <w:rFonts w:asciiTheme="minorHAnsi" w:eastAsiaTheme="minorEastAsia" w:hAnsiTheme="minorHAnsi" w:cstheme="minorBidi"/>
-                <w:color w:val="000000" w:themeColor="text1"/>
-              </w:rPr>
-              <w:t>mi</w:t>
-            </w:r>
-            <w:r>
-              <w:rPr>
-                <w:rFonts w:asciiTheme="minorHAnsi" w:eastAsiaTheme="minorEastAsia" w:hAnsiTheme="minorHAnsi" w:cstheme="minorBidi"/>
-                <w:color w:val="000000" w:themeColor="text1"/>
-              </w:rPr>
-              <w:t xml:space="preserve"> proyecto y el perfil de egreso de </w:t>
-            </w:r>
-            <w:r>
-              <w:rPr>
-                <w:rFonts w:asciiTheme="minorHAnsi" w:eastAsiaTheme="minorEastAsia" w:hAnsiTheme="minorHAnsi" w:cstheme="minorBidi"/>
-                <w:color w:val="000000" w:themeColor="text1"/>
-              </w:rPr>
-              <w:t>mi</w:t>
-            </w:r>
-            <w:r>
-              <w:rPr>
-                <w:rFonts w:asciiTheme="minorHAnsi" w:eastAsiaTheme="minorEastAsia" w:hAnsiTheme="minorHAnsi" w:cstheme="minorBidi"/>
-                <w:color w:val="000000" w:themeColor="text1"/>
-              </w:rPr>
-              <w:t xml:space="preserve"> plan de estudio, especificando cómo deb</w:t>
-            </w:r>
-            <w:r>
-              <w:rPr>
-                <w:rFonts w:asciiTheme="minorHAnsi" w:eastAsiaTheme="minorEastAsia" w:hAnsiTheme="minorHAnsi" w:cstheme="minorBidi"/>
-                <w:color w:val="000000" w:themeColor="text1"/>
-              </w:rPr>
-              <w:t>o</w:t>
-            </w:r>
-            <w:r>
-              <w:rPr>
-                <w:rFonts w:asciiTheme="minorHAnsi" w:eastAsiaTheme="minorEastAsia" w:hAnsiTheme="minorHAnsi" w:cstheme="minorBidi"/>
-                <w:color w:val="000000" w:themeColor="text1"/>
-              </w:rPr>
-              <w:t xml:space="preserve"> utilizar </w:t>
-            </w:r>
-            <w:r>
-              <w:rPr>
-                <w:rFonts w:asciiTheme="minorHAnsi" w:eastAsiaTheme="minorEastAsia" w:hAnsiTheme="minorHAnsi" w:cstheme="minorBidi"/>
-                <w:color w:val="000000" w:themeColor="text1"/>
-              </w:rPr>
+            <w:shd w:val="clear" w:color="auto" w:fill="E2EFDA"/>
+            <w:vAlign w:val="center"/>
+          </w:tcPr>
+          <w:p>
+            <w:pPr>
+              <w:rPr>
+                <w:rFonts w:asciiTheme="minorHAnsi" w:eastAsiaTheme="minorEastAsia" w:hAnsiTheme="minorHAnsi" w:cstheme="minorBidi"/>
+                <w:color w:val="000000" w:themeColor="text1"/>
+                <w:lang w:eastAsia="es-CL"/>
+              </w:rPr>
+            </w:pPr>
+            <w:r>
+              <w:rPr>
+                <w:rFonts w:asciiTheme="minorHAnsi" w:eastAsiaTheme="minorEastAsia" w:hAnsiTheme="minorHAnsi" w:cstheme="minorBidi"/>
+                <w:color w:val="000000" w:themeColor="text1"/>
+              </w:rPr>
+              <w:t xml:space="preserve">✔ Describí una relación coherente entre mi proyecto y el perfil de egreso de mi plan de estudio, especificando cómo debo utilizar </w:t>
               <w:lastRenderedPageBreak/>
-              <w:t xml:space="preserve">distintas competencias para desarrollar </w:t>
-            </w:r>
-            <w:r>
-              <w:rPr>
-                <w:rFonts w:asciiTheme="minorHAnsi" w:eastAsiaTheme="minorEastAsia" w:hAnsiTheme="minorHAnsi" w:cstheme="minorBidi"/>
-                <w:color w:val="000000" w:themeColor="text1"/>
-              </w:rPr>
-              <w:t>mi</w:t>
-            </w:r>
-            <w:r>
-              <w:rPr>
-                <w:rFonts w:asciiTheme="minorHAnsi" w:eastAsiaTheme="minorEastAsia" w:hAnsiTheme="minorHAnsi" w:cstheme="minorBidi"/>
-                <w:color w:val="000000" w:themeColor="text1"/>
-              </w:rPr>
-              <w:t xml:space="preserve"> Proyecto APT. </w:t>
+              <w:t xml:space="preserve">distintas competencias para desarrollar mi Proyecto APT. </w:t>
             </w:r>
           </w:p>
         </w:tc>
@@ -6571,92 +5710,9 @@
                 <w:color w:val="000000" w:themeColor="text1"/>
               </w:rPr>
               <w:lastRenderedPageBreak/>
-              <w:t xml:space="preserve">Describí </w:t>
-            </w:r>
-            <w:r>
-              <w:rPr>
-                <w:rFonts w:asciiTheme="minorHAnsi" w:eastAsiaTheme="minorEastAsia" w:hAnsiTheme="minorHAnsi" w:cstheme="minorBidi"/>
-                <w:color w:val="000000" w:themeColor="text1"/>
-              </w:rPr>
-              <w:t xml:space="preserve">una relación coherente entre </w:t>
-            </w:r>
-            <w:r>
-              <w:rPr>
-                <w:rFonts w:asciiTheme="minorHAnsi" w:eastAsiaTheme="minorEastAsia" w:hAnsiTheme="minorHAnsi" w:cstheme="minorBidi"/>
-                <w:color w:val="000000" w:themeColor="text1"/>
-              </w:rPr>
-              <w:t>mi</w:t>
-            </w:r>
-            <w:r>
-              <w:rPr>
-                <w:rFonts w:asciiTheme="minorHAnsi" w:eastAsiaTheme="minorEastAsia" w:hAnsiTheme="minorHAnsi" w:cstheme="minorBidi"/>
-                <w:color w:val="000000" w:themeColor="text1"/>
-              </w:rPr>
-              <w:t xml:space="preserve"> proyecto y el perfil de egreso de </w:t>
-            </w:r>
-            <w:r>
-              <w:rPr>
-                <w:rFonts w:asciiTheme="minorHAnsi" w:eastAsiaTheme="minorEastAsia" w:hAnsiTheme="minorHAnsi" w:cstheme="minorBidi"/>
-                <w:color w:val="000000" w:themeColor="text1"/>
-              </w:rPr>
-              <w:t>mi</w:t>
-            </w:r>
-            <w:r>
-              <w:rPr>
-                <w:rFonts w:asciiTheme="minorHAnsi" w:eastAsiaTheme="minorEastAsia" w:hAnsiTheme="minorHAnsi" w:cstheme="minorBidi"/>
-                <w:color w:val="000000" w:themeColor="text1"/>
-              </w:rPr>
-              <w:t xml:space="preserve"> plan de estudio, pero no especifi</w:t>
-            </w:r>
-            <w:r>
-              <w:rPr>
-                <w:rFonts w:asciiTheme="minorHAnsi" w:eastAsiaTheme="minorEastAsia" w:hAnsiTheme="minorHAnsi" w:cstheme="minorBidi"/>
-                <w:color w:val="000000" w:themeColor="text1"/>
-              </w:rPr>
-              <w:t>que</w:t>
-            </w:r>
-            <w:r>
-              <w:rPr>
-                <w:rFonts w:asciiTheme="minorHAnsi" w:eastAsiaTheme="minorEastAsia" w:hAnsiTheme="minorHAnsi" w:cstheme="minorBidi"/>
-                <w:color w:val="000000" w:themeColor="text1"/>
-              </w:rPr>
-              <w:t xml:space="preserve"> cómo deb</w:t>
-            </w:r>
-            <w:r>
-              <w:rPr>
-                <w:rFonts w:asciiTheme="minorHAnsi" w:eastAsiaTheme="minorEastAsia" w:hAnsiTheme="minorHAnsi" w:cstheme="minorBidi"/>
-                <w:color w:val="000000" w:themeColor="text1"/>
-              </w:rPr>
-              <w:t>o</w:t>
-            </w:r>
-            <w:r>
-              <w:rPr>
-                <w:rFonts w:asciiTheme="minorHAnsi" w:eastAsiaTheme="minorEastAsia" w:hAnsiTheme="minorHAnsi" w:cstheme="minorBidi"/>
-                <w:color w:val="000000" w:themeColor="text1"/>
-              </w:rPr>
-              <w:t xml:space="preserve"> </w:t>
-            </w:r>
-            <w:r>
-              <w:rPr>
-                <w:rFonts w:asciiTheme="minorHAnsi" w:eastAsiaTheme="minorEastAsia" w:hAnsiTheme="minorHAnsi" w:cstheme="minorBidi"/>
-                <w:color w:val="000000" w:themeColor="text1"/>
-              </w:rPr>
+              <w:t xml:space="preserve">Describí una relación coherente entre mi proyecto y el perfil de egreso de mi plan de estudio, pero no especifique cómo debo </w:t>
               <w:lastRenderedPageBreak/>
-              <w:t xml:space="preserve">utilizar distintas competencias para desarrollar </w:t>
-            </w:r>
-            <w:r>
-              <w:rPr>
-                <w:rFonts w:asciiTheme="minorHAnsi" w:eastAsiaTheme="minorEastAsia" w:hAnsiTheme="minorHAnsi" w:cstheme="minorBidi"/>
-                <w:color w:val="000000" w:themeColor="text1"/>
-              </w:rPr>
-              <w:t>mi</w:t>
-            </w:r>
-            <w:r>
-              <w:rPr>
-                <w:rFonts w:asciiTheme="minorHAnsi" w:eastAsiaTheme="minorEastAsia" w:hAnsiTheme="minorHAnsi" w:cstheme="minorBidi"/>
-                <w:color w:val="000000" w:themeColor="text1"/>
-              </w:rPr>
-              <w:t xml:space="preserve"> Proyecto APT.</w:t>
+              <w:t xml:space="preserve">utilizar distintas competencias para desarrollar mi Proyecto APT.</w:t>
             </w:r>
           </w:p>
         </w:tc>
@@ -6679,64 +5735,9 @@
                 <w:color w:val="000000" w:themeColor="text1"/>
               </w:rPr>
               <w:lastRenderedPageBreak/>
-              <w:t xml:space="preserve">Describí </w:t>
-            </w:r>
-            <w:r>
-              <w:rPr>
-                <w:rFonts w:asciiTheme="minorHAnsi" w:eastAsiaTheme="minorEastAsia" w:hAnsiTheme="minorHAnsi" w:cstheme="minorBidi"/>
-                <w:color w:val="000000" w:themeColor="text1"/>
-              </w:rPr>
-              <w:t>una relación que tiene elementos</w:t>
-            </w:r>
-            <w:r>
-              <w:rPr>
-                <w:rFonts w:asciiTheme="minorHAnsi" w:eastAsiaTheme="minorEastAsia" w:hAnsiTheme="minorHAnsi" w:cstheme="minorBidi"/>
-                <w:color w:val="000000" w:themeColor="text1"/>
-              </w:rPr>
-              <w:t xml:space="preserve"> pero que no </w:t>
-            </w:r>
-            <w:r>
-              <w:rPr>
-                <w:rFonts w:asciiTheme="minorHAnsi" w:eastAsiaTheme="minorEastAsia" w:hAnsiTheme="minorHAnsi" w:cstheme="minorBidi"/>
-                <w:color w:val="000000" w:themeColor="text1"/>
-              </w:rPr>
-              <w:t xml:space="preserve">son coherentes entre </w:t>
-            </w:r>
-            <w:r>
-              <w:rPr>
-                <w:rFonts w:asciiTheme="minorHAnsi" w:eastAsiaTheme="minorEastAsia" w:hAnsiTheme="minorHAnsi" w:cstheme="minorBidi"/>
-                <w:color w:val="000000" w:themeColor="text1"/>
-              </w:rPr>
-              <w:t>mi</w:t>
-            </w:r>
-            <w:r>
-              <w:rPr>
-                <w:rFonts w:asciiTheme="minorHAnsi" w:eastAsiaTheme="minorEastAsia" w:hAnsiTheme="minorHAnsi" w:cstheme="minorBidi"/>
-                <w:color w:val="000000" w:themeColor="text1"/>
-              </w:rPr>
-              <w:t xml:space="preserve"> proyecto y el perfil de </w:t>
-            </w:r>
-            <w:r>
-              <w:rPr>
-                <w:rFonts w:asciiTheme="minorHAnsi" w:eastAsiaTheme="minorEastAsia" w:hAnsiTheme="minorHAnsi" w:cstheme="minorBidi"/>
-                <w:color w:val="000000" w:themeColor="text1"/>
-              </w:rPr>
+              <w:t xml:space="preserve">Describí una relación que tiene elementos pero que no son coherentes entre mi proyecto y el perfil de </w:t>
               <w:lastRenderedPageBreak/>
-              <w:t xml:space="preserve">egreso de </w:t>
-            </w:r>
-            <w:r>
-              <w:rPr>
-                <w:rFonts w:asciiTheme="minorHAnsi" w:eastAsiaTheme="minorEastAsia" w:hAnsiTheme="minorHAnsi" w:cstheme="minorBidi"/>
-                <w:color w:val="000000" w:themeColor="text1"/>
-              </w:rPr>
-              <w:t>mi</w:t>
-            </w:r>
-            <w:r>
-              <w:rPr>
-                <w:rFonts w:asciiTheme="minorHAnsi" w:eastAsiaTheme="minorEastAsia" w:hAnsiTheme="minorHAnsi" w:cstheme="minorBidi"/>
-                <w:color w:val="000000" w:themeColor="text1"/>
-              </w:rPr>
-              <w:t xml:space="preserve"> plan de estudio.</w:t>
+              <w:t xml:space="preserve">egreso de mi plan de estudio.</w:t>
             </w:r>
           </w:p>
         </w:tc>
@@ -6759,42 +5760,7 @@
                 <w:color w:val="000000" w:themeColor="text1"/>
               </w:rPr>
               <w:lastRenderedPageBreak/>
-              <w:t xml:space="preserve">Describí </w:t>
-            </w:r>
-            <w:r>
-              <w:rPr>
-                <w:rFonts w:asciiTheme="minorHAnsi" w:eastAsiaTheme="minorEastAsia" w:hAnsiTheme="minorHAnsi" w:cstheme="minorBidi"/>
-                <w:color w:val="000000" w:themeColor="text1"/>
-              </w:rPr>
-              <w:t xml:space="preserve">una relación sin coherencia entre </w:t>
-            </w:r>
-            <w:r>
-              <w:rPr>
-                <w:rFonts w:asciiTheme="minorHAnsi" w:eastAsiaTheme="minorEastAsia" w:hAnsiTheme="minorHAnsi" w:cstheme="minorBidi"/>
-                <w:color w:val="000000" w:themeColor="text1"/>
-              </w:rPr>
-              <w:t>mi</w:t>
-            </w:r>
-            <w:r>
-              <w:rPr>
-                <w:rFonts w:asciiTheme="minorHAnsi" w:eastAsiaTheme="minorEastAsia" w:hAnsiTheme="minorHAnsi" w:cstheme="minorBidi"/>
-                <w:color w:val="000000" w:themeColor="text1"/>
-              </w:rPr>
-              <w:t xml:space="preserve"> proyecto y el perfil de egreso de </w:t>
-            </w:r>
-            <w:r>
-              <w:rPr>
-                <w:rFonts w:asciiTheme="minorHAnsi" w:eastAsiaTheme="minorEastAsia" w:hAnsiTheme="minorHAnsi" w:cstheme="minorBidi"/>
-                <w:color w:val="000000" w:themeColor="text1"/>
-              </w:rPr>
-              <w:t>mi</w:t>
-            </w:r>
-            <w:r>
-              <w:rPr>
-                <w:rFonts w:asciiTheme="minorHAnsi" w:eastAsiaTheme="minorEastAsia" w:hAnsiTheme="minorHAnsi" w:cstheme="minorBidi"/>
-                <w:color w:val="000000" w:themeColor="text1"/>
-              </w:rPr>
-              <w:t xml:space="preserve"> plan de estudio.</w:t>
+              <w:t xml:space="preserve">Describí una relación sin coherencia entre mi proyecto y el perfil de egreso de mi plan de estudio.</w:t>
             </w:r>
             <w:r>
               <w:br/>
@@ -6815,35 +5781,7 @@
                 <w:color w:val="000000" w:themeColor="text1"/>
               </w:rPr>
               <w:lastRenderedPageBreak/>
-              <w:t>No relacion</w:t>
-            </w:r>
-            <w:r>
-              <w:rPr>
-                <w:rFonts w:asciiTheme="minorHAnsi" w:eastAsiaTheme="minorEastAsia" w:hAnsiTheme="minorHAnsi" w:cstheme="minorBidi"/>
-                <w:color w:val="000000" w:themeColor="text1"/>
-              </w:rPr>
-              <w:t>é</w:t>
-            </w:r>
-            <w:r>
-              <w:rPr>
-                <w:rFonts w:asciiTheme="minorHAnsi" w:eastAsiaTheme="minorEastAsia" w:hAnsiTheme="minorHAnsi" w:cstheme="minorBidi"/>
-                <w:color w:val="000000" w:themeColor="text1"/>
-              </w:rPr>
-              <w:t xml:space="preserve"> el proyecto con </w:t>
-            </w:r>
-            <w:r>
-              <w:rPr>
-                <w:rFonts w:asciiTheme="minorHAnsi" w:eastAsiaTheme="minorEastAsia" w:hAnsiTheme="minorHAnsi" w:cstheme="minorBidi"/>
-                <w:color w:val="000000" w:themeColor="text1"/>
-              </w:rPr>
-              <w:t>mi</w:t>
-            </w:r>
-            <w:r>
-              <w:rPr>
-                <w:rFonts w:asciiTheme="minorHAnsi" w:eastAsiaTheme="minorEastAsia" w:hAnsiTheme="minorHAnsi" w:cstheme="minorBidi"/>
-                <w:color w:val="000000" w:themeColor="text1"/>
-              </w:rPr>
-              <w:t xml:space="preserve"> perfil de egreso. </w:t>
+              <w:t xml:space="preserve">No relacioné el proyecto con mi perfil de egreso. </w:t>
             </w:r>
           </w:p>
         </w:tc>
@@ -6925,64 +5863,23 @@
         <w:tc>
           <w:tcPr>
             <w:tcW w:w="2268" w:type="dxa"/>
-            <w:vAlign w:val="center"/>
-          </w:tcPr>
-          <w:p>
-            <w:pPr>
-              <w:rPr>
-                <w:rFonts w:asciiTheme="minorHAnsi" w:eastAsiaTheme="minorEastAsia" w:hAnsiTheme="minorHAnsi" w:cstheme="minorBidi"/>
-                <w:color w:val="000000" w:themeColor="text1"/>
-                <w:lang w:eastAsia="es-CL"/>
-              </w:rPr>
-            </w:pPr>
-            <w:r>
-              <w:rPr>
-                <w:rFonts w:asciiTheme="minorHAnsi" w:eastAsiaTheme="minorEastAsia" w:hAnsiTheme="minorHAnsi" w:cstheme="minorBidi"/>
-                <w:color w:val="000000" w:themeColor="text1"/>
-              </w:rPr>
-              <w:t>Mencion</w:t>
-            </w:r>
-            <w:r>
-              <w:rPr>
-                <w:rFonts w:asciiTheme="minorHAnsi" w:eastAsiaTheme="minorEastAsia" w:hAnsiTheme="minorHAnsi" w:cstheme="minorBidi"/>
-                <w:color w:val="000000" w:themeColor="text1"/>
-              </w:rPr>
-              <w:t>é mis</w:t>
-            </w:r>
-            <w:r>
-              <w:rPr>
-                <w:rFonts w:asciiTheme="minorHAnsi" w:eastAsiaTheme="minorEastAsia" w:hAnsiTheme="minorHAnsi" w:cstheme="minorBidi"/>
-                <w:color w:val="000000" w:themeColor="text1"/>
-              </w:rPr>
-              <w:t xml:space="preserve"> intereses profesionales y expli</w:t>
-            </w:r>
-            <w:r>
-              <w:rPr>
-                <w:rFonts w:asciiTheme="minorHAnsi" w:eastAsiaTheme="minorEastAsia" w:hAnsiTheme="minorHAnsi" w:cstheme="minorBidi"/>
-                <w:color w:val="000000" w:themeColor="text1"/>
-              </w:rPr>
-              <w:t>qué</w:t>
-            </w:r>
-            <w:r>
-              <w:rPr>
-                <w:rFonts w:asciiTheme="minorHAnsi" w:eastAsiaTheme="minorEastAsia" w:hAnsiTheme="minorHAnsi" w:cstheme="minorBidi"/>
-                <w:color w:val="000000" w:themeColor="text1"/>
-              </w:rPr>
-              <w:t xml:space="preserve"> con claridad cómo estos se ven reflejados en </w:t>
-            </w:r>
-            <w:r>
-              <w:rPr>
-                <w:rFonts w:asciiTheme="minorHAnsi" w:eastAsiaTheme="minorEastAsia" w:hAnsiTheme="minorHAnsi" w:cstheme="minorBidi"/>
-                <w:color w:val="000000" w:themeColor="text1"/>
-              </w:rPr>
-              <w:t>mi</w:t>
-            </w:r>
-            <w:r>
-              <w:rPr>
-                <w:rFonts w:asciiTheme="minorHAnsi" w:eastAsiaTheme="minorEastAsia" w:hAnsiTheme="minorHAnsi" w:cstheme="minorBidi"/>
-                <w:color w:val="000000" w:themeColor="text1"/>
-              </w:rPr>
-              <w:t xml:space="preserve"> proyecto. </w:t>
+            <w:shd w:val="clear" w:color="auto" w:fill="E2EFDA"/>
+            <w:vAlign w:val="center"/>
+          </w:tcPr>
+          <w:p>
+            <w:pPr>
+              <w:rPr>
+                <w:rFonts w:asciiTheme="minorHAnsi" w:eastAsiaTheme="minorEastAsia" w:hAnsiTheme="minorHAnsi" w:cstheme="minorBidi"/>
+                <w:color w:val="000000" w:themeColor="text1"/>
+                <w:lang w:eastAsia="es-CL"/>
+              </w:rPr>
+            </w:pPr>
+            <w:r>
+              <w:rPr>
+                <w:rFonts w:asciiTheme="minorHAnsi" w:eastAsiaTheme="minorEastAsia" w:hAnsiTheme="minorHAnsi" w:cstheme="minorBidi"/>
+                <w:color w:val="000000" w:themeColor="text1"/>
+              </w:rPr>
+              <w:t xml:space="preserve">✔ Mencioné mis intereses profesionales y expliqué con claridad cómo estos se ven reflejados en mi proyecto. </w:t>
             </w:r>
           </w:p>
         </w:tc>
@@ -7004,42 +5901,7 @@
                 <w:rFonts w:asciiTheme="minorHAnsi" w:eastAsiaTheme="minorEastAsia" w:hAnsiTheme="minorHAnsi" w:cstheme="minorBidi"/>
                 <w:color w:val="000000" w:themeColor="text1"/>
               </w:rPr>
-              <w:t xml:space="preserve">Mencioné </w:t>
-            </w:r>
-            <w:r>
-              <w:rPr>
-                <w:rFonts w:asciiTheme="minorHAnsi" w:eastAsiaTheme="minorEastAsia" w:hAnsiTheme="minorHAnsi" w:cstheme="minorBidi"/>
-                <w:color w:val="000000" w:themeColor="text1"/>
-              </w:rPr>
-              <w:t>mis</w:t>
-            </w:r>
-            <w:r>
-              <w:rPr>
-                <w:rFonts w:asciiTheme="minorHAnsi" w:eastAsiaTheme="minorEastAsia" w:hAnsiTheme="minorHAnsi" w:cstheme="minorBidi"/>
-                <w:color w:val="000000" w:themeColor="text1"/>
-              </w:rPr>
-              <w:t xml:space="preserve"> intereses profesionales, pero no queda completamente cla</w:t>
-            </w:r>
-            <w:r>
-              <w:rPr>
-                <w:rFonts w:asciiTheme="minorHAnsi" w:eastAsiaTheme="minorEastAsia" w:hAnsiTheme="minorHAnsi" w:cstheme="minorBidi"/>
-                <w:color w:val="000000" w:themeColor="text1"/>
-              </w:rPr>
-              <w:t xml:space="preserve">ra su conexión con </w:t>
-            </w:r>
-            <w:r>
-              <w:rPr>
-                <w:rFonts w:asciiTheme="minorHAnsi" w:eastAsiaTheme="minorEastAsia" w:hAnsiTheme="minorHAnsi" w:cstheme="minorBidi"/>
-                <w:color w:val="000000" w:themeColor="text1"/>
-              </w:rPr>
-              <w:t>mi</w:t>
-            </w:r>
-            <w:r>
-              <w:rPr>
-                <w:rFonts w:asciiTheme="minorHAnsi" w:eastAsiaTheme="minorEastAsia" w:hAnsiTheme="minorHAnsi" w:cstheme="minorBidi"/>
-                <w:color w:val="000000" w:themeColor="text1"/>
-              </w:rPr>
-              <w:t xml:space="preserve"> proyecto.</w:t>
+              <w:t xml:space="preserve">Mencioné mis intereses profesionales, pero no queda completamente clara su conexión con mi proyecto.</w:t>
             </w:r>
           </w:p>
         </w:tc>
@@ -7061,35 +5923,7 @@
                 <w:rFonts w:asciiTheme="minorHAnsi" w:eastAsiaTheme="minorEastAsia" w:hAnsiTheme="minorHAnsi" w:cstheme="minorBidi"/>
                 <w:color w:val="000000" w:themeColor="text1"/>
               </w:rPr>
-              <w:t xml:space="preserve">Menciona </w:t>
-            </w:r>
-            <w:r>
-              <w:rPr>
-                <w:rFonts w:asciiTheme="minorHAnsi" w:eastAsiaTheme="minorEastAsia" w:hAnsiTheme="minorHAnsi" w:cstheme="minorBidi"/>
-                <w:color w:val="000000" w:themeColor="text1"/>
-              </w:rPr>
-              <w:t>mis</w:t>
-            </w:r>
-            <w:r>
-              <w:rPr>
-                <w:rFonts w:asciiTheme="minorHAnsi" w:eastAsiaTheme="minorEastAsia" w:hAnsiTheme="minorHAnsi" w:cstheme="minorBidi"/>
-                <w:color w:val="000000" w:themeColor="text1"/>
-              </w:rPr>
-              <w:t xml:space="preserve"> intereses profesionales sin conectarlos con </w:t>
-            </w:r>
-            <w:r>
-              <w:rPr>
-                <w:rFonts w:asciiTheme="minorHAnsi" w:eastAsiaTheme="minorEastAsia" w:hAnsiTheme="minorHAnsi" w:cstheme="minorBidi"/>
-                <w:color w:val="000000" w:themeColor="text1"/>
-              </w:rPr>
-              <w:t>mi</w:t>
-            </w:r>
-            <w:r>
-              <w:rPr>
-                <w:rFonts w:asciiTheme="minorHAnsi" w:eastAsiaTheme="minorEastAsia" w:hAnsiTheme="minorHAnsi" w:cstheme="minorBidi"/>
-                <w:color w:val="000000" w:themeColor="text1"/>
-              </w:rPr>
-              <w:t xml:space="preserve"> proyecto. </w:t>
+              <w:t xml:space="preserve">Menciona mis intereses profesionales sin conectarlos con mi proyecto. </w:t>
             </w:r>
           </w:p>
         </w:tc>
@@ -7111,21 +5945,7 @@
                 <w:rFonts w:asciiTheme="minorHAnsi" w:eastAsiaTheme="minorEastAsia" w:hAnsiTheme="minorHAnsi" w:cstheme="minorBidi"/>
                 <w:color w:val="000000" w:themeColor="text1"/>
               </w:rPr>
-              <w:t xml:space="preserve">No menciona </w:t>
-            </w:r>
-            <w:r>
-              <w:rPr>
-                <w:rFonts w:asciiTheme="minorHAnsi" w:eastAsiaTheme="minorEastAsia" w:hAnsiTheme="minorHAnsi" w:cstheme="minorBidi"/>
-                <w:color w:val="000000" w:themeColor="text1"/>
-              </w:rPr>
-              <w:t>mis</w:t>
-            </w:r>
-            <w:r>
-              <w:rPr>
-                <w:rFonts w:asciiTheme="minorHAnsi" w:eastAsiaTheme="minorEastAsia" w:hAnsiTheme="minorHAnsi" w:cstheme="minorBidi"/>
-                <w:color w:val="000000" w:themeColor="text1"/>
-              </w:rPr>
-              <w:t xml:space="preserve"> intereses profesionales.</w:t>
+              <w:t xml:space="preserve">No menciona mis intereses profesionales.</w:t>
             </w:r>
           </w:p>
         </w:tc>
@@ -7203,64 +6023,30 @@
                 <w:rFonts w:asciiTheme="minorHAnsi" w:eastAsiaTheme="minorEastAsia" w:hAnsiTheme="minorHAnsi" w:cstheme="minorBidi"/>
                 <w:color w:val="000000" w:themeColor="text1"/>
               </w:rPr>
-              <w:t>Justifi</w:t>
-            </w:r>
-            <w:r>
-              <w:rPr>
-                <w:rFonts w:asciiTheme="minorHAnsi" w:eastAsiaTheme="minorEastAsia" w:hAnsiTheme="minorHAnsi" w:cstheme="minorBidi"/>
-                <w:color w:val="000000" w:themeColor="text1"/>
-              </w:rPr>
-              <w:t>qué</w:t>
-            </w:r>
-            <w:r>
-              <w:rPr>
-                <w:rFonts w:asciiTheme="minorHAnsi" w:eastAsiaTheme="minorEastAsia" w:hAnsiTheme="minorHAnsi" w:cstheme="minorBidi"/>
-                <w:color w:val="000000" w:themeColor="text1"/>
-              </w:rPr>
-              <w:t xml:space="preserve"> por qué el proyecto puede desarrollarse considerado tiempo, materiales y factores externos, y en caso de posibles dificultades plante</w:t>
-            </w:r>
-            <w:r>
-              <w:rPr>
-                <w:rFonts w:asciiTheme="minorHAnsi" w:eastAsiaTheme="minorEastAsia" w:hAnsiTheme="minorHAnsi" w:cstheme="minorBidi"/>
-                <w:color w:val="000000" w:themeColor="text1"/>
-              </w:rPr>
-              <w:t>e</w:t>
-            </w:r>
-            <w:r>
-              <w:rPr>
-                <w:rFonts w:asciiTheme="minorHAnsi" w:eastAsiaTheme="minorEastAsia" w:hAnsiTheme="minorHAnsi" w:cstheme="minorBidi"/>
-                <w:color w:val="000000" w:themeColor="text1"/>
-              </w:rPr>
-              <w:t xml:space="preserve"> como las abordaría.</w:t>
+              <w:t xml:space="preserve">Justifiqué por qué el proyecto puede desarrollarse considerado tiempo, materiales y factores externos, y en caso de posibles dificultades plantee como las abordaría.</w:t>
             </w:r>
           </w:p>
         </w:tc>
         <w:tc>
           <w:tcPr>
             <w:tcW w:w="2126" w:type="dxa"/>
-            <w:vAlign w:val="center"/>
-          </w:tcPr>
-          <w:p>
-            <w:pPr>
-              <w:rPr>
-                <w:rFonts w:asciiTheme="minorHAnsi" w:eastAsiaTheme="minorEastAsia" w:hAnsiTheme="minorHAnsi" w:cstheme="minorBidi"/>
-                <w:color w:val="000000" w:themeColor="text1"/>
-                <w:lang w:eastAsia="es-CL"/>
-              </w:rPr>
-            </w:pPr>
-            <w:r>
-              <w:rPr>
-                <w:rFonts w:asciiTheme="minorHAnsi" w:eastAsiaTheme="minorEastAsia" w:hAnsiTheme="minorHAnsi" w:cstheme="minorBidi"/>
-                <w:color w:val="000000" w:themeColor="text1"/>
-              </w:rPr>
-              <w:t xml:space="preserve">Justifiqué </w:t>
-            </w:r>
-            <w:r>
-              <w:rPr>
-                <w:rFonts w:asciiTheme="minorHAnsi" w:eastAsiaTheme="minorEastAsia" w:hAnsiTheme="minorHAnsi" w:cstheme="minorBidi"/>
-                <w:color w:val="000000" w:themeColor="text1"/>
-              </w:rPr>
-              <w:t>por qué el proyecto puede desarrollarse, considerando el tiempo y materiales o factores externos</w:t>
+            <w:shd w:val="clear" w:color="auto" w:fill="E2EFDA"/>
+            <w:vAlign w:val="center"/>
+          </w:tcPr>
+          <w:p>
+            <w:pPr>
+              <w:rPr>
+                <w:rFonts w:asciiTheme="minorHAnsi" w:eastAsiaTheme="minorEastAsia" w:hAnsiTheme="minorHAnsi" w:cstheme="minorBidi"/>
+                <w:color w:val="000000" w:themeColor="text1"/>
+                <w:lang w:eastAsia="es-CL"/>
+              </w:rPr>
+            </w:pPr>
+            <w:r>
+              <w:rPr>
+                <w:rFonts w:asciiTheme="minorHAnsi" w:eastAsiaTheme="minorEastAsia" w:hAnsiTheme="minorHAnsi" w:cstheme="minorBidi"/>
+                <w:color w:val="000000" w:themeColor="text1"/>
+              </w:rPr>
+              <w:t xml:space="preserve">✔ Justifiqué por qué el proyecto puede desarrollarse, considerando el tiempo y materiales o factores externos</w:t>
             </w:r>
             <w:r>
               <w:br/>
@@ -7280,21 +6066,7 @@
                 <w:rFonts w:asciiTheme="minorHAnsi" w:eastAsiaTheme="minorEastAsia" w:hAnsiTheme="minorHAnsi" w:cstheme="minorBidi"/>
                 <w:color w:val="000000" w:themeColor="text1"/>
               </w:rPr>
-              <w:t>En caso de posibles dificultades no plante</w:t>
-            </w:r>
-            <w:r>
-              <w:rPr>
-                <w:rFonts w:asciiTheme="minorHAnsi" w:eastAsiaTheme="minorEastAsia" w:hAnsiTheme="minorHAnsi" w:cstheme="minorBidi"/>
-                <w:color w:val="000000" w:themeColor="text1"/>
-              </w:rPr>
-              <w:t>e</w:t>
-            </w:r>
-            <w:r>
-              <w:rPr>
-                <w:rFonts w:asciiTheme="minorHAnsi" w:eastAsiaTheme="minorEastAsia" w:hAnsiTheme="minorHAnsi" w:cstheme="minorBidi"/>
-                <w:color w:val="000000" w:themeColor="text1"/>
-              </w:rPr>
-              <w:t xml:space="preserve"> claramente como las abordaría.</w:t>
+              <w:t xml:space="preserve">En caso de posibles dificultades no plantee claramente como las abordaría.</w:t>
             </w:r>
           </w:p>
         </w:tc>
@@ -7316,14 +6088,7 @@
                 <w:rFonts w:asciiTheme="minorHAnsi" w:eastAsiaTheme="minorEastAsia" w:hAnsiTheme="minorHAnsi" w:cstheme="minorBidi"/>
                 <w:color w:val="000000" w:themeColor="text1"/>
               </w:rPr>
-              <w:t xml:space="preserve">Justifiqué </w:t>
-            </w:r>
-            <w:r>
-              <w:rPr>
-                <w:rFonts w:asciiTheme="minorHAnsi" w:eastAsiaTheme="minorEastAsia" w:hAnsiTheme="minorHAnsi" w:cstheme="minorBidi"/>
-                <w:color w:val="000000" w:themeColor="text1"/>
-              </w:rPr>
-              <w:t xml:space="preserve">por qué el proyecto puede desarrollarse en el tiempo de la asignatura, sin considerar materiales ni factores externos. </w:t>
+              <w:t xml:space="preserve">Justifiqué por qué el proyecto puede desarrollarse en el tiempo de la asignatura, sin considerar materiales ni factores externos. </w:t>
             </w:r>
             <w:r>
               <w:br/>
@@ -7343,21 +6108,7 @@
                 <w:rFonts w:asciiTheme="minorHAnsi" w:eastAsiaTheme="minorEastAsia" w:hAnsiTheme="minorHAnsi" w:cstheme="minorBidi"/>
                 <w:color w:val="000000" w:themeColor="text1"/>
               </w:rPr>
-              <w:t>En caso de posibles dificultades no plante</w:t>
-            </w:r>
-            <w:r>
-              <w:rPr>
-                <w:rFonts w:asciiTheme="minorHAnsi" w:eastAsiaTheme="minorEastAsia" w:hAnsiTheme="minorHAnsi" w:cstheme="minorBidi"/>
-                <w:color w:val="000000" w:themeColor="text1"/>
-              </w:rPr>
-              <w:t>e</w:t>
-            </w:r>
-            <w:r>
-              <w:rPr>
-                <w:rFonts w:asciiTheme="minorHAnsi" w:eastAsiaTheme="minorEastAsia" w:hAnsiTheme="minorHAnsi" w:cstheme="minorBidi"/>
-                <w:color w:val="000000" w:themeColor="text1"/>
-              </w:rPr>
-              <w:t xml:space="preserve"> como abordarlas.</w:t>
+              <w:t xml:space="preserve">En caso de posibles dificultades no plantee como abordarlas.</w:t>
             </w:r>
           </w:p>
         </w:tc>
@@ -7379,35 +6130,7 @@
                 <w:rFonts w:asciiTheme="minorHAnsi" w:eastAsiaTheme="minorEastAsia" w:hAnsiTheme="minorHAnsi" w:cstheme="minorBidi"/>
                 <w:color w:val="000000" w:themeColor="text1"/>
               </w:rPr>
-              <w:t>No justifiqué</w:t>
-            </w:r>
-            <w:r>
-              <w:rPr>
-                <w:rFonts w:asciiTheme="minorHAnsi" w:eastAsiaTheme="minorEastAsia" w:hAnsiTheme="minorHAnsi" w:cstheme="minorBidi"/>
-                <w:color w:val="000000" w:themeColor="text1"/>
-              </w:rPr>
-              <w:t xml:space="preserve"> </w:t>
-            </w:r>
-            <w:r>
-              <w:rPr>
-                <w:rFonts w:asciiTheme="minorHAnsi" w:eastAsiaTheme="minorEastAsia" w:hAnsiTheme="minorHAnsi" w:cstheme="minorBidi"/>
-                <w:color w:val="000000" w:themeColor="text1"/>
-              </w:rPr>
-              <w:t xml:space="preserve">las razones de porque </w:t>
-            </w:r>
-            <w:r>
-              <w:rPr>
-                <w:rFonts w:asciiTheme="minorHAnsi" w:eastAsiaTheme="minorEastAsia" w:hAnsiTheme="minorHAnsi" w:cstheme="minorBidi"/>
-                <w:color w:val="000000" w:themeColor="text1"/>
-              </w:rPr>
-              <w:t>mi</w:t>
-            </w:r>
-            <w:r>
-              <w:rPr>
-                <w:rFonts w:asciiTheme="minorHAnsi" w:eastAsiaTheme="minorEastAsia" w:hAnsiTheme="minorHAnsi" w:cstheme="minorBidi"/>
-                <w:color w:val="000000" w:themeColor="text1"/>
-              </w:rPr>
-              <w:t xml:space="preserve"> proyecto puede desarrollarse. </w:t>
+              <w:t xml:space="preserve">No justifiqué las razones de porque mi proyecto puede desarrollarse. </w:t>
             </w:r>
             <w:r>
               <w:br/>
@@ -7483,51 +6206,30 @@
                 <w:color w:val="000000" w:themeColor="text1"/>
                 <w:lang w:eastAsia="es-CL"/>
               </w:rPr>
-              <w:t>5. Formula objetivos claros, concisos y coherentes con la disciplina y la situación a abordar.</w:t>
-            </w:r>
-            <w:r>
-              <w:rPr>
-                <w:rFonts w:asciiTheme="minorHAnsi" w:eastAsiaTheme="minorEastAsia" w:hAnsiTheme="minorHAnsi" w:cstheme="minorBidi"/>
-                <w:color w:val="000000" w:themeColor="text1"/>
-                <w:lang w:eastAsia="es-CL"/>
-              </w:rPr>
-              <w:t xml:space="preserve"> </w:t>
+              <w:t xml:space="preserve">5. Formula objetivos claros, concisos y coherentes con la disciplina y la situación a abordar. </w:t>
             </w:r>
           </w:p>
         </w:tc>
         <w:tc>
           <w:tcPr>
             <w:tcW w:w="2268" w:type="dxa"/>
-            <w:vAlign w:val="center"/>
-          </w:tcPr>
-          <w:p>
-            <w:pPr>
-              <w:rPr>
-                <w:rFonts w:asciiTheme="minorHAnsi" w:eastAsiaTheme="minorEastAsia" w:hAnsiTheme="minorHAnsi" w:cstheme="minorBidi"/>
-                <w:color w:val="000000" w:themeColor="text1"/>
-                <w:lang w:eastAsia="es-CL"/>
-              </w:rPr>
-            </w:pPr>
-            <w:r>
-              <w:rPr>
-                <w:rFonts w:asciiTheme="minorHAnsi" w:eastAsiaTheme="minorEastAsia" w:hAnsiTheme="minorHAnsi" w:cstheme="minorBidi"/>
-                <w:color w:val="000000" w:themeColor="text1"/>
-              </w:rPr>
-              <w:t>Formul</w:t>
-            </w:r>
-            <w:r>
-              <w:rPr>
-                <w:rFonts w:asciiTheme="minorHAnsi" w:eastAsiaTheme="minorEastAsia" w:hAnsiTheme="minorHAnsi" w:cstheme="minorBidi"/>
-                <w:color w:val="000000" w:themeColor="text1"/>
-              </w:rPr>
-              <w:t>é</w:t>
-            </w:r>
-            <w:r>
-              <w:rPr>
-                <w:rFonts w:asciiTheme="minorHAnsi" w:eastAsiaTheme="minorEastAsia" w:hAnsiTheme="minorHAnsi" w:cstheme="minorBidi"/>
-                <w:color w:val="000000" w:themeColor="text1"/>
-              </w:rPr>
-              <w:t xml:space="preserve"> objetivos claros, concisos y coherentes con la disciplina y la situación a abordar.</w:t>
+            <w:shd w:val="clear" w:color="auto" w:fill="E2EFDA"/>
+            <w:vAlign w:val="center"/>
+          </w:tcPr>
+          <w:p>
+            <w:pPr>
+              <w:rPr>
+                <w:rFonts w:asciiTheme="minorHAnsi" w:eastAsiaTheme="minorEastAsia" w:hAnsiTheme="minorHAnsi" w:cstheme="minorBidi"/>
+                <w:color w:val="000000" w:themeColor="text1"/>
+                <w:lang w:eastAsia="es-CL"/>
+              </w:rPr>
+            </w:pPr>
+            <w:r>
+              <w:rPr>
+                <w:rFonts w:asciiTheme="minorHAnsi" w:eastAsiaTheme="minorEastAsia" w:hAnsiTheme="minorHAnsi" w:cstheme="minorBidi"/>
+                <w:color w:val="000000" w:themeColor="text1"/>
+              </w:rPr>
+              <w:t xml:space="preserve">✔ Formulé objetivos claros, concisos y coherentes con la disciplina y la situación a abordar.</w:t>
             </w:r>
           </w:p>
         </w:tc>
@@ -7549,30 +6251,7 @@
                 <w:rFonts w:asciiTheme="minorHAnsi" w:eastAsiaTheme="minorEastAsia" w:hAnsiTheme="minorHAnsi" w:cstheme="minorBidi"/>
                 <w:color w:val="000000" w:themeColor="text1"/>
               </w:rPr>
-              <w:t xml:space="preserve">Formulé </w:t>
-            </w:r>
-            <w:r>
-              <w:rPr>
-                <w:rFonts w:asciiTheme="minorHAnsi" w:eastAsiaTheme="minorEastAsia" w:hAnsiTheme="minorHAnsi" w:cstheme="minorBidi"/>
-                <w:color w:val="000000" w:themeColor="text1"/>
-              </w:rPr>
-              <w:t xml:space="preserve">objetivos claros y coherentes con la situación a abordar, pero imprecisos </w:t>
-            </w:r>
-            <w:proofErr w:type="gramStart"/>
-            <w:r>
-              <w:rPr>
-                <w:rFonts w:asciiTheme="minorHAnsi" w:eastAsiaTheme="minorEastAsia" w:hAnsiTheme="minorHAnsi" w:cstheme="minorBidi"/>
-                <w:color w:val="000000" w:themeColor="text1"/>
-              </w:rPr>
-              <w:t>de acuerdo a</w:t>
-            </w:r>
-            <w:proofErr w:type="gramEnd"/>
-            <w:r>
-              <w:rPr>
-                <w:rFonts w:asciiTheme="minorHAnsi" w:eastAsiaTheme="minorEastAsia" w:hAnsiTheme="minorHAnsi" w:cstheme="minorBidi"/>
-                <w:color w:val="000000" w:themeColor="text1"/>
-              </w:rPr>
-              <w:t xml:space="preserve"> la disciplina. </w:t>
+              <w:t xml:space="preserve">Formulé objetivos claros y coherentes con la situación a abordar, pero imprecisos de acuerdo a la disciplina. </w:t>
             </w:r>
           </w:p>
         </w:tc>
@@ -7594,14 +6273,7 @@
                 <w:rFonts w:asciiTheme="minorHAnsi" w:eastAsiaTheme="minorEastAsia" w:hAnsiTheme="minorHAnsi" w:cstheme="minorBidi"/>
                 <w:color w:val="000000" w:themeColor="text1"/>
               </w:rPr>
-              <w:t xml:space="preserve">Formulé </w:t>
-            </w:r>
-            <w:r>
-              <w:rPr>
-                <w:rFonts w:asciiTheme="minorHAnsi" w:eastAsiaTheme="minorEastAsia" w:hAnsiTheme="minorHAnsi" w:cstheme="minorBidi"/>
-                <w:color w:val="000000" w:themeColor="text1"/>
-              </w:rPr>
-              <w:t xml:space="preserve">objetivos confusos, por lo que no queda claro lo que se busca alcanzar ni si es coherente con la situación a abordar.  </w:t>
+              <w:t xml:space="preserve">Formulé objetivos confusos, por lo que no queda claro lo que se busca alcanzar ni si es coherente con la situación a abordar.  </w:t>
             </w:r>
           </w:p>
         </w:tc>
@@ -7623,21 +6295,7 @@
                 <w:rFonts w:asciiTheme="minorHAnsi" w:eastAsiaTheme="minorEastAsia" w:hAnsiTheme="minorHAnsi" w:cstheme="minorBidi"/>
                 <w:color w:val="000000" w:themeColor="text1"/>
               </w:rPr>
-              <w:t>No plante</w:t>
-            </w:r>
-            <w:r>
-              <w:rPr>
-                <w:rFonts w:asciiTheme="minorHAnsi" w:eastAsiaTheme="minorEastAsia" w:hAnsiTheme="minorHAnsi" w:cstheme="minorBidi"/>
-                <w:color w:val="000000" w:themeColor="text1"/>
-              </w:rPr>
-              <w:t>e</w:t>
-            </w:r>
-            <w:r>
-              <w:rPr>
-                <w:rFonts w:asciiTheme="minorHAnsi" w:eastAsiaTheme="minorEastAsia" w:hAnsiTheme="minorHAnsi" w:cstheme="minorBidi"/>
-                <w:color w:val="000000" w:themeColor="text1"/>
-              </w:rPr>
-              <w:t xml:space="preserve"> objetivos o estos no son coherentes con la disciplina ni la situación a abordar.</w:t>
+              <w:t xml:space="preserve">No plantee objetivos o estos no son coherentes con la disciplina ni la situación a abordar.</w:t>
             </w:r>
           </w:p>
         </w:tc>
@@ -7700,36 +6358,23 @@
         <w:tc>
           <w:tcPr>
             <w:tcW w:w="2268" w:type="dxa"/>
-            <w:vAlign w:val="center"/>
-          </w:tcPr>
-          <w:p>
-            <w:pPr>
-              <w:rPr>
-                <w:rFonts w:asciiTheme="minorHAnsi" w:eastAsiaTheme="minorEastAsia" w:hAnsiTheme="minorHAnsi" w:cstheme="minorBidi"/>
-                <w:color w:val="000000" w:themeColor="text1"/>
-                <w:lang w:eastAsia="es-CL"/>
-              </w:rPr>
-            </w:pPr>
-            <w:r>
-              <w:rPr>
-                <w:rFonts w:asciiTheme="minorHAnsi" w:eastAsiaTheme="minorEastAsia" w:hAnsiTheme="minorHAnsi" w:cstheme="minorBidi"/>
-                <w:color w:val="000000" w:themeColor="text1"/>
-              </w:rPr>
-              <w:t>Describ</w:t>
-            </w:r>
-            <w:r>
-              <w:rPr>
-                <w:rFonts w:asciiTheme="minorHAnsi" w:eastAsiaTheme="minorEastAsia" w:hAnsiTheme="minorHAnsi" w:cstheme="minorBidi"/>
-                <w:color w:val="000000" w:themeColor="text1"/>
-              </w:rPr>
-              <w:t>í</w:t>
-            </w:r>
-            <w:r>
-              <w:rPr>
-                <w:rFonts w:asciiTheme="minorHAnsi" w:eastAsiaTheme="minorEastAsia" w:hAnsiTheme="minorHAnsi" w:cstheme="minorBidi"/>
-                <w:color w:val="000000" w:themeColor="text1"/>
-              </w:rPr>
-              <w:t xml:space="preserve"> una metodología pertinente con los requerimientos disciplinares, contemplando todos los aspectos necesarios para alcanzar los objetivos planteados.</w:t>
+            <w:shd w:val="clear" w:color="auto" w:fill="E2EFDA"/>
+            <w:vAlign w:val="center"/>
+          </w:tcPr>
+          <w:p>
+            <w:pPr>
+              <w:rPr>
+                <w:rFonts w:asciiTheme="minorHAnsi" w:eastAsiaTheme="minorEastAsia" w:hAnsiTheme="minorHAnsi" w:cstheme="minorBidi"/>
+                <w:color w:val="000000" w:themeColor="text1"/>
+                <w:lang w:eastAsia="es-CL"/>
+              </w:rPr>
+            </w:pPr>
+            <w:r>
+              <w:rPr>
+                <w:rFonts w:asciiTheme="minorHAnsi" w:eastAsiaTheme="minorEastAsia" w:hAnsiTheme="minorHAnsi" w:cstheme="minorBidi"/>
+                <w:color w:val="000000" w:themeColor="text1"/>
+              </w:rPr>
+              <w:t xml:space="preserve">✔ Describí una metodología pertinente con los requerimientos disciplinares, contemplando todos los aspectos necesarios para alcanzar los objetivos planteados.</w:t>
             </w:r>
           </w:p>
         </w:tc>
@@ -7751,28 +6396,7 @@
                 <w:rFonts w:asciiTheme="minorHAnsi" w:eastAsiaTheme="minorEastAsia" w:hAnsiTheme="minorHAnsi" w:cstheme="minorBidi"/>
                 <w:color w:val="000000" w:themeColor="text1"/>
               </w:rPr>
-              <w:t xml:space="preserve">Describí </w:t>
-            </w:r>
-            <w:r>
-              <w:rPr>
-                <w:rFonts w:asciiTheme="minorHAnsi" w:eastAsiaTheme="minorEastAsia" w:hAnsiTheme="minorHAnsi" w:cstheme="minorBidi"/>
-                <w:color w:val="000000" w:themeColor="text1"/>
-              </w:rPr>
-              <w:t>una metodología pertinente con los requerimientos disciplinares, pero no contempl</w:t>
-            </w:r>
-            <w:r>
-              <w:rPr>
-                <w:rFonts w:asciiTheme="minorHAnsi" w:eastAsiaTheme="minorEastAsia" w:hAnsiTheme="minorHAnsi" w:cstheme="minorBidi"/>
-                <w:color w:val="000000" w:themeColor="text1"/>
-              </w:rPr>
-              <w:t>é</w:t>
-            </w:r>
-            <w:r>
-              <w:rPr>
-                <w:rFonts w:asciiTheme="minorHAnsi" w:eastAsiaTheme="minorEastAsia" w:hAnsiTheme="minorHAnsi" w:cstheme="minorBidi"/>
-                <w:color w:val="000000" w:themeColor="text1"/>
-              </w:rPr>
-              <w:t xml:space="preserve"> todos los aspectos necesarios para alcanzar los objetivos planteados.</w:t>
+              <w:t xml:space="preserve">Describí una metodología pertinente con los requerimientos disciplinares, pero no contemplé todos los aspectos necesarios para alcanzar los objetivos planteados.</w:t>
             </w:r>
           </w:p>
         </w:tc>
@@ -7794,14 +6418,7 @@
                 <w:rFonts w:asciiTheme="minorHAnsi" w:eastAsiaTheme="minorEastAsia" w:hAnsiTheme="minorHAnsi" w:cstheme="minorBidi"/>
                 <w:color w:val="000000" w:themeColor="text1"/>
               </w:rPr>
-              <w:t xml:space="preserve">Describí </w:t>
-            </w:r>
-            <w:r>
-              <w:rPr>
-                <w:rFonts w:asciiTheme="minorHAnsi" w:eastAsiaTheme="minorEastAsia" w:hAnsiTheme="minorHAnsi" w:cstheme="minorBidi"/>
-                <w:color w:val="000000" w:themeColor="text1"/>
-              </w:rPr>
-              <w:t>una metodología que no es del todo pertinente para lograr los objetivos planteados.</w:t>
+              <w:t xml:space="preserve">Describí una metodología que no es del todo pertinente para lograr los objetivos planteados.</w:t>
             </w:r>
           </w:p>
         </w:tc>
@@ -7823,21 +6440,7 @@
                 <w:rFonts w:asciiTheme="minorHAnsi" w:eastAsiaTheme="minorEastAsia" w:hAnsiTheme="minorHAnsi" w:cstheme="minorBidi"/>
                 <w:color w:val="000000" w:themeColor="text1"/>
               </w:rPr>
-              <w:t>No describ</w:t>
-            </w:r>
-            <w:r>
-              <w:rPr>
-                <w:rFonts w:asciiTheme="minorHAnsi" w:eastAsiaTheme="minorEastAsia" w:hAnsiTheme="minorHAnsi" w:cstheme="minorBidi"/>
-                <w:color w:val="000000" w:themeColor="text1"/>
-              </w:rPr>
-              <w:t>í</w:t>
-            </w:r>
-            <w:r>
-              <w:rPr>
-                <w:rFonts w:asciiTheme="minorHAnsi" w:eastAsiaTheme="minorEastAsia" w:hAnsiTheme="minorHAnsi" w:cstheme="minorBidi"/>
-                <w:color w:val="000000" w:themeColor="text1"/>
-              </w:rPr>
-              <w:t xml:space="preserve"> una metodología, o bien esta no es pertinente para lograr los objetivos propuestos. </w:t>
+              <w:t xml:space="preserve">No describí una metodología, o bien esta no es pertinente para lograr los objetivos propuestos. </w:t>
             </w:r>
           </w:p>
         </w:tc>
@@ -7894,23 +6497,8 @@
                 <w:lang w:eastAsia="es-CL"/>
               </w:rPr>
               <w:t xml:space="preserve">7. Establece un plan de trabajo para su proyecto APT </w:t>
-            </w:r>
-            <w:r>
-              <w:rPr>
-                <w:rFonts w:asciiTheme="minorHAnsi" w:eastAsiaTheme="minorEastAsia" w:hAnsiTheme="minorHAnsi" w:cstheme="minorBidi"/>
-                <w:color w:val="000000" w:themeColor="text1"/>
-                <w:lang w:eastAsia="es-CL"/>
-              </w:rPr>
               <w:lastRenderedPageBreak/>
-              <w:t>considerando los recursos, duración, facilitadores y obstaculizadores en el desarrollo de las actividades</w:t>
-            </w:r>
-            <w:r>
-              <w:rPr>
-                <w:rFonts w:asciiTheme="minorHAnsi" w:eastAsiaTheme="minorEastAsia" w:hAnsiTheme="minorHAnsi" w:cstheme="minorBidi"/>
-                <w:color w:val="000000" w:themeColor="text1"/>
-                <w:lang w:eastAsia="es-CL"/>
-              </w:rPr>
-              <w:t xml:space="preserve">. </w:t>
+              <w:t xml:space="preserve">considerando los recursos, duración, facilitadores y obstaculizadores en el desarrollo de las actividades. </w:t>
             </w:r>
           </w:p>
           <w:p>
@@ -7942,49 +6530,16 @@
                 <w:color w:val="000000" w:themeColor="text1"/>
               </w:rPr>
               <w:lastRenderedPageBreak/>
-              <w:t>Establec</w:t>
-            </w:r>
-            <w:r>
-              <w:rPr>
-                <w:rFonts w:asciiTheme="minorHAnsi" w:eastAsiaTheme="minorEastAsia" w:hAnsiTheme="minorHAnsi" w:cstheme="minorBidi"/>
-                <w:color w:val="000000" w:themeColor="text1"/>
-              </w:rPr>
-              <w:t>í</w:t>
-            </w:r>
-            <w:r>
-              <w:rPr>
-                <w:rFonts w:asciiTheme="minorHAnsi" w:eastAsiaTheme="minorEastAsia" w:hAnsiTheme="minorHAnsi" w:cstheme="minorBidi"/>
-                <w:color w:val="000000" w:themeColor="text1"/>
-              </w:rPr>
-              <w:t xml:space="preserve"> un plan de trabajo con todas las </w:t>
-            </w:r>
-            <w:r>
-              <w:rPr>
-                <w:rFonts w:asciiTheme="minorHAnsi" w:eastAsiaTheme="minorEastAsia" w:hAnsiTheme="minorHAnsi" w:cstheme="minorBidi"/>
-                <w:color w:val="000000" w:themeColor="text1"/>
-              </w:rPr>
+              <w:t xml:space="preserve">Establecí un plan de trabajo con todas las </w:t>
               <w:lastRenderedPageBreak/>
-              <w:t xml:space="preserve">actividades necesarias para cumplir </w:t>
-            </w:r>
-            <w:r>
-              <w:rPr>
-                <w:rFonts w:asciiTheme="minorHAnsi" w:eastAsiaTheme="minorEastAsia" w:hAnsiTheme="minorHAnsi" w:cstheme="minorBidi"/>
-                <w:color w:val="000000" w:themeColor="text1"/>
-              </w:rPr>
-              <w:t>mis</w:t>
-            </w:r>
-            <w:r>
-              <w:rPr>
-                <w:rFonts w:asciiTheme="minorHAnsi" w:eastAsiaTheme="minorEastAsia" w:hAnsiTheme="minorHAnsi" w:cstheme="minorBidi"/>
-                <w:color w:val="000000" w:themeColor="text1"/>
-              </w:rPr>
-              <w:t xml:space="preserve"> objetivos, teniendo en consideración los recursos, duración, facilitadores y obstaculizadores. </w:t>
+              <w:t xml:space="preserve">actividades necesarias para cumplir mis objetivos, teniendo en consideración los recursos, duración, facilitadores y obstaculizadores. </w:t>
             </w:r>
           </w:p>
         </w:tc>
         <w:tc>
           <w:tcPr>
             <w:tcW w:w="2126" w:type="dxa"/>
+            <w:shd w:val="clear" w:color="auto" w:fill="E2EFDA"/>
             <w:vAlign w:val="center"/>
           </w:tcPr>
           <w:p>
@@ -8001,36 +6556,9 @@
                 <w:color w:val="000000" w:themeColor="text1"/>
               </w:rPr>
               <w:lastRenderedPageBreak/>
-              <w:t xml:space="preserve">Establecí </w:t>
-            </w:r>
-            <w:r>
-              <w:rPr>
-                <w:rFonts w:asciiTheme="minorHAnsi" w:eastAsiaTheme="minorEastAsia" w:hAnsiTheme="minorHAnsi" w:cstheme="minorBidi"/>
-                <w:color w:val="000000" w:themeColor="text1"/>
-              </w:rPr>
-              <w:t xml:space="preserve">un plan de trabajo con la mayoría </w:t>
-            </w:r>
-            <w:r>
-              <w:rPr>
-                <w:rFonts w:asciiTheme="minorHAnsi" w:eastAsiaTheme="minorEastAsia" w:hAnsiTheme="minorHAnsi" w:cstheme="minorBidi"/>
-                <w:color w:val="000000" w:themeColor="text1"/>
-              </w:rPr>
+              <w:t xml:space="preserve">✔ Establecí un plan de trabajo con la mayoría </w:t>
               <w:lastRenderedPageBreak/>
-              <w:t xml:space="preserve">de las actividades necesarias para cumplir </w:t>
-            </w:r>
-            <w:r>
-              <w:rPr>
-                <w:rFonts w:asciiTheme="minorHAnsi" w:eastAsiaTheme="minorEastAsia" w:hAnsiTheme="minorHAnsi" w:cstheme="minorBidi"/>
-                <w:color w:val="000000" w:themeColor="text1"/>
-              </w:rPr>
-              <w:t>mis</w:t>
-            </w:r>
-            <w:r>
-              <w:rPr>
-                <w:rFonts w:asciiTheme="minorHAnsi" w:eastAsiaTheme="minorEastAsia" w:hAnsiTheme="minorHAnsi" w:cstheme="minorBidi"/>
-                <w:color w:val="000000" w:themeColor="text1"/>
-              </w:rPr>
-              <w:t xml:space="preserve"> objetivos, teniendo en consideración los recursos, duración, facilitadores y obstaculizadores. </w:t>
+              <w:t xml:space="preserve">de las actividades necesarias para cumplir mis objetivos, teniendo en consideración los recursos, duración, facilitadores y obstaculizadores. </w:t>
             </w:r>
           </w:p>
         </w:tc>
@@ -8053,36 +6581,9 @@
                 <w:color w:val="000000" w:themeColor="text1"/>
               </w:rPr>
               <w:lastRenderedPageBreak/>
-              <w:t xml:space="preserve">Establecí </w:t>
-            </w:r>
-            <w:r>
-              <w:rPr>
-                <w:rFonts w:asciiTheme="minorHAnsi" w:eastAsiaTheme="minorEastAsia" w:hAnsiTheme="minorHAnsi" w:cstheme="minorBidi"/>
-                <w:color w:val="000000" w:themeColor="text1"/>
-              </w:rPr>
-              <w:t xml:space="preserve">un plan de trabajo que carece de </w:t>
-            </w:r>
-            <w:r>
-              <w:rPr>
-                <w:rFonts w:asciiTheme="minorHAnsi" w:eastAsiaTheme="minorEastAsia" w:hAnsiTheme="minorHAnsi" w:cstheme="minorBidi"/>
-                <w:color w:val="000000" w:themeColor="text1"/>
-              </w:rPr>
+              <w:t xml:space="preserve">Establecí un plan de trabajo que carece de </w:t>
               <w:lastRenderedPageBreak/>
-              <w:t xml:space="preserve">actividades necesarias para cumplir </w:t>
-            </w:r>
-            <w:r>
-              <w:rPr>
-                <w:rFonts w:asciiTheme="minorHAnsi" w:eastAsiaTheme="minorEastAsia" w:hAnsiTheme="minorHAnsi" w:cstheme="minorBidi"/>
-                <w:color w:val="000000" w:themeColor="text1"/>
-              </w:rPr>
-              <w:t>mis</w:t>
-            </w:r>
-            <w:r>
-              <w:rPr>
-                <w:rFonts w:asciiTheme="minorHAnsi" w:eastAsiaTheme="minorEastAsia" w:hAnsiTheme="minorHAnsi" w:cstheme="minorBidi"/>
-                <w:color w:val="000000" w:themeColor="text1"/>
-              </w:rPr>
-              <w:t xml:space="preserve"> objetivos y/o no tiene en consideración los recursos, duración, facilitadores y obstaculizadores. </w:t>
+              <w:t xml:space="preserve">actividades necesarias para cumplir mis objetivos y/o no tiene en consideración los recursos, duración, facilitadores y obstaculizadores. </w:t>
             </w:r>
           </w:p>
         </w:tc>
@@ -8105,57 +6606,9 @@
                 <w:color w:val="000000" w:themeColor="text1"/>
               </w:rPr>
               <w:lastRenderedPageBreak/>
-              <w:t>No establec</w:t>
-            </w:r>
-            <w:r>
-              <w:rPr>
-                <w:rFonts w:asciiTheme="minorHAnsi" w:eastAsiaTheme="minorEastAsia" w:hAnsiTheme="minorHAnsi" w:cstheme="minorBidi"/>
-                <w:color w:val="000000" w:themeColor="text1"/>
-              </w:rPr>
-              <w:t>í</w:t>
-            </w:r>
-            <w:r>
-              <w:rPr>
-                <w:rFonts w:asciiTheme="minorHAnsi" w:eastAsiaTheme="minorEastAsia" w:hAnsiTheme="minorHAnsi" w:cstheme="minorBidi"/>
-                <w:color w:val="000000" w:themeColor="text1"/>
-              </w:rPr>
-              <w:t xml:space="preserve"> un plan de trabajo, o bien este </w:t>
-            </w:r>
-            <w:r>
-              <w:rPr>
-                <w:rFonts w:asciiTheme="minorHAnsi" w:eastAsiaTheme="minorEastAsia" w:hAnsiTheme="minorHAnsi" w:cstheme="minorBidi"/>
-                <w:color w:val="000000" w:themeColor="text1"/>
-              </w:rPr>
+              <w:t xml:space="preserve">No establecí un plan de trabajo, o bien este </w:t>
               <w:lastRenderedPageBreak/>
-              <w:t xml:space="preserve">no </w:t>
-            </w:r>
-            <w:r>
-              <w:rPr>
-                <w:rFonts w:asciiTheme="minorHAnsi" w:eastAsiaTheme="minorEastAsia" w:hAnsiTheme="minorHAnsi" w:cstheme="minorBidi"/>
-                <w:color w:val="000000" w:themeColor="text1"/>
-              </w:rPr>
-              <w:t>permite</w:t>
-            </w:r>
-            <w:r>
-              <w:rPr>
-                <w:rFonts w:asciiTheme="minorHAnsi" w:eastAsiaTheme="minorEastAsia" w:hAnsiTheme="minorHAnsi" w:cstheme="minorBidi"/>
-                <w:color w:val="000000" w:themeColor="text1"/>
-              </w:rPr>
-              <w:t xml:space="preserve"> cumplir los objetivos de</w:t>
-            </w:r>
-            <w:r>
-              <w:rPr>
-                <w:rFonts w:asciiTheme="minorHAnsi" w:eastAsiaTheme="minorEastAsia" w:hAnsiTheme="minorHAnsi" w:cstheme="minorBidi"/>
-                <w:color w:val="000000" w:themeColor="text1"/>
-              </w:rPr>
-              <w:t xml:space="preserve"> mi </w:t>
-            </w:r>
-            <w:r>
-              <w:rPr>
-                <w:rFonts w:asciiTheme="minorHAnsi" w:eastAsiaTheme="minorEastAsia" w:hAnsiTheme="minorHAnsi" w:cstheme="minorBidi"/>
-                <w:color w:val="000000" w:themeColor="text1"/>
-              </w:rPr>
-              <w:t>proyecto APT.</w:t>
+              <w:t xml:space="preserve">no permite cumplir los objetivos de mi proyecto APT.</w:t>
             </w:r>
           </w:p>
         </w:tc>
@@ -8234,105 +6687,29 @@
                 <w:rFonts w:asciiTheme="minorHAnsi" w:eastAsiaTheme="minorEastAsia" w:hAnsiTheme="minorHAnsi" w:cstheme="minorBidi"/>
                 <w:color w:val="000000" w:themeColor="text1"/>
               </w:rPr>
-              <w:t>Describ</w:t>
-            </w:r>
-            <w:r>
-              <w:rPr>
-                <w:rFonts w:asciiTheme="minorHAnsi" w:eastAsiaTheme="minorEastAsia" w:hAnsiTheme="minorHAnsi" w:cstheme="minorBidi"/>
-                <w:color w:val="000000" w:themeColor="text1"/>
-              </w:rPr>
-              <w:t>í</w:t>
-            </w:r>
-            <w:r>
-              <w:rPr>
-                <w:rFonts w:asciiTheme="minorHAnsi" w:eastAsiaTheme="minorEastAsia" w:hAnsiTheme="minorHAnsi" w:cstheme="minorBidi"/>
-                <w:color w:val="000000" w:themeColor="text1"/>
-              </w:rPr>
-              <w:t xml:space="preserve"> evidencias que permiten dar cuenta del logro de las actividades de</w:t>
-            </w:r>
-            <w:r>
-              <w:rPr>
-                <w:rFonts w:asciiTheme="minorHAnsi" w:eastAsiaTheme="minorEastAsia" w:hAnsiTheme="minorHAnsi" w:cstheme="minorBidi"/>
-                <w:color w:val="000000" w:themeColor="text1"/>
-              </w:rPr>
-              <w:t xml:space="preserve"> mi</w:t>
-            </w:r>
-            <w:r>
-              <w:rPr>
-                <w:rFonts w:asciiTheme="minorHAnsi" w:eastAsiaTheme="minorEastAsia" w:hAnsiTheme="minorHAnsi" w:cstheme="minorBidi"/>
-                <w:color w:val="000000" w:themeColor="text1"/>
-              </w:rPr>
-              <w:t xml:space="preserve"> proyecto APT y justifi</w:t>
-            </w:r>
-            <w:r>
-              <w:rPr>
-                <w:rFonts w:asciiTheme="minorHAnsi" w:eastAsiaTheme="minorEastAsia" w:hAnsiTheme="minorHAnsi" w:cstheme="minorBidi"/>
-                <w:color w:val="000000" w:themeColor="text1"/>
-              </w:rPr>
-              <w:t>qué</w:t>
-            </w:r>
-            <w:r>
-              <w:rPr>
-                <w:rFonts w:asciiTheme="minorHAnsi" w:eastAsiaTheme="minorEastAsia" w:hAnsiTheme="minorHAnsi" w:cstheme="minorBidi"/>
-                <w:color w:val="000000" w:themeColor="text1"/>
-              </w:rPr>
-              <w:t xml:space="preserve"> su selección. </w:t>
+              <w:t xml:space="preserve">Describí evidencias que permiten dar cuenta del logro de las actividades de mi proyecto APT y justifiqué su selección. </w:t>
             </w:r>
           </w:p>
         </w:tc>
         <w:tc>
           <w:tcPr>
             <w:tcW w:w="2126" w:type="dxa"/>
-            <w:vAlign w:val="center"/>
-          </w:tcPr>
-          <w:p>
-            <w:pPr>
-              <w:rPr>
-                <w:rFonts w:asciiTheme="minorHAnsi" w:eastAsiaTheme="minorEastAsia" w:hAnsiTheme="minorHAnsi" w:cstheme="minorBidi"/>
-                <w:color w:val="000000" w:themeColor="text1"/>
-              </w:rPr>
-            </w:pPr>
-            <w:r>
-              <w:rPr>
-                <w:rFonts w:asciiTheme="minorHAnsi" w:eastAsiaTheme="minorEastAsia" w:hAnsiTheme="minorHAnsi" w:cstheme="minorBidi"/>
-                <w:color w:val="000000" w:themeColor="text1"/>
-              </w:rPr>
-              <w:t xml:space="preserve">Describí </w:t>
-            </w:r>
-            <w:r>
-              <w:rPr>
-                <w:rFonts w:asciiTheme="minorHAnsi" w:eastAsiaTheme="minorEastAsia" w:hAnsiTheme="minorHAnsi" w:cstheme="minorBidi"/>
-                <w:color w:val="000000" w:themeColor="text1"/>
-              </w:rPr>
-              <w:t>evidencias que permiten dar cuenta del logro de las actividades de</w:t>
-            </w:r>
-            <w:r>
-              <w:rPr>
-                <w:rFonts w:asciiTheme="minorHAnsi" w:eastAsiaTheme="minorEastAsia" w:hAnsiTheme="minorHAnsi" w:cstheme="minorBidi"/>
-                <w:color w:val="000000" w:themeColor="text1"/>
-              </w:rPr>
-              <w:t xml:space="preserve"> mi</w:t>
-            </w:r>
-            <w:r>
-              <w:rPr>
-                <w:rFonts w:asciiTheme="minorHAnsi" w:eastAsiaTheme="minorEastAsia" w:hAnsiTheme="minorHAnsi" w:cstheme="minorBidi"/>
-                <w:color w:val="000000" w:themeColor="text1"/>
-              </w:rPr>
-              <w:t xml:space="preserve"> proyecto APT, pero no justifi</w:t>
-            </w:r>
-            <w:r>
-              <w:rPr>
-                <w:rFonts w:asciiTheme="minorHAnsi" w:eastAsiaTheme="minorEastAsia" w:hAnsiTheme="minorHAnsi" w:cstheme="minorBidi"/>
-                <w:color w:val="000000" w:themeColor="text1"/>
-              </w:rPr>
-              <w:t>qué</w:t>
-            </w:r>
-            <w:r>
-              <w:rPr>
-                <w:rFonts w:asciiTheme="minorHAnsi" w:eastAsiaTheme="minorEastAsia" w:hAnsiTheme="minorHAnsi" w:cstheme="minorBidi"/>
-                <w:color w:val="000000" w:themeColor="text1"/>
-              </w:rPr>
-              <w:t xml:space="preserve"> con claridad su selección.</w:t>
+            <w:shd w:val="clear" w:color="auto" w:fill="E2EFDA"/>
+            <w:vAlign w:val="center"/>
+          </w:tcPr>
+          <w:p>
+            <w:pPr>
+              <w:rPr>
+                <w:rFonts w:asciiTheme="minorHAnsi" w:eastAsiaTheme="minorEastAsia" w:hAnsiTheme="minorHAnsi" w:cstheme="minorBidi"/>
+                <w:color w:val="000000" w:themeColor="text1"/>
+              </w:rPr>
+            </w:pPr>
+            <w:r>
+              <w:rPr>
+                <w:rFonts w:asciiTheme="minorHAnsi" w:eastAsiaTheme="minorEastAsia" w:hAnsiTheme="minorHAnsi" w:cstheme="minorBidi"/>
+                <w:color w:val="000000" w:themeColor="text1"/>
+              </w:rPr>
+              <w:t xml:space="preserve">✔ Describí evidencias que permiten dar cuenta del logro de las actividades de mi proyecto APT, pero no justifiqué con claridad su selección.</w:t>
             </w:r>
           </w:p>
         </w:tc>
@@ -8354,49 +6731,7 @@
                 <w:rFonts w:asciiTheme="minorHAnsi" w:eastAsiaTheme="minorEastAsia" w:hAnsiTheme="minorHAnsi" w:cstheme="minorBidi"/>
                 <w:color w:val="000000" w:themeColor="text1"/>
               </w:rPr>
-              <w:t xml:space="preserve">Describí </w:t>
-            </w:r>
-            <w:r>
-              <w:rPr>
-                <w:rFonts w:asciiTheme="minorHAnsi" w:eastAsiaTheme="minorEastAsia" w:hAnsiTheme="minorHAnsi" w:cstheme="minorBidi"/>
-                <w:color w:val="000000" w:themeColor="text1"/>
-              </w:rPr>
-              <w:t>evidencias que permiten dar cuenta del logro de solo algunas actividades de</w:t>
-            </w:r>
-            <w:r>
-              <w:rPr>
-                <w:rFonts w:asciiTheme="minorHAnsi" w:eastAsiaTheme="minorEastAsia" w:hAnsiTheme="minorHAnsi" w:cstheme="minorBidi"/>
-                <w:color w:val="000000" w:themeColor="text1"/>
-              </w:rPr>
-              <w:t xml:space="preserve"> mi</w:t>
-            </w:r>
-            <w:r>
-              <w:rPr>
-                <w:rFonts w:asciiTheme="minorHAnsi" w:eastAsiaTheme="minorEastAsia" w:hAnsiTheme="minorHAnsi" w:cstheme="minorBidi"/>
-                <w:color w:val="000000" w:themeColor="text1"/>
-              </w:rPr>
-              <w:t xml:space="preserve"> proyecto APT y/o </w:t>
-            </w:r>
-            <w:r>
-              <w:rPr>
-                <w:rFonts w:asciiTheme="minorHAnsi" w:eastAsiaTheme="minorEastAsia" w:hAnsiTheme="minorHAnsi" w:cstheme="minorBidi"/>
-                <w:color w:val="000000" w:themeColor="text1"/>
-              </w:rPr>
-              <w:t>no justifiqué</w:t>
-            </w:r>
-            <w:r>
-              <w:rPr>
-                <w:rFonts w:asciiTheme="minorHAnsi" w:eastAsiaTheme="minorEastAsia" w:hAnsiTheme="minorHAnsi" w:cstheme="minorBidi"/>
-                <w:color w:val="000000" w:themeColor="text1"/>
-              </w:rPr>
-              <w:t xml:space="preserve"> </w:t>
-            </w:r>
-            <w:r>
-              <w:rPr>
-                <w:rFonts w:asciiTheme="minorHAnsi" w:eastAsiaTheme="minorEastAsia" w:hAnsiTheme="minorHAnsi" w:cstheme="minorBidi"/>
-                <w:color w:val="000000" w:themeColor="text1"/>
-              </w:rPr>
-              <w:t xml:space="preserve">su selección. </w:t>
+              <w:t xml:space="preserve">Describí evidencias que permiten dar cuenta del logro de solo algunas actividades de mi proyecto APT y/o no justifiqué su selección. </w:t>
             </w:r>
           </w:p>
         </w:tc>
@@ -8418,35 +6753,7 @@
                 <w:rFonts w:asciiTheme="minorHAnsi" w:eastAsiaTheme="minorEastAsia" w:hAnsiTheme="minorHAnsi" w:cstheme="minorBidi"/>
                 <w:color w:val="000000" w:themeColor="text1"/>
               </w:rPr>
-              <w:t>No inclu</w:t>
-            </w:r>
-            <w:r>
-              <w:rPr>
-                <w:rFonts w:asciiTheme="minorHAnsi" w:eastAsiaTheme="minorEastAsia" w:hAnsiTheme="minorHAnsi" w:cstheme="minorBidi"/>
-                <w:color w:val="000000" w:themeColor="text1"/>
-              </w:rPr>
-              <w:t>í</w:t>
-            </w:r>
-            <w:r>
-              <w:rPr>
-                <w:rFonts w:asciiTheme="minorHAnsi" w:eastAsiaTheme="minorEastAsia" w:hAnsiTheme="minorHAnsi" w:cstheme="minorBidi"/>
-                <w:color w:val="000000" w:themeColor="text1"/>
-              </w:rPr>
-              <w:t xml:space="preserve"> evidencias que pueden dar cuenta del desarrollo de </w:t>
-            </w:r>
-            <w:r>
-              <w:rPr>
-                <w:rFonts w:asciiTheme="minorHAnsi" w:eastAsiaTheme="minorEastAsia" w:hAnsiTheme="minorHAnsi" w:cstheme="minorBidi"/>
-                <w:color w:val="000000" w:themeColor="text1"/>
-              </w:rPr>
-              <w:t>mi</w:t>
-            </w:r>
-            <w:r>
-              <w:rPr>
-                <w:rFonts w:asciiTheme="minorHAnsi" w:eastAsiaTheme="minorEastAsia" w:hAnsiTheme="minorHAnsi" w:cstheme="minorBidi"/>
-                <w:color w:val="000000" w:themeColor="text1"/>
-              </w:rPr>
-              <w:t xml:space="preserve"> proyecto.</w:t>
+              <w:t xml:space="preserve">No incluí evidencias que pueden dar cuenta del desarrollo de mi proyecto.</w:t>
             </w:r>
           </w:p>
         </w:tc>
@@ -8509,22 +6816,23 @@
         <w:tc>
           <w:tcPr>
             <w:tcW w:w="2268" w:type="dxa"/>
-            <w:vAlign w:val="center"/>
-          </w:tcPr>
-          <w:p>
-            <w:pPr>
-              <w:rPr>
-                <w:rFonts w:asciiTheme="minorHAnsi" w:eastAsiaTheme="minorEastAsia" w:hAnsiTheme="minorHAnsi" w:cstheme="minorBidi"/>
-                <w:color w:val="000000" w:themeColor="text1"/>
-                <w:lang w:eastAsia="es-CL"/>
-              </w:rPr>
-            </w:pPr>
-            <w:r>
-              <w:rPr>
-                <w:rFonts w:asciiTheme="minorHAnsi" w:eastAsiaTheme="minorEastAsia" w:hAnsiTheme="minorHAnsi" w:cstheme="minorBidi"/>
-                <w:color w:val="000000" w:themeColor="text1"/>
-              </w:rPr>
-              <w:t>El texto cumple con las reglas ortografía y de redacción en todos sus apartados.</w:t>
+            <w:shd w:val="clear" w:color="auto" w:fill="E2EFDA"/>
+            <w:vAlign w:val="center"/>
+          </w:tcPr>
+          <w:p>
+            <w:pPr>
+              <w:rPr>
+                <w:rFonts w:asciiTheme="minorHAnsi" w:eastAsiaTheme="minorEastAsia" w:hAnsiTheme="minorHAnsi" w:cstheme="minorBidi"/>
+                <w:color w:val="000000" w:themeColor="text1"/>
+                <w:lang w:eastAsia="es-CL"/>
+              </w:rPr>
+            </w:pPr>
+            <w:r>
+              <w:rPr>
+                <w:rFonts w:asciiTheme="minorHAnsi" w:eastAsiaTheme="minorEastAsia" w:hAnsiTheme="minorHAnsi" w:cstheme="minorBidi"/>
+                <w:color w:val="000000" w:themeColor="text1"/>
+              </w:rPr>
+              <w:t>✔ El texto cumple con las reglas ortografía y de redacción en todos sus apartados.</w:t>
             </w:r>
             <w:r>
               <w:br/>
@@ -8544,21 +6852,7 @@
                 <w:rFonts w:asciiTheme="minorHAnsi" w:eastAsiaTheme="minorEastAsia" w:hAnsiTheme="minorHAnsi" w:cstheme="minorBidi"/>
                 <w:color w:val="000000" w:themeColor="text1"/>
               </w:rPr>
-              <w:t>Utili</w:t>
-            </w:r>
-            <w:r>
-              <w:rPr>
-                <w:rFonts w:asciiTheme="minorHAnsi" w:eastAsiaTheme="minorEastAsia" w:hAnsiTheme="minorHAnsi" w:cstheme="minorBidi"/>
-                <w:color w:val="000000" w:themeColor="text1"/>
-              </w:rPr>
-              <w:t>cé</w:t>
-            </w:r>
-            <w:r>
-              <w:rPr>
-                <w:rFonts w:asciiTheme="minorHAnsi" w:eastAsiaTheme="minorEastAsia" w:hAnsiTheme="minorHAnsi" w:cstheme="minorBidi"/>
-                <w:color w:val="000000" w:themeColor="text1"/>
-              </w:rPr>
-              <w:t xml:space="preserve"> correctamente todas las normas de citación y referencias.</w:t>
+              <w:t xml:space="preserve">Utilicé correctamente todas las normas de citación y referencias.</w:t>
             </w:r>
           </w:p>
         </w:tc>
@@ -8687,22 +6981,23 @@
         <w:tc>
           <w:tcPr>
             <w:tcW w:w="2268" w:type="dxa"/>
-            <w:vAlign w:val="center"/>
-          </w:tcPr>
-          <w:p>
-            <w:pPr>
-              <w:rPr>
-                <w:rFonts w:asciiTheme="minorHAnsi" w:eastAsiaTheme="minorEastAsia" w:hAnsiTheme="minorHAnsi" w:cstheme="minorBidi"/>
-                <w:color w:val="000000" w:themeColor="text1"/>
-                <w:lang w:eastAsia="es-CL"/>
-              </w:rPr>
-            </w:pPr>
-            <w:r>
-              <w:rPr>
-                <w:rFonts w:asciiTheme="minorHAnsi" w:eastAsiaTheme="minorEastAsia" w:hAnsiTheme="minorHAnsi" w:cstheme="minorBidi"/>
-                <w:color w:val="000000" w:themeColor="text1"/>
-              </w:rPr>
-              <w:t>El informe cumple con todos los aspectos del formato establecido por la disciplina.</w:t>
+            <w:shd w:val="clear" w:color="auto" w:fill="E2EFDA"/>
+            <w:vAlign w:val="center"/>
+          </w:tcPr>
+          <w:p>
+            <w:pPr>
+              <w:rPr>
+                <w:rFonts w:asciiTheme="minorHAnsi" w:eastAsiaTheme="minorEastAsia" w:hAnsiTheme="minorHAnsi" w:cstheme="minorBidi"/>
+                <w:color w:val="000000" w:themeColor="text1"/>
+                <w:lang w:eastAsia="es-CL"/>
+              </w:rPr>
+            </w:pPr>
+            <w:r>
+              <w:rPr>
+                <w:rFonts w:asciiTheme="minorHAnsi" w:eastAsiaTheme="minorEastAsia" w:hAnsiTheme="minorHAnsi" w:cstheme="minorBidi"/>
+                <w:color w:val="000000" w:themeColor="text1"/>
+              </w:rPr>
+              <w:t>✔ El informe cumple con todos los aspectos del formato establecido por la disciplina.</w:t>
             </w:r>
           </w:p>
         </w:tc>
@@ -8824,49 +7119,7 @@
                 <w:color w:val="000000" w:themeColor="text1"/>
                 <w:lang w:eastAsia="es-CL"/>
               </w:rPr>
-              <w:t>11</w:t>
-            </w:r>
-            <w:r>
-              <w:rPr>
-                <w:rFonts w:asciiTheme="minorHAnsi" w:eastAsiaTheme="minorEastAsia" w:hAnsiTheme="minorHAnsi" w:cstheme="minorBidi"/>
-                <w:color w:val="000000" w:themeColor="text1"/>
-                <w:lang w:eastAsia="es-CL"/>
-              </w:rPr>
-              <w:t xml:space="preserve">. Cumple con los indicadores de calidad requeridos en </w:t>
-            </w:r>
-            <w:r>
-              <w:rPr>
-                <w:rFonts w:asciiTheme="minorHAnsi" w:eastAsiaTheme="minorEastAsia" w:hAnsiTheme="minorHAnsi" w:cstheme="minorBidi"/>
-                <w:color w:val="000000" w:themeColor="text1"/>
-                <w:lang w:eastAsia="es-CL"/>
-              </w:rPr>
-              <w:t>la presentación del</w:t>
-            </w:r>
-            <w:r>
-              <w:rPr>
-                <w:rFonts w:asciiTheme="minorHAnsi" w:eastAsiaTheme="minorEastAsia" w:hAnsiTheme="minorHAnsi" w:cstheme="minorBidi"/>
-                <w:color w:val="000000" w:themeColor="text1"/>
-                <w:lang w:eastAsia="es-CL"/>
-              </w:rPr>
-              <w:t xml:space="preserve"> diseño del Proyecto APT </w:t>
-            </w:r>
-            <w:proofErr w:type="gramStart"/>
-            <w:r>
-              <w:rPr>
-                <w:rFonts w:asciiTheme="minorHAnsi" w:eastAsiaTheme="minorEastAsia" w:hAnsiTheme="minorHAnsi" w:cstheme="minorBidi"/>
-                <w:color w:val="000000" w:themeColor="text1"/>
-                <w:lang w:eastAsia="es-CL"/>
-              </w:rPr>
-              <w:t>de acuerdo a</w:t>
-            </w:r>
-            <w:proofErr w:type="gramEnd"/>
-            <w:r>
-              <w:rPr>
-                <w:rFonts w:asciiTheme="minorHAnsi" w:eastAsiaTheme="minorEastAsia" w:hAnsiTheme="minorHAnsi" w:cstheme="minorBidi"/>
-                <w:color w:val="000000" w:themeColor="text1"/>
-                <w:lang w:eastAsia="es-CL"/>
-              </w:rPr>
-              <w:t xml:space="preserve"> estándares definidos por la disciplina.</w:t>
+              <w:t xml:space="preserve">11. Cumple con los indicadores de calidad requeridos en la presentación del diseño del Proyecto APT de acuerdo a estándares definidos por la disciplina.</w:t>
             </w:r>
           </w:p>
         </w:tc>
@@ -8896,23 +7149,24 @@
         <w:tc>
           <w:tcPr>
             <w:tcW w:w="2126" w:type="dxa"/>
-            <w:vAlign w:val="center"/>
-          </w:tcPr>
-          <w:p>
-            <w:pPr>
-              <w:rPr>
-                <w:rFonts w:asciiTheme="minorHAnsi" w:eastAsiaTheme="minorEastAsia" w:hAnsiTheme="minorHAnsi" w:cstheme="minorBidi"/>
-                <w:color w:val="000000" w:themeColor="text1"/>
-                <w:lang w:eastAsia="es-CL"/>
-              </w:rPr>
-            </w:pPr>
-            <w:r>
-              <w:rPr>
-                <w:rFonts w:asciiTheme="minorHAnsi" w:eastAsiaTheme="minorEastAsia" w:hAnsiTheme="minorHAnsi" w:cstheme="minorBidi"/>
-                <w:color w:val="000000" w:themeColor="text1"/>
-                <w:lang w:eastAsia="es-CL"/>
-              </w:rPr>
-              <w:t>El informe cumple con el 60% de los indicadores de calidad disciplinarios requeridos en el diseño del Proyecto APT.</w:t>
+            <w:shd w:val="clear" w:color="auto" w:fill="E2EFDA"/>
+            <w:vAlign w:val="center"/>
+          </w:tcPr>
+          <w:p>
+            <w:pPr>
+              <w:rPr>
+                <w:rFonts w:asciiTheme="minorHAnsi" w:eastAsiaTheme="minorEastAsia" w:hAnsiTheme="minorHAnsi" w:cstheme="minorBidi"/>
+                <w:color w:val="000000" w:themeColor="text1"/>
+                <w:lang w:eastAsia="es-CL"/>
+              </w:rPr>
+            </w:pPr>
+            <w:r>
+              <w:rPr>
+                <w:rFonts w:asciiTheme="minorHAnsi" w:eastAsiaTheme="minorEastAsia" w:hAnsiTheme="minorHAnsi" w:cstheme="minorBidi"/>
+                <w:color w:val="000000" w:themeColor="text1"/>
+                <w:lang w:eastAsia="es-CL"/>
+              </w:rPr>
+              <w:t>✔ El informe cumple con el 60% de los indicadores de calidad disciplinarios requeridos en el diseño del Proyecto APT.</w:t>
             </w:r>
           </w:p>
         </w:tc>
@@ -8986,17 +7240,7 @@
                 <w:color w:val="3B3838" w:themeColor="background2" w:themeShade="40"/>
                 <w:lang w:eastAsia="es-CL"/>
               </w:rPr>
-              <w:t>2</w:t>
-            </w:r>
-            <w:r>
-              <w:rPr>
-                <w:rFonts w:asciiTheme="minorHAnsi" w:eastAsiaTheme="minorEastAsia" w:hAnsiTheme="minorHAnsi" w:cstheme="minorBidi"/>
-                <w:b/>
-                <w:bCs/>
-                <w:color w:val="3B3838" w:themeColor="background2" w:themeShade="40"/>
-                <w:lang w:eastAsia="es-CL"/>
-              </w:rPr>
-              <w:t>0</w:t>
+              <w:t>20</w:t>
             </w:r>
           </w:p>
         </w:tc>
@@ -9024,42 +7268,7 @@
                 <w:color w:val="000000" w:themeColor="text1"/>
                 <w:lang w:eastAsia="es-CL"/>
               </w:rPr>
-              <w:t xml:space="preserve">12.  </w:t>
-            </w:r>
-            <w:r>
-              <w:rPr>
-                <w:rFonts w:asciiTheme="minorHAnsi" w:eastAsiaTheme="minorEastAsia" w:hAnsiTheme="minorHAnsi" w:cstheme="minorBidi"/>
-                <w:color w:val="000000" w:themeColor="text1"/>
-                <w:lang w:eastAsia="es-CL"/>
-              </w:rPr>
-              <w:t xml:space="preserve">Redacta el </w:t>
-            </w:r>
-            <w:proofErr w:type="spellStart"/>
-            <w:proofErr w:type="gramStart"/>
-            <w:r>
-              <w:rPr>
-                <w:rFonts w:asciiTheme="minorHAnsi" w:eastAsiaTheme="minorEastAsia" w:hAnsiTheme="minorHAnsi" w:cstheme="minorBidi"/>
-                <w:color w:val="000000" w:themeColor="text1"/>
-                <w:lang w:eastAsia="es-CL"/>
-              </w:rPr>
-              <w:t>abstract</w:t>
-            </w:r>
-            <w:proofErr w:type="spellEnd"/>
-            <w:proofErr w:type="gramEnd"/>
-            <w:r>
-              <w:rPr>
-                <w:rFonts w:asciiTheme="minorHAnsi" w:eastAsiaTheme="minorEastAsia" w:hAnsiTheme="minorHAnsi" w:cstheme="minorBidi"/>
-                <w:color w:val="000000" w:themeColor="text1"/>
-                <w:lang w:eastAsia="es-CL"/>
-              </w:rPr>
-              <w:t xml:space="preserve">, las conclusiones y la reflexión en inglés con ideas completas que se conectan en secuencia lógica, </w:t>
-            </w:r>
-            <w:r>
-              <w:rPr>
-                <w:rFonts w:asciiTheme="minorHAnsi" w:eastAsiaTheme="minorEastAsia" w:hAnsiTheme="minorHAnsi" w:cstheme="minorBidi"/>
-                <w:color w:val="000000" w:themeColor="text1"/>
-                <w:lang w:eastAsia="es-CL"/>
-              </w:rPr>
+              <w:t xml:space="preserve">12.  Redacta el abstract, las conclusiones y la reflexión en inglés con ideas completas que se conectan en secuencia lógica, </w:t>
               <w:lastRenderedPageBreak/>
               <w:t>utilizando estructuras gramaticales y vocabulario en forma correcta y pertinente al tema a un nivel intermedio alto.</w:t>
             </w:r>
@@ -9099,11 +7308,6 @@
               </w:rPr>
               <w:lastRenderedPageBreak/>
               <w:t xml:space="preserve">Redacta los textos en inglés siguiendo una secuencia lógica en la que todas las oraciones </w:t>
-            </w:r>
-            <w:r>
-              <w:rPr>
-                <w:rFonts w:asciiTheme="minorHAnsi" w:hAnsiTheme="minorHAnsi" w:cstheme="minorHAnsi"/>
-              </w:rPr>
               <w:lastRenderedPageBreak/>
               <w:t>se conectan de manera fluida y comprensible,  utilizando en forma correcta las estructuras gramaticales y el vocabulario pertinentes al tema.</w:t>
             </w:r>
@@ -9127,11 +7331,6 @@
               </w:rPr>
               <w:lastRenderedPageBreak/>
               <w:t xml:space="preserve">Redacta los textos en inglés siguiendo una secuencia lógica en la que gran parte de las </w:t>
-            </w:r>
-            <w:r>
-              <w:rPr>
-                <w:rFonts w:asciiTheme="minorHAnsi" w:hAnsiTheme="minorHAnsi" w:cstheme="minorHAnsi"/>
-              </w:rPr>
               <w:lastRenderedPageBreak/>
               <w:t>oraciones se conectan de manera fluida y comprensible,  utilizando en forma correcta la mayoría de las estructuras gramaticales y el vocabulario pertinentes al tema.</w:t>
             </w:r>
@@ -9155,11 +7354,6 @@
               </w:rPr>
               <w:lastRenderedPageBreak/>
               <w:t xml:space="preserve">Redacta los textos en inglés usando una secuencia limitada o desorganizada que </w:t>
-            </w:r>
-            <w:r>
-              <w:rPr>
-                <w:rFonts w:asciiTheme="minorHAnsi" w:hAnsiTheme="minorHAnsi" w:cstheme="minorHAnsi"/>
-              </w:rPr>
               <w:lastRenderedPageBreak/>
               <w:t>dificulta la comprensión de las ideas,  utilizando inadecuadamente las estructuras gramaticales y el vocabulario pertinentes al tema.</w:t>
             </w:r>
@@ -9195,11 +7389,6 @@
                 <w:rFonts w:asciiTheme="minorHAnsi" w:hAnsiTheme="minorHAnsi" w:cstheme="minorHAnsi"/>
               </w:rPr>
               <w:t xml:space="preserve">o escribe frases sueltas que no se </w:t>
-            </w:r>
-            <w:r>
-              <w:rPr>
-                <w:rFonts w:asciiTheme="minorHAnsi" w:hAnsiTheme="minorHAnsi" w:cstheme="minorHAnsi"/>
-              </w:rPr>
               <w:lastRenderedPageBreak/>
               <w:t xml:space="preserve">relacionan entre ellas impidiendo la comprensión de las ideas, </w:t>
             </w:r>
@@ -9310,6 +7499,1940 @@
         </w:tc>
       </w:tr>
     </w:tbl>
+    <w:p>
+      <w:pPr>
+        <w:spacing w:before="360" w:after="140"/>
+        <w:rPr>
+          <w:b/>
+          <w:sz w:val="24"/>
+          <w:color w:val="1F3864"/>
+          <w:lang w:val="es-CL" w:eastAsia="es-ES"/>
+        </w:rPr>
+      </w:pPr>
+      <w:r>
+        <w:rPr>
+          <w:b/>
+          <w:sz w:val="24"/>
+          <w:color w:val="1F3864"/>
+          <w:lang w:val="es-CL" w:eastAsia="es-ES"/>
+        </w:rPr>
+        <w:t xml:space="preserve">Estudiante: Gonzalo Arenas Molina</w:t>
+      </w:r>
+    </w:p>
+    <w:p>
+      <w:pPr>
+        <w:spacing w:before="360" w:after="140"/>
+        <w:rPr>
+          <w:b/>
+          <w:sz w:val="26"/>
+          <w:color w:val="1F3864"/>
+          <w:lang w:val="es-CL" w:eastAsia="es-ES"/>
+        </w:rPr>
+      </w:pPr>
+      <w:r>
+        <w:rPr>
+          <w:b/>
+          <w:sz w:val="26"/>
+          <w:color w:val="1F3864"/>
+          <w:lang w:val="es-CL" w:eastAsia="es-ES"/>
+        </w:rPr>
+        <w:t xml:space="preserve">Verificación de los indicadores de calidad disciplinarios</w:t>
+      </w:r>
+    </w:p>
+    <w:p>
+      <w:pPr>
+        <w:spacing w:after="60" w:line="252" w:lineRule="auto"/>
+        <w:jc w:val="both"/>
+        <w:rPr>
+          <w:sz w:val="20"/>
+          <w:lang w:val="es-CL" w:eastAsia="es-ES"/>
+        </w:rPr>
+      </w:pPr>
+      <w:r>
+        <w:rPr>
+          <w:sz w:val="20"/>
+          <w:lang w:val="es-CL" w:eastAsia="es-ES"/>
+        </w:rPr>
+        <w:t xml:space="preserve">Conforme a las instrucciones de esta autoevaluación, a continuación se revisa cuáles de los indicadores de calidad asociados a las competencias del perfil de egreso están presentes en la propuesta y cuáles se acreditan en las fases siguientes del proyecto.</w:t>
+      </w:r>
+    </w:p>
+    <w:tbl>
+      <w:tblPr>
+        <w:tblW w:w="9300" w:type="dxa"/>
+        <w:tblBorders>
+          <w:top w:val="single" w:sz="4" w:space="0" w:color="808080"/>
+          <w:left w:val="single" w:sz="4" w:space="0" w:color="808080"/>
+          <w:bottom w:val="single" w:sz="4" w:space="0" w:color="808080"/>
+          <w:right w:val="single" w:sz="4" w:space="0" w:color="808080"/>
+          <w:insideH w:val="single" w:sz="4" w:space="0" w:color="808080"/>
+          <w:insideV w:val="single" w:sz="4" w:space="0" w:color="808080"/>
+        </w:tblBorders>
+        <w:tblLayout w:type="fixed"/>
+      </w:tblPr>
+      <w:tblGrid>
+        <w:gridCol w:w="4600"/>
+        <w:gridCol w:w="1300"/>
+        <w:gridCol w:w="3400"/>
+      </w:tblGrid>
+      <w:tr>
+        <w:tc>
+          <w:tcPr>
+            <w:tcW w:w="4600" w:type="dxa"/>
+            <w:shd w:val="clear" w:color="auto" w:fill="D9E2F3"/>
+            <w:vAlign w:val="center"/>
+          </w:tcPr>
+          <w:p>
+            <w:pPr>
+              <w:spacing w:after="60" w:line="252" w:lineRule="auto"/>
+              <w:jc w:val="both"/>
+              <w:rPr>
+                <w:sz w:val="18"/>
+                <w:lang w:val="es-CL" w:eastAsia="es-ES"/>
+              </w:rPr>
+            </w:pPr>
+            <w:r>
+              <w:rPr>
+                <w:b/>
+                <w:sz w:val="18"/>
+                <w:lang w:val="es-CL" w:eastAsia="es-ES"/>
+              </w:rPr>
+              <w:t xml:space="preserve">Indicador de calidad</w:t>
+            </w:r>
+          </w:p>
+        </w:tc>
+        <w:tc>
+          <w:tcPr>
+            <w:tcW w:w="1300" w:type="dxa"/>
+            <w:shd w:val="clear" w:color="auto" w:fill="D9E2F3"/>
+            <w:vAlign w:val="center"/>
+          </w:tcPr>
+          <w:p>
+            <w:pPr>
+              <w:spacing w:after="60" w:line="252" w:lineRule="auto"/>
+              <w:rPr>
+                <w:sz w:val="18"/>
+                <w:lang w:val="es-CL" w:eastAsia="es-ES"/>
+              </w:rPr>
+            </w:pPr>
+            <w:r>
+              <w:rPr>
+                <w:b/>
+                <w:sz w:val="18"/>
+                <w:lang w:val="es-CL" w:eastAsia="es-ES"/>
+              </w:rPr>
+              <w:t xml:space="preserve">Estado</w:t>
+            </w:r>
+          </w:p>
+        </w:tc>
+        <w:tc>
+          <w:tcPr>
+            <w:tcW w:w="3400" w:type="dxa"/>
+            <w:shd w:val="clear" w:color="auto" w:fill="D9E2F3"/>
+            <w:vAlign w:val="center"/>
+          </w:tcPr>
+          <w:p>
+            <w:pPr>
+              <w:spacing w:after="60" w:line="252" w:lineRule="auto"/>
+              <w:jc w:val="both"/>
+              <w:rPr>
+                <w:sz w:val="18"/>
+                <w:lang w:val="es-CL" w:eastAsia="es-ES"/>
+              </w:rPr>
+            </w:pPr>
+            <w:r>
+              <w:rPr>
+                <w:b/>
+                <w:sz w:val="18"/>
+                <w:lang w:val="es-CL" w:eastAsia="es-ES"/>
+              </w:rPr>
+              <w:t xml:space="preserve">Dónde se evidencia</w:t>
+            </w:r>
+          </w:p>
+        </w:tc>
+      </w:tr>
+      <w:tr>
+        <w:tc>
+          <w:tcPr>
+            <w:tcW w:w="4600" w:type="dxa"/>
+            <w:vAlign w:val="center"/>
+          </w:tcPr>
+          <w:p>
+            <w:pPr>
+              <w:spacing w:after="60" w:line="252" w:lineRule="auto"/>
+              <w:jc w:val="both"/>
+              <w:rPr>
+                <w:sz w:val="18"/>
+                <w:lang w:val="es-CL" w:eastAsia="es-ES"/>
+              </w:rPr>
+            </w:pPr>
+            <w:r>
+              <w:rPr>
+                <w:sz w:val="18"/>
+                <w:lang w:val="es-CL" w:eastAsia="es-ES"/>
+              </w:rPr>
+              <w:t xml:space="preserve">1.1 Diseña pruebas de validación de productos y procesos.</w:t>
+            </w:r>
+          </w:p>
+        </w:tc>
+        <w:tc>
+          <w:tcPr>
+            <w:tcW w:w="1300" w:type="dxa"/>
+            <w:vAlign w:val="center"/>
+          </w:tcPr>
+          <w:p>
+            <w:pPr>
+              <w:spacing w:after="60" w:line="252" w:lineRule="auto"/>
+              <w:rPr>
+                <w:sz w:val="18"/>
+                <w:lang w:val="es-CL" w:eastAsia="es-ES"/>
+              </w:rPr>
+            </w:pPr>
+            <w:r>
+              <w:rPr>
+                <w:sz w:val="18"/>
+                <w:lang w:val="es-CL" w:eastAsia="es-ES"/>
+              </w:rPr>
+              <w:t xml:space="preserve">Comprometido</w:t>
+            </w:r>
+          </w:p>
+        </w:tc>
+        <w:tc>
+          <w:tcPr>
+            <w:tcW w:w="3400" w:type="dxa"/>
+            <w:vAlign w:val="center"/>
+          </w:tcPr>
+          <w:p>
+            <w:pPr>
+              <w:spacing w:after="60" w:line="252" w:lineRule="auto"/>
+              <w:jc w:val="both"/>
+              <w:rPr>
+                <w:sz w:val="18"/>
+                <w:lang w:val="es-CL" w:eastAsia="es-ES"/>
+              </w:rPr>
+            </w:pPr>
+            <w:r>
+              <w:rPr>
+                <w:sz w:val="18"/>
+                <w:lang w:val="es-CL" w:eastAsia="es-ES"/>
+              </w:rPr>
+              <w:t xml:space="preserve">El plan de trabajo contempla el diseño de los casos de prueba de las reglas críticas del negocio (semanas 13 a 16).</w:t>
+            </w:r>
+          </w:p>
+        </w:tc>
+      </w:tr>
+      <w:tr>
+        <w:tc>
+          <w:tcPr>
+            <w:tcW w:w="4600" w:type="dxa"/>
+            <w:vAlign w:val="center"/>
+          </w:tcPr>
+          <w:p>
+            <w:pPr>
+              <w:spacing w:after="60" w:line="252" w:lineRule="auto"/>
+              <w:jc w:val="both"/>
+              <w:rPr>
+                <w:sz w:val="18"/>
+                <w:lang w:val="es-CL" w:eastAsia="es-ES"/>
+              </w:rPr>
+            </w:pPr>
+            <w:r>
+              <w:rPr>
+                <w:sz w:val="18"/>
+                <w:lang w:val="es-CL" w:eastAsia="es-ES"/>
+              </w:rPr>
+              <w:t xml:space="preserve">1.2 Aplica pruebas de validación de productos y procesos.</w:t>
+            </w:r>
+          </w:p>
+        </w:tc>
+        <w:tc>
+          <w:tcPr>
+            <w:tcW w:w="1300" w:type="dxa"/>
+            <w:vAlign w:val="center"/>
+          </w:tcPr>
+          <w:p>
+            <w:pPr>
+              <w:spacing w:after="60" w:line="252" w:lineRule="auto"/>
+              <w:rPr>
+                <w:sz w:val="18"/>
+                <w:lang w:val="es-CL" w:eastAsia="es-ES"/>
+              </w:rPr>
+            </w:pPr>
+            <w:r>
+              <w:rPr>
+                <w:sz w:val="18"/>
+                <w:lang w:val="es-CL" w:eastAsia="es-ES"/>
+              </w:rPr>
+              <w:t xml:space="preserve">Fase 2</w:t>
+            </w:r>
+          </w:p>
+        </w:tc>
+        <w:tc>
+          <w:tcPr>
+            <w:tcW w:w="3400" w:type="dxa"/>
+            <w:vAlign w:val="center"/>
+          </w:tcPr>
+          <w:p>
+            <w:pPr>
+              <w:spacing w:after="60" w:line="252" w:lineRule="auto"/>
+              <w:jc w:val="both"/>
+              <w:rPr>
+                <w:sz w:val="18"/>
+                <w:lang w:val="es-CL" w:eastAsia="es-ES"/>
+              </w:rPr>
+            </w:pPr>
+            <w:r>
+              <w:rPr>
+                <w:sz w:val="18"/>
+                <w:lang w:val="es-CL" w:eastAsia="es-ES"/>
+              </w:rPr>
+              <w:t xml:space="preserve">Su ejecución corresponde a la etapa de construcción; en esta fase solo se planifica.</w:t>
+            </w:r>
+          </w:p>
+        </w:tc>
+      </w:tr>
+      <w:tr>
+        <w:tc>
+          <w:tcPr>
+            <w:tcW w:w="4600" w:type="dxa"/>
+            <w:vAlign w:val="center"/>
+          </w:tcPr>
+          <w:p>
+            <w:pPr>
+              <w:spacing w:after="60" w:line="252" w:lineRule="auto"/>
+              <w:jc w:val="both"/>
+              <w:rPr>
+                <w:sz w:val="18"/>
+                <w:lang w:val="es-CL" w:eastAsia="es-ES"/>
+              </w:rPr>
+            </w:pPr>
+            <w:r>
+              <w:rPr>
+                <w:sz w:val="18"/>
+                <w:lang w:val="es-CL" w:eastAsia="es-ES"/>
+              </w:rPr>
+              <w:t xml:space="preserve">1.3 Desarrolla mejoras al producto a partir de los resultados.</w:t>
+            </w:r>
+          </w:p>
+        </w:tc>
+        <w:tc>
+          <w:tcPr>
+            <w:tcW w:w="1300" w:type="dxa"/>
+            <w:vAlign w:val="center"/>
+          </w:tcPr>
+          <w:p>
+            <w:pPr>
+              <w:spacing w:after="60" w:line="252" w:lineRule="auto"/>
+              <w:rPr>
+                <w:sz w:val="18"/>
+                <w:lang w:val="es-CL" w:eastAsia="es-ES"/>
+              </w:rPr>
+            </w:pPr>
+            <w:r>
+              <w:rPr>
+                <w:sz w:val="18"/>
+                <w:lang w:val="es-CL" w:eastAsia="es-ES"/>
+              </w:rPr>
+              <w:t xml:space="preserve">Fase 2</w:t>
+            </w:r>
+          </w:p>
+        </w:tc>
+        <w:tc>
+          <w:tcPr>
+            <w:tcW w:w="3400" w:type="dxa"/>
+            <w:vAlign w:val="center"/>
+          </w:tcPr>
+          <w:p>
+            <w:pPr>
+              <w:spacing w:after="60" w:line="252" w:lineRule="auto"/>
+              <w:jc w:val="both"/>
+              <w:rPr>
+                <w:sz w:val="18"/>
+                <w:lang w:val="es-CL" w:eastAsia="es-ES"/>
+              </w:rPr>
+            </w:pPr>
+            <w:r>
+              <w:rPr>
+                <w:sz w:val="18"/>
+                <w:lang w:val="es-CL" w:eastAsia="es-ES"/>
+              </w:rPr>
+              <w:t xml:space="preserve">Depende de los resultados de las pruebas, por lo que se acredita con posterioridad.</w:t>
+            </w:r>
+          </w:p>
+        </w:tc>
+      </w:tr>
+      <w:tr>
+        <w:tc>
+          <w:tcPr>
+            <w:tcW w:w="4600" w:type="dxa"/>
+            <w:vAlign w:val="center"/>
+          </w:tcPr>
+          <w:p>
+            <w:pPr>
+              <w:spacing w:after="60" w:line="252" w:lineRule="auto"/>
+              <w:jc w:val="both"/>
+              <w:rPr>
+                <w:sz w:val="18"/>
+                <w:lang w:val="es-CL" w:eastAsia="es-ES"/>
+              </w:rPr>
+            </w:pPr>
+            <w:r>
+              <w:rPr>
+                <w:sz w:val="18"/>
+                <w:lang w:val="es-CL" w:eastAsia="es-ES"/>
+              </w:rPr>
+              <w:t xml:space="preserve">2.1 Planifica proyectos informáticos ofreciendo alternativas para la toma de decisiones.</w:t>
+            </w:r>
+          </w:p>
+        </w:tc>
+        <w:tc>
+          <w:tcPr>
+            <w:tcW w:w="1300" w:type="dxa"/>
+            <w:vAlign w:val="center"/>
+          </w:tcPr>
+          <w:p>
+            <w:pPr>
+              <w:spacing w:after="60" w:line="252" w:lineRule="auto"/>
+              <w:rPr>
+                <w:sz w:val="18"/>
+                <w:lang w:val="es-CL" w:eastAsia="es-ES"/>
+              </w:rPr>
+            </w:pPr>
+            <w:r>
+              <w:rPr>
+                <w:sz w:val="18"/>
+                <w:lang w:val="es-CL" w:eastAsia="es-ES"/>
+              </w:rPr>
+              <w:t xml:space="preserve">Presente</w:t>
+            </w:r>
+          </w:p>
+        </w:tc>
+        <w:tc>
+          <w:tcPr>
+            <w:tcW w:w="3400" w:type="dxa"/>
+            <w:vAlign w:val="center"/>
+          </w:tcPr>
+          <w:p>
+            <w:pPr>
+              <w:spacing w:after="60" w:line="252" w:lineRule="auto"/>
+              <w:jc w:val="both"/>
+              <w:rPr>
+                <w:sz w:val="18"/>
+                <w:lang w:val="es-CL" w:eastAsia="es-ES"/>
+              </w:rPr>
+            </w:pPr>
+            <w:r>
+              <w:rPr>
+                <w:sz w:val="18"/>
+                <w:lang w:val="es-CL" w:eastAsia="es-ES"/>
+              </w:rPr>
+              <w:t xml:space="preserve">Se evidencia en la metodología, el plan de trabajo y la carta Gantt, y en la decisión fundamentada sobre qué funcionalidades quedan fuera del alcance.</w:t>
+            </w:r>
+          </w:p>
+        </w:tc>
+      </w:tr>
+      <w:tr>
+        <w:tc>
+          <w:tcPr>
+            <w:tcW w:w="4600" w:type="dxa"/>
+            <w:vAlign w:val="center"/>
+          </w:tcPr>
+          <w:p>
+            <w:pPr>
+              <w:spacing w:after="60" w:line="252" w:lineRule="auto"/>
+              <w:jc w:val="both"/>
+              <w:rPr>
+                <w:sz w:val="18"/>
+                <w:lang w:val="es-CL" w:eastAsia="es-ES"/>
+              </w:rPr>
+            </w:pPr>
+            <w:r>
+              <w:rPr>
+                <w:sz w:val="18"/>
+                <w:lang w:val="es-CL" w:eastAsia="es-ES"/>
+              </w:rPr>
+              <w:t xml:space="preserve">2.2 Controla proyectos informáticos ofreciendo alternativas para la toma de decisiones.</w:t>
+            </w:r>
+          </w:p>
+        </w:tc>
+        <w:tc>
+          <w:tcPr>
+            <w:tcW w:w="1300" w:type="dxa"/>
+            <w:vAlign w:val="center"/>
+          </w:tcPr>
+          <w:p>
+            <w:pPr>
+              <w:spacing w:after="60" w:line="252" w:lineRule="auto"/>
+              <w:rPr>
+                <w:sz w:val="18"/>
+                <w:lang w:val="es-CL" w:eastAsia="es-ES"/>
+              </w:rPr>
+            </w:pPr>
+            <w:r>
+              <w:rPr>
+                <w:sz w:val="18"/>
+                <w:lang w:val="es-CL" w:eastAsia="es-ES"/>
+              </w:rPr>
+              <w:t xml:space="preserve">Parcial</w:t>
+            </w:r>
+          </w:p>
+        </w:tc>
+        <w:tc>
+          <w:tcPr>
+            <w:tcW w:w="3400" w:type="dxa"/>
+            <w:vAlign w:val="center"/>
+          </w:tcPr>
+          <w:p>
+            <w:pPr>
+              <w:spacing w:after="60" w:line="252" w:lineRule="auto"/>
+              <w:jc w:val="both"/>
+              <w:rPr>
+                <w:sz w:val="18"/>
+                <w:lang w:val="es-CL" w:eastAsia="es-ES"/>
+              </w:rPr>
+            </w:pPr>
+            <w:r>
+              <w:rPr>
+                <w:sz w:val="18"/>
+                <w:lang w:val="es-CL" w:eastAsia="es-ES"/>
+              </w:rPr>
+              <w:t xml:space="preserve">El mecanismo de control está definido (tablero de seguimiento e hitos de monitoreo en las semanas 6, 11 y 17), pero su aplicación ocurre durante la Fase 2.</w:t>
+            </w:r>
+          </w:p>
+        </w:tc>
+      </w:tr>
+      <w:tr>
+        <w:tc>
+          <w:tcPr>
+            <w:tcW w:w="4600" w:type="dxa"/>
+            <w:vAlign w:val="center"/>
+          </w:tcPr>
+          <w:p>
+            <w:pPr>
+              <w:spacing w:after="60" w:line="252" w:lineRule="auto"/>
+              <w:jc w:val="both"/>
+              <w:rPr>
+                <w:sz w:val="18"/>
+                <w:lang w:val="es-CL" w:eastAsia="es-ES"/>
+              </w:rPr>
+            </w:pPr>
+            <w:r>
+              <w:rPr>
+                <w:sz w:val="18"/>
+                <w:lang w:val="es-CL" w:eastAsia="es-ES"/>
+              </w:rPr>
+              <w:t xml:space="preserve">3.1 Diseña modelos de datos escalables en el tiempo.</w:t>
+            </w:r>
+          </w:p>
+        </w:tc>
+        <w:tc>
+          <w:tcPr>
+            <w:tcW w:w="1300" w:type="dxa"/>
+            <w:vAlign w:val="center"/>
+          </w:tcPr>
+          <w:p>
+            <w:pPr>
+              <w:spacing w:after="60" w:line="252" w:lineRule="auto"/>
+              <w:rPr>
+                <w:sz w:val="18"/>
+                <w:lang w:val="es-CL" w:eastAsia="es-ES"/>
+              </w:rPr>
+            </w:pPr>
+            <w:r>
+              <w:rPr>
+                <w:sz w:val="18"/>
+                <w:lang w:val="es-CL" w:eastAsia="es-ES"/>
+              </w:rPr>
+              <w:t xml:space="preserve">Presente</w:t>
+            </w:r>
+          </w:p>
+        </w:tc>
+        <w:tc>
+          <w:tcPr>
+            <w:tcW w:w="3400" w:type="dxa"/>
+            <w:vAlign w:val="center"/>
+          </w:tcPr>
+          <w:p>
+            <w:pPr>
+              <w:spacing w:after="60" w:line="252" w:lineRule="auto"/>
+              <w:jc w:val="both"/>
+              <w:rPr>
+                <w:sz w:val="18"/>
+                <w:lang w:val="es-CL" w:eastAsia="es-ES"/>
+              </w:rPr>
+            </w:pPr>
+            <w:r>
+              <w:rPr>
+                <w:sz w:val="18"/>
+                <w:lang w:val="es-CL" w:eastAsia="es-ES"/>
+              </w:rPr>
+              <w:t xml:space="preserve">El diseño del modelo entidad-relación y del diccionario de datos está comprometido para las semanas 4 y 5, y su fundamento se explicita en la descripción del proyecto.</w:t>
+            </w:r>
+          </w:p>
+        </w:tc>
+      </w:tr>
+      <w:tr>
+        <w:tc>
+          <w:tcPr>
+            <w:tcW w:w="4600" w:type="dxa"/>
+            <w:vAlign w:val="center"/>
+          </w:tcPr>
+          <w:p>
+            <w:pPr>
+              <w:spacing w:after="60" w:line="252" w:lineRule="auto"/>
+              <w:jc w:val="both"/>
+              <w:rPr>
+                <w:sz w:val="18"/>
+                <w:lang w:val="es-CL" w:eastAsia="es-ES"/>
+              </w:rPr>
+            </w:pPr>
+            <w:r>
+              <w:rPr>
+                <w:sz w:val="18"/>
+                <w:lang w:val="es-CL" w:eastAsia="es-ES"/>
+              </w:rPr>
+              <w:t xml:space="preserve">3.2 Implementa modelos de datos escalables en el tiempo.</w:t>
+            </w:r>
+          </w:p>
+        </w:tc>
+        <w:tc>
+          <w:tcPr>
+            <w:tcW w:w="1300" w:type="dxa"/>
+            <w:vAlign w:val="center"/>
+          </w:tcPr>
+          <w:p>
+            <w:pPr>
+              <w:spacing w:after="60" w:line="252" w:lineRule="auto"/>
+              <w:rPr>
+                <w:sz w:val="18"/>
+                <w:lang w:val="es-CL" w:eastAsia="es-ES"/>
+              </w:rPr>
+            </w:pPr>
+            <w:r>
+              <w:rPr>
+                <w:sz w:val="18"/>
+                <w:lang w:val="es-CL" w:eastAsia="es-ES"/>
+              </w:rPr>
+              <w:t xml:space="preserve">Fase 2</w:t>
+            </w:r>
+          </w:p>
+        </w:tc>
+        <w:tc>
+          <w:tcPr>
+            <w:tcW w:w="3400" w:type="dxa"/>
+            <w:vAlign w:val="center"/>
+          </w:tcPr>
+          <w:p>
+            <w:pPr>
+              <w:spacing w:after="60" w:line="252" w:lineRule="auto"/>
+              <w:jc w:val="both"/>
+              <w:rPr>
+                <w:sz w:val="18"/>
+                <w:lang w:val="es-CL" w:eastAsia="es-ES"/>
+              </w:rPr>
+            </w:pPr>
+            <w:r>
+              <w:rPr>
+                <w:sz w:val="18"/>
+                <w:lang w:val="es-CL" w:eastAsia="es-ES"/>
+              </w:rPr>
+              <w:t xml:space="preserve">La implementación de las entidades y migraciones corresponde a las semanas 5 y 6.</w:t>
+            </w:r>
+          </w:p>
+        </w:tc>
+      </w:tr>
+      <w:tr>
+        <w:tc>
+          <w:tcPr>
+            <w:tcW w:w="4600" w:type="dxa"/>
+            <w:vAlign w:val="center"/>
+          </w:tcPr>
+          <w:p>
+            <w:pPr>
+              <w:spacing w:after="60" w:line="252" w:lineRule="auto"/>
+              <w:jc w:val="both"/>
+              <w:rPr>
+                <w:sz w:val="18"/>
+                <w:lang w:val="es-CL" w:eastAsia="es-ES"/>
+              </w:rPr>
+            </w:pPr>
+            <w:r>
+              <w:rPr>
+                <w:sz w:val="18"/>
+                <w:lang w:val="es-CL" w:eastAsia="es-ES"/>
+              </w:rPr>
+              <w:t xml:space="preserve">4.1 Construye una solución de software sistematizando su desarrollo y mantenimiento.</w:t>
+            </w:r>
+          </w:p>
+        </w:tc>
+        <w:tc>
+          <w:tcPr>
+            <w:tcW w:w="1300" w:type="dxa"/>
+            <w:vAlign w:val="center"/>
+          </w:tcPr>
+          <w:p>
+            <w:pPr>
+              <w:spacing w:after="60" w:line="252" w:lineRule="auto"/>
+              <w:rPr>
+                <w:sz w:val="18"/>
+                <w:lang w:val="es-CL" w:eastAsia="es-ES"/>
+              </w:rPr>
+            </w:pPr>
+            <w:r>
+              <w:rPr>
+                <w:sz w:val="18"/>
+                <w:lang w:val="es-CL" w:eastAsia="es-ES"/>
+              </w:rPr>
+              <w:t xml:space="preserve">Fase 2</w:t>
+            </w:r>
+          </w:p>
+        </w:tc>
+        <w:tc>
+          <w:tcPr>
+            <w:tcW w:w="3400" w:type="dxa"/>
+            <w:vAlign w:val="center"/>
+          </w:tcPr>
+          <w:p>
+            <w:pPr>
+              <w:spacing w:after="60" w:line="252" w:lineRule="auto"/>
+              <w:jc w:val="both"/>
+              <w:rPr>
+                <w:sz w:val="18"/>
+                <w:lang w:val="es-CL" w:eastAsia="es-ES"/>
+              </w:rPr>
+            </w:pPr>
+            <w:r>
+              <w:rPr>
+                <w:sz w:val="18"/>
+                <w:lang w:val="es-CL" w:eastAsia="es-ES"/>
+              </w:rPr>
+              <w:t xml:space="preserve">La construcción se realiza entre las semanas 6 y 15.</w:t>
+            </w:r>
+          </w:p>
+        </w:tc>
+      </w:tr>
+      <w:tr>
+        <w:tc>
+          <w:tcPr>
+            <w:tcW w:w="4600" w:type="dxa"/>
+            <w:vAlign w:val="center"/>
+          </w:tcPr>
+          <w:p>
+            <w:pPr>
+              <w:spacing w:after="60" w:line="252" w:lineRule="auto"/>
+              <w:jc w:val="both"/>
+              <w:rPr>
+                <w:sz w:val="18"/>
+                <w:lang w:val="es-CL" w:eastAsia="es-ES"/>
+              </w:rPr>
+            </w:pPr>
+            <w:r>
+              <w:rPr>
+                <w:sz w:val="18"/>
+                <w:lang w:val="es-CL" w:eastAsia="es-ES"/>
+              </w:rPr>
+              <w:t xml:space="preserve">4.2 Integra los distintos componentes de la solución.</w:t>
+            </w:r>
+          </w:p>
+        </w:tc>
+        <w:tc>
+          <w:tcPr>
+            <w:tcW w:w="1300" w:type="dxa"/>
+            <w:vAlign w:val="center"/>
+          </w:tcPr>
+          <w:p>
+            <w:pPr>
+              <w:spacing w:after="60" w:line="252" w:lineRule="auto"/>
+              <w:rPr>
+                <w:sz w:val="18"/>
+                <w:lang w:val="es-CL" w:eastAsia="es-ES"/>
+              </w:rPr>
+            </w:pPr>
+            <w:r>
+              <w:rPr>
+                <w:sz w:val="18"/>
+                <w:lang w:val="es-CL" w:eastAsia="es-ES"/>
+              </w:rPr>
+              <w:t xml:space="preserve">Fase 2</w:t>
+            </w:r>
+          </w:p>
+        </w:tc>
+        <w:tc>
+          <w:tcPr>
+            <w:tcW w:w="3400" w:type="dxa"/>
+            <w:vAlign w:val="center"/>
+          </w:tcPr>
+          <w:p>
+            <w:pPr>
+              <w:spacing w:after="60" w:line="252" w:lineRule="auto"/>
+              <w:jc w:val="both"/>
+              <w:rPr>
+                <w:sz w:val="18"/>
+                <w:lang w:val="es-CL" w:eastAsia="es-ES"/>
+              </w:rPr>
+            </w:pPr>
+            <w:r>
+              <w:rPr>
+                <w:sz w:val="18"/>
+                <w:lang w:val="es-CL" w:eastAsia="es-ES"/>
+              </w:rPr>
+              <w:t xml:space="preserve">La integración de los módulos está planificada entre las semanas 13 y 15.</w:t>
+            </w:r>
+          </w:p>
+        </w:tc>
+      </w:tr>
+      <w:tr>
+        <w:tc>
+          <w:tcPr>
+            <w:tcW w:w="4600" w:type="dxa"/>
+            <w:vAlign w:val="center"/>
+          </w:tcPr>
+          <w:p>
+            <w:pPr>
+              <w:spacing w:after="60" w:line="252" w:lineRule="auto"/>
+              <w:jc w:val="both"/>
+              <w:rPr>
+                <w:sz w:val="18"/>
+                <w:lang w:val="es-CL" w:eastAsia="es-ES"/>
+              </w:rPr>
+            </w:pPr>
+            <w:r>
+              <w:rPr>
+                <w:sz w:val="18"/>
+                <w:lang w:val="es-CL" w:eastAsia="es-ES"/>
+              </w:rPr>
+              <w:t xml:space="preserve">4.3 Implanta la solución de software.</w:t>
+            </w:r>
+          </w:p>
+        </w:tc>
+        <w:tc>
+          <w:tcPr>
+            <w:tcW w:w="1300" w:type="dxa"/>
+            <w:vAlign w:val="center"/>
+          </w:tcPr>
+          <w:p>
+            <w:pPr>
+              <w:spacing w:after="60" w:line="252" w:lineRule="auto"/>
+              <w:rPr>
+                <w:sz w:val="18"/>
+                <w:lang w:val="es-CL" w:eastAsia="es-ES"/>
+              </w:rPr>
+            </w:pPr>
+            <w:r>
+              <w:rPr>
+                <w:sz w:val="18"/>
+                <w:lang w:val="es-CL" w:eastAsia="es-ES"/>
+              </w:rPr>
+              <w:t xml:space="preserve">Fase 3</w:t>
+            </w:r>
+          </w:p>
+        </w:tc>
+        <w:tc>
+          <w:tcPr>
+            <w:tcW w:w="3400" w:type="dxa"/>
+            <w:vAlign w:val="center"/>
+          </w:tcPr>
+          <w:p>
+            <w:pPr>
+              <w:spacing w:after="60" w:line="252" w:lineRule="auto"/>
+              <w:jc w:val="both"/>
+              <w:rPr>
+                <w:sz w:val="18"/>
+                <w:lang w:val="es-CL" w:eastAsia="es-ES"/>
+              </w:rPr>
+            </w:pPr>
+            <w:r>
+              <w:rPr>
+                <w:sz w:val="18"/>
+                <w:lang w:val="es-CL" w:eastAsia="es-ES"/>
+              </w:rPr>
+              <w:t xml:space="preserve">El despliegue en el ambiente de demostración está previsto para la semana 16.</w:t>
+            </w:r>
+          </w:p>
+        </w:tc>
+      </w:tr>
+    </w:tbl>
+    <w:p>
+      <w:pPr>
+        <w:spacing w:after="60" w:line="252" w:lineRule="auto"/>
+        <w:jc w:val="both"/>
+        <w:rPr>
+          <w:sz w:val="20"/>
+          <w:lang w:val="es-CL" w:eastAsia="es-ES"/>
+        </w:rPr>
+      </w:pPr>
+    </w:p>
+    <w:p>
+      <w:pPr>
+        <w:spacing w:after="60" w:line="252" w:lineRule="auto"/>
+        <w:jc w:val="both"/>
+        <w:rPr>
+          <w:sz w:val="20"/>
+          <w:lang w:val="es-CL" w:eastAsia="es-ES"/>
+        </w:rPr>
+      </w:pPr>
+      <w:r>
+        <w:rPr>
+          <w:sz w:val="20"/>
+          <w:lang w:val="es-CL" w:eastAsia="es-ES"/>
+        </w:rPr>
+        <w:t xml:space="preserve">De los diez indicadores, tres se encuentran presentes o parcialmente presentes en esta fase, lo que es coherente con una etapa de definición. Los restantes corresponden a la construcción y la implantación de la solución, y quedan comprometidos en el plan de trabajo.</w:t>
+      </w:r>
+    </w:p>
+    <w:p>
+      <w:pPr>
+        <w:spacing w:before="360" w:after="140"/>
+        <w:rPr>
+          <w:b/>
+          <w:sz w:val="26"/>
+          <w:color w:val="1F3864"/>
+          <w:lang w:val="es-CL" w:eastAsia="es-ES"/>
+        </w:rPr>
+      </w:pPr>
+      <w:r>
+        <w:rPr>
+          <w:b/>
+          <w:sz w:val="26"/>
+          <w:color w:val="1F3864"/>
+          <w:lang w:val="es-CL" w:eastAsia="es-ES"/>
+        </w:rPr>
+        <w:t xml:space="preserve">Resultado de la autoevaluación</w:t>
+      </w:r>
+    </w:p>
+    <w:p>
+      <w:pPr>
+        <w:spacing w:after="60" w:line="252" w:lineRule="auto"/>
+        <w:jc w:val="both"/>
+        <w:rPr>
+          <w:sz w:val="20"/>
+          <w:lang w:val="es-CL" w:eastAsia="es-ES"/>
+        </w:rPr>
+      </w:pPr>
+      <w:r>
+        <w:rPr>
+          <w:sz w:val="20"/>
+          <w:lang w:val="es-CL" w:eastAsia="es-ES"/>
+        </w:rPr>
+        <w:t xml:space="preserve">Para cada indicador se señala el nivel de logro en el que sitúo la propuesta y el fundamento de esa decisión, junto con los aspectos que puedo mejorar antes de la evaluación sumativa.</w:t>
+      </w:r>
+    </w:p>
+    <w:tbl>
+      <w:tblPr>
+        <w:tblW w:w="9300" w:type="dxa"/>
+        <w:tblBorders>
+          <w:top w:val="single" w:sz="4" w:space="0" w:color="808080"/>
+          <w:left w:val="single" w:sz="4" w:space="0" w:color="808080"/>
+          <w:bottom w:val="single" w:sz="4" w:space="0" w:color="808080"/>
+          <w:right w:val="single" w:sz="4" w:space="0" w:color="808080"/>
+          <w:insideH w:val="single" w:sz="4" w:space="0" w:color="808080"/>
+          <w:insideV w:val="single" w:sz="4" w:space="0" w:color="808080"/>
+        </w:tblBorders>
+        <w:tblLayout w:type="fixed"/>
+      </w:tblPr>
+      <w:tblGrid>
+        <w:gridCol w:w="3300"/>
+        <w:gridCol w:w="2100"/>
+        <w:gridCol w:w="3900"/>
+      </w:tblGrid>
+      <w:tr>
+        <w:tc>
+          <w:tcPr>
+            <w:tcW w:w="3300" w:type="dxa"/>
+            <w:shd w:val="clear" w:color="auto" w:fill="D9E2F3"/>
+            <w:vAlign w:val="center"/>
+          </w:tcPr>
+          <w:p>
+            <w:pPr>
+              <w:spacing w:after="60" w:line="252" w:lineRule="auto"/>
+              <w:jc w:val="both"/>
+              <w:rPr>
+                <w:sz w:val="18"/>
+                <w:lang w:val="es-CL" w:eastAsia="es-ES"/>
+              </w:rPr>
+            </w:pPr>
+            <w:r>
+              <w:rPr>
+                <w:b/>
+                <w:sz w:val="18"/>
+                <w:lang w:val="es-CL" w:eastAsia="es-ES"/>
+              </w:rPr>
+              <w:t xml:space="preserve">Indicador de evaluación</w:t>
+            </w:r>
+          </w:p>
+        </w:tc>
+        <w:tc>
+          <w:tcPr>
+            <w:tcW w:w="2100" w:type="dxa"/>
+            <w:shd w:val="clear" w:color="auto" w:fill="D9E2F3"/>
+            <w:vAlign w:val="center"/>
+          </w:tcPr>
+          <w:p>
+            <w:pPr>
+              <w:spacing w:after="60" w:line="252" w:lineRule="auto"/>
+              <w:rPr>
+                <w:sz w:val="18"/>
+                <w:lang w:val="es-CL" w:eastAsia="es-ES"/>
+              </w:rPr>
+            </w:pPr>
+            <w:r>
+              <w:rPr>
+                <w:b/>
+                <w:sz w:val="18"/>
+                <w:lang w:val="es-CL" w:eastAsia="es-ES"/>
+              </w:rPr>
+              <w:t xml:space="preserve">Nivel autoevaluado</w:t>
+            </w:r>
+          </w:p>
+        </w:tc>
+        <w:tc>
+          <w:tcPr>
+            <w:tcW w:w="3900" w:type="dxa"/>
+            <w:shd w:val="clear" w:color="auto" w:fill="D9E2F3"/>
+            <w:vAlign w:val="center"/>
+          </w:tcPr>
+          <w:p>
+            <w:pPr>
+              <w:spacing w:after="60" w:line="252" w:lineRule="auto"/>
+              <w:jc w:val="both"/>
+              <w:rPr>
+                <w:sz w:val="18"/>
+                <w:lang w:val="es-CL" w:eastAsia="es-ES"/>
+              </w:rPr>
+            </w:pPr>
+            <w:r>
+              <w:rPr>
+                <w:b/>
+                <w:sz w:val="18"/>
+                <w:lang w:val="es-CL" w:eastAsia="es-ES"/>
+              </w:rPr>
+              <w:t xml:space="preserve">Fundamento y aspectos por mejorar</w:t>
+            </w:r>
+          </w:p>
+        </w:tc>
+      </w:tr>
+      <w:tr>
+        <w:tc>
+          <w:tcPr>
+            <w:tcW w:w="3300" w:type="dxa"/>
+            <w:vAlign w:val="center"/>
+          </w:tcPr>
+          <w:p>
+            <w:pPr>
+              <w:spacing w:after="60" w:line="252" w:lineRule="auto"/>
+              <w:jc w:val="both"/>
+              <w:rPr>
+                <w:sz w:val="18"/>
+                <w:lang w:val="es-CL" w:eastAsia="es-ES"/>
+              </w:rPr>
+            </w:pPr>
+            <w:r>
+              <w:rPr>
+                <w:sz w:val="18"/>
+                <w:lang w:val="es-CL" w:eastAsia="es-ES"/>
+              </w:rPr>
+              <w:t xml:space="preserve">1. Descripción y relevancia del proyecto</w:t>
+            </w:r>
+          </w:p>
+        </w:tc>
+        <w:tc>
+          <w:tcPr>
+            <w:tcW w:w="2100" w:type="dxa"/>
+            <w:shd w:val="clear" w:color="auto" w:fill="E2EFDA"/>
+            <w:vAlign w:val="center"/>
+          </w:tcPr>
+          <w:p>
+            <w:pPr>
+              <w:spacing w:after="60" w:line="252" w:lineRule="auto"/>
+              <w:rPr>
+                <w:sz w:val="18"/>
+                <w:lang w:val="es-CL" w:eastAsia="es-ES"/>
+              </w:rPr>
+            </w:pPr>
+            <w:r>
+              <w:rPr>
+                <w:sz w:val="18"/>
+                <w:lang w:val="es-CL" w:eastAsia="es-ES"/>
+              </w:rPr>
+              <w:t xml:space="preserve">Completamente logrado</w:t>
+            </w:r>
+          </w:p>
+        </w:tc>
+        <w:tc>
+          <w:tcPr>
+            <w:tcW w:w="3900" w:type="dxa"/>
+            <w:vAlign w:val="center"/>
+          </w:tcPr>
+          <w:p>
+            <w:pPr>
+              <w:spacing w:after="60" w:line="252" w:lineRule="auto"/>
+              <w:jc w:val="both"/>
+              <w:rPr>
+                <w:sz w:val="18"/>
+                <w:lang w:val="es-CL" w:eastAsia="es-ES"/>
+              </w:rPr>
+            </w:pPr>
+            <w:r>
+              <w:rPr>
+                <w:sz w:val="18"/>
+                <w:lang w:val="es-CL" w:eastAsia="es-ES"/>
+              </w:rPr>
+              <w:t xml:space="preserve">El proyecto está descrito con precisión y su relevancia se vincula a una necesidad frecuente en la pequeña y mediana empresa del país. Puedo mejorarlo incorporando las cifras concretas de la organización.</w:t>
+            </w:r>
+          </w:p>
+        </w:tc>
+      </w:tr>
+      <w:tr>
+        <w:tc>
+          <w:tcPr>
+            <w:tcW w:w="3300" w:type="dxa"/>
+            <w:vAlign w:val="center"/>
+          </w:tcPr>
+          <w:p>
+            <w:pPr>
+              <w:spacing w:after="60" w:line="252" w:lineRule="auto"/>
+              <w:jc w:val="both"/>
+              <w:rPr>
+                <w:sz w:val="18"/>
+                <w:lang w:val="es-CL" w:eastAsia="es-ES"/>
+              </w:rPr>
+            </w:pPr>
+            <w:r>
+              <w:rPr>
+                <w:sz w:val="18"/>
+                <w:lang w:val="es-CL" w:eastAsia="es-ES"/>
+              </w:rPr>
+              <w:t xml:space="preserve">2. Relación con las competencias del perfil de egreso</w:t>
+            </w:r>
+          </w:p>
+        </w:tc>
+        <w:tc>
+          <w:tcPr>
+            <w:tcW w:w="2100" w:type="dxa"/>
+            <w:shd w:val="clear" w:color="auto" w:fill="E2EFDA"/>
+            <w:vAlign w:val="center"/>
+          </w:tcPr>
+          <w:p>
+            <w:pPr>
+              <w:spacing w:after="60" w:line="252" w:lineRule="auto"/>
+              <w:rPr>
+                <w:sz w:val="18"/>
+                <w:lang w:val="es-CL" w:eastAsia="es-ES"/>
+              </w:rPr>
+            </w:pPr>
+            <w:r>
+              <w:rPr>
+                <w:sz w:val="18"/>
+                <w:lang w:val="es-CL" w:eastAsia="es-ES"/>
+              </w:rPr>
+              <w:t xml:space="preserve">Completamente logrado</w:t>
+            </w:r>
+          </w:p>
+        </w:tc>
+        <w:tc>
+          <w:tcPr>
+            <w:tcW w:w="3900" w:type="dxa"/>
+            <w:vAlign w:val="center"/>
+          </w:tcPr>
+          <w:p>
+            <w:pPr>
+              <w:spacing w:after="60" w:line="252" w:lineRule="auto"/>
+              <w:jc w:val="both"/>
+              <w:rPr>
+                <w:sz w:val="18"/>
+                <w:lang w:val="es-CL" w:eastAsia="es-ES"/>
+              </w:rPr>
+            </w:pPr>
+            <w:r>
+              <w:rPr>
+                <w:sz w:val="18"/>
+                <w:lang w:val="es-CL" w:eastAsia="es-ES"/>
+              </w:rPr>
+              <w:t xml:space="preserve">Identifiqué cuatro competencias y expliqué de qué manera cada una resulta necesaria para resolver el problema, no solo que están involucradas.</w:t>
+            </w:r>
+          </w:p>
+        </w:tc>
+      </w:tr>
+      <w:tr>
+        <w:tc>
+          <w:tcPr>
+            <w:tcW w:w="3300" w:type="dxa"/>
+            <w:vAlign w:val="center"/>
+          </w:tcPr>
+          <w:p>
+            <w:pPr>
+              <w:spacing w:after="60" w:line="252" w:lineRule="auto"/>
+              <w:jc w:val="both"/>
+              <w:rPr>
+                <w:sz w:val="18"/>
+                <w:lang w:val="es-CL" w:eastAsia="es-ES"/>
+              </w:rPr>
+            </w:pPr>
+            <w:r>
+              <w:rPr>
+                <w:sz w:val="18"/>
+                <w:lang w:val="es-CL" w:eastAsia="es-ES"/>
+              </w:rPr>
+              <w:t xml:space="preserve">3. Relación con los intereses profesionales</w:t>
+            </w:r>
+          </w:p>
+        </w:tc>
+        <w:tc>
+          <w:tcPr>
+            <w:tcW w:w="2100" w:type="dxa"/>
+            <w:shd w:val="clear" w:color="auto" w:fill="E2EFDA"/>
+            <w:vAlign w:val="center"/>
+          </w:tcPr>
+          <w:p>
+            <w:pPr>
+              <w:spacing w:after="60" w:line="252" w:lineRule="auto"/>
+              <w:rPr>
+                <w:sz w:val="18"/>
+                <w:lang w:val="es-CL" w:eastAsia="es-ES"/>
+              </w:rPr>
+            </w:pPr>
+            <w:r>
+              <w:rPr>
+                <w:sz w:val="18"/>
+                <w:lang w:val="es-CL" w:eastAsia="es-ES"/>
+              </w:rPr>
+              <w:t xml:space="preserve">Completamente logrado</w:t>
+            </w:r>
+          </w:p>
+        </w:tc>
+        <w:tc>
+          <w:tcPr>
+            <w:tcW w:w="3900" w:type="dxa"/>
+            <w:vAlign w:val="center"/>
+          </w:tcPr>
+          <w:p>
+            <w:pPr>
+              <w:spacing w:after="60" w:line="252" w:lineRule="auto"/>
+              <w:jc w:val="both"/>
+              <w:rPr>
+                <w:sz w:val="18"/>
+                <w:lang w:val="es-CL" w:eastAsia="es-ES"/>
+              </w:rPr>
+            </w:pPr>
+            <w:r>
+              <w:rPr>
+                <w:sz w:val="18"/>
+                <w:lang w:val="es-CL" w:eastAsia="es-ES"/>
+              </w:rPr>
+              <w:t xml:space="preserve">Declaré mis intereses en la gestión de proyectos informáticos, el desarrollo de aplicaciones web y el análisis de datos, y los conecté con el rol que asumí dentro del equipo y con el aprendizaje que busco obtener.</w:t>
+            </w:r>
+          </w:p>
+        </w:tc>
+      </w:tr>
+      <w:tr>
+        <w:tc>
+          <w:tcPr>
+            <w:tcW w:w="3300" w:type="dxa"/>
+            <w:vAlign w:val="center"/>
+          </w:tcPr>
+          <w:p>
+            <w:pPr>
+              <w:spacing w:after="60" w:line="252" w:lineRule="auto"/>
+              <w:jc w:val="both"/>
+              <w:rPr>
+                <w:sz w:val="18"/>
+                <w:lang w:val="es-CL" w:eastAsia="es-ES"/>
+              </w:rPr>
+            </w:pPr>
+            <w:r>
+              <w:rPr>
+                <w:sz w:val="18"/>
+                <w:lang w:val="es-CL" w:eastAsia="es-ES"/>
+              </w:rPr>
+              <w:t xml:space="preserve">4. Factibilidad del proyecto</w:t>
+            </w:r>
+          </w:p>
+        </w:tc>
+        <w:tc>
+          <w:tcPr>
+            <w:tcW w:w="2100" w:type="dxa"/>
+            <w:shd w:val="clear" w:color="auto" w:fill="FFF2CC"/>
+            <w:vAlign w:val="center"/>
+          </w:tcPr>
+          <w:p>
+            <w:pPr>
+              <w:spacing w:after="60" w:line="252" w:lineRule="auto"/>
+              <w:rPr>
+                <w:sz w:val="18"/>
+                <w:lang w:val="es-CL" w:eastAsia="es-ES"/>
+              </w:rPr>
+            </w:pPr>
+            <w:r>
+              <w:rPr>
+                <w:sz w:val="18"/>
+                <w:lang w:val="es-CL" w:eastAsia="es-ES"/>
+              </w:rPr>
+              <w:t xml:space="preserve">Logrado</w:t>
+            </w:r>
+          </w:p>
+        </w:tc>
+        <w:tc>
+          <w:tcPr>
+            <w:tcW w:w="3900" w:type="dxa"/>
+            <w:vAlign w:val="center"/>
+          </w:tcPr>
+          <w:p>
+            <w:pPr>
+              <w:spacing w:after="60" w:line="252" w:lineRule="auto"/>
+              <w:jc w:val="both"/>
+              <w:rPr>
+                <w:sz w:val="18"/>
+                <w:lang w:val="es-CL" w:eastAsia="es-ES"/>
+              </w:rPr>
+            </w:pPr>
+            <w:r>
+              <w:rPr>
+                <w:sz w:val="18"/>
+                <w:lang w:val="es-CL" w:eastAsia="es-ES"/>
+              </w:rPr>
+              <w:t xml:space="preserve">Argumenté la factibilidad considerando tiempo, recursos y factores externos, con medidas para las dificultades previstas. Falta contrastar las estimaciones con el volumen real de operaciones de la empresa, dato que obtendré en la reunión de levantamiento.</w:t>
+            </w:r>
+          </w:p>
+        </w:tc>
+      </w:tr>
+      <w:tr>
+        <w:tc>
+          <w:tcPr>
+            <w:tcW w:w="3300" w:type="dxa"/>
+            <w:vAlign w:val="center"/>
+          </w:tcPr>
+          <w:p>
+            <w:pPr>
+              <w:spacing w:after="60" w:line="252" w:lineRule="auto"/>
+              <w:jc w:val="both"/>
+              <w:rPr>
+                <w:sz w:val="18"/>
+                <w:lang w:val="es-CL" w:eastAsia="es-ES"/>
+              </w:rPr>
+            </w:pPr>
+            <w:r>
+              <w:rPr>
+                <w:sz w:val="18"/>
+                <w:lang w:val="es-CL" w:eastAsia="es-ES"/>
+              </w:rPr>
+              <w:t xml:space="preserve">5. Formulación de objetivos</w:t>
+            </w:r>
+          </w:p>
+        </w:tc>
+        <w:tc>
+          <w:tcPr>
+            <w:tcW w:w="2100" w:type="dxa"/>
+            <w:shd w:val="clear" w:color="auto" w:fill="E2EFDA"/>
+            <w:vAlign w:val="center"/>
+          </w:tcPr>
+          <w:p>
+            <w:pPr>
+              <w:spacing w:after="60" w:line="252" w:lineRule="auto"/>
+              <w:rPr>
+                <w:sz w:val="18"/>
+                <w:lang w:val="es-CL" w:eastAsia="es-ES"/>
+              </w:rPr>
+            </w:pPr>
+            <w:r>
+              <w:rPr>
+                <w:sz w:val="18"/>
+                <w:lang w:val="es-CL" w:eastAsia="es-ES"/>
+              </w:rPr>
+              <w:t xml:space="preserve">Completamente logrado</w:t>
+            </w:r>
+          </w:p>
+        </w:tc>
+        <w:tc>
+          <w:tcPr>
+            <w:tcW w:w="3900" w:type="dxa"/>
+            <w:vAlign w:val="center"/>
+          </w:tcPr>
+          <w:p>
+            <w:pPr>
+              <w:spacing w:after="60" w:line="252" w:lineRule="auto"/>
+              <w:jc w:val="both"/>
+              <w:rPr>
+                <w:sz w:val="18"/>
+                <w:lang w:val="es-CL" w:eastAsia="es-ES"/>
+              </w:rPr>
+            </w:pPr>
+            <w:r>
+              <w:rPr>
+                <w:sz w:val="18"/>
+                <w:lang w:val="es-CL" w:eastAsia="es-ES"/>
+              </w:rPr>
+              <w:t xml:space="preserve">Los objetivos están redactados en infinitivo, son verificables y los específicos se desprenden del general.</w:t>
+            </w:r>
+          </w:p>
+        </w:tc>
+      </w:tr>
+      <w:tr>
+        <w:tc>
+          <w:tcPr>
+            <w:tcW w:w="3300" w:type="dxa"/>
+            <w:vAlign w:val="center"/>
+          </w:tcPr>
+          <w:p>
+            <w:pPr>
+              <w:spacing w:after="60" w:line="252" w:lineRule="auto"/>
+              <w:jc w:val="both"/>
+              <w:rPr>
+                <w:sz w:val="18"/>
+                <w:lang w:val="es-CL" w:eastAsia="es-ES"/>
+              </w:rPr>
+            </w:pPr>
+            <w:r>
+              <w:rPr>
+                <w:sz w:val="18"/>
+                <w:lang w:val="es-CL" w:eastAsia="es-ES"/>
+              </w:rPr>
+              <w:t xml:space="preserve">6. Metodología de trabajo</w:t>
+            </w:r>
+          </w:p>
+        </w:tc>
+        <w:tc>
+          <w:tcPr>
+            <w:tcW w:w="2100" w:type="dxa"/>
+            <w:shd w:val="clear" w:color="auto" w:fill="E2EFDA"/>
+            <w:vAlign w:val="center"/>
+          </w:tcPr>
+          <w:p>
+            <w:pPr>
+              <w:spacing w:after="60" w:line="252" w:lineRule="auto"/>
+              <w:rPr>
+                <w:sz w:val="18"/>
+                <w:lang w:val="es-CL" w:eastAsia="es-ES"/>
+              </w:rPr>
+            </w:pPr>
+            <w:r>
+              <w:rPr>
+                <w:sz w:val="18"/>
+                <w:lang w:val="es-CL" w:eastAsia="es-ES"/>
+              </w:rPr>
+              <w:t xml:space="preserve">Completamente logrado</w:t>
+            </w:r>
+          </w:p>
+        </w:tc>
+        <w:tc>
+          <w:tcPr>
+            <w:tcW w:w="3900" w:type="dxa"/>
+            <w:vAlign w:val="center"/>
+          </w:tcPr>
+          <w:p>
+            <w:pPr>
+              <w:spacing w:after="60" w:line="252" w:lineRule="auto"/>
+              <w:jc w:val="both"/>
+              <w:rPr>
+                <w:sz w:val="18"/>
+                <w:lang w:val="es-CL" w:eastAsia="es-ES"/>
+              </w:rPr>
+            </w:pPr>
+            <w:r>
+              <w:rPr>
+                <w:sz w:val="18"/>
+                <w:lang w:val="es-CL" w:eastAsia="es-ES"/>
+              </w:rPr>
+              <w:t xml:space="preserve">La metodología está descrita con sus etapas, las prácticas técnicas y la distribución de responsabilidades entre los integrantes.</w:t>
+            </w:r>
+          </w:p>
+        </w:tc>
+      </w:tr>
+      <w:tr>
+        <w:tc>
+          <w:tcPr>
+            <w:tcW w:w="3300" w:type="dxa"/>
+            <w:vAlign w:val="center"/>
+          </w:tcPr>
+          <w:p>
+            <w:pPr>
+              <w:spacing w:after="60" w:line="252" w:lineRule="auto"/>
+              <w:jc w:val="both"/>
+              <w:rPr>
+                <w:sz w:val="18"/>
+                <w:lang w:val="es-CL" w:eastAsia="es-ES"/>
+              </w:rPr>
+            </w:pPr>
+            <w:r>
+              <w:rPr>
+                <w:sz w:val="18"/>
+                <w:lang w:val="es-CL" w:eastAsia="es-ES"/>
+              </w:rPr>
+              <w:t xml:space="preserve">7. Plan de trabajo</w:t>
+            </w:r>
+          </w:p>
+        </w:tc>
+        <w:tc>
+          <w:tcPr>
+            <w:tcW w:w="2100" w:type="dxa"/>
+            <w:shd w:val="clear" w:color="auto" w:fill="FFF2CC"/>
+            <w:vAlign w:val="center"/>
+          </w:tcPr>
+          <w:p>
+            <w:pPr>
+              <w:spacing w:after="60" w:line="252" w:lineRule="auto"/>
+              <w:rPr>
+                <w:sz w:val="18"/>
+                <w:lang w:val="es-CL" w:eastAsia="es-ES"/>
+              </w:rPr>
+            </w:pPr>
+            <w:r>
+              <w:rPr>
+                <w:sz w:val="18"/>
+                <w:lang w:val="es-CL" w:eastAsia="es-ES"/>
+              </w:rPr>
+              <w:t xml:space="preserve">Logrado</w:t>
+            </w:r>
+          </w:p>
+        </w:tc>
+        <w:tc>
+          <w:tcPr>
+            <w:tcW w:w="3900" w:type="dxa"/>
+            <w:vAlign w:val="center"/>
+          </w:tcPr>
+          <w:p>
+            <w:pPr>
+              <w:spacing w:after="60" w:line="252" w:lineRule="auto"/>
+              <w:jc w:val="both"/>
+              <w:rPr>
+                <w:sz w:val="18"/>
+                <w:lang w:val="es-CL" w:eastAsia="es-ES"/>
+              </w:rPr>
+            </w:pPr>
+            <w:r>
+              <w:rPr>
+                <w:sz w:val="18"/>
+                <w:lang w:val="es-CL" w:eastAsia="es-ES"/>
+              </w:rPr>
+              <w:t xml:space="preserve">El plan considera actividades, recursos, duración, responsables y factores que facilitan u obstaculizan. Las duraciones son estimadas y deberé ajustarlas una vez validada la disponibilidad de la contraparte para las instancias de las semanas 6 y 11.</w:t>
+            </w:r>
+          </w:p>
+        </w:tc>
+      </w:tr>
+      <w:tr>
+        <w:tc>
+          <w:tcPr>
+            <w:tcW w:w="3300" w:type="dxa"/>
+            <w:vAlign w:val="center"/>
+          </w:tcPr>
+          <w:p>
+            <w:pPr>
+              <w:spacing w:after="60" w:line="252" w:lineRule="auto"/>
+              <w:jc w:val="both"/>
+              <w:rPr>
+                <w:sz w:val="18"/>
+                <w:lang w:val="es-CL" w:eastAsia="es-ES"/>
+              </w:rPr>
+            </w:pPr>
+            <w:r>
+              <w:rPr>
+                <w:sz w:val="18"/>
+                <w:lang w:val="es-CL" w:eastAsia="es-ES"/>
+              </w:rPr>
+              <w:t xml:space="preserve">8. Determinación de evidencias</w:t>
+            </w:r>
+          </w:p>
+        </w:tc>
+        <w:tc>
+          <w:tcPr>
+            <w:tcW w:w="2100" w:type="dxa"/>
+            <w:shd w:val="clear" w:color="auto" w:fill="FFF2CC"/>
+            <w:vAlign w:val="center"/>
+          </w:tcPr>
+          <w:p>
+            <w:pPr>
+              <w:spacing w:after="60" w:line="252" w:lineRule="auto"/>
+              <w:rPr>
+                <w:sz w:val="18"/>
+                <w:lang w:val="es-CL" w:eastAsia="es-ES"/>
+              </w:rPr>
+            </w:pPr>
+            <w:r>
+              <w:rPr>
+                <w:sz w:val="18"/>
+                <w:lang w:val="es-CL" w:eastAsia="es-ES"/>
+              </w:rPr>
+              <w:t xml:space="preserve">Logrado</w:t>
+            </w:r>
+          </w:p>
+        </w:tc>
+        <w:tc>
+          <w:tcPr>
+            <w:tcW w:w="3900" w:type="dxa"/>
+            <w:vAlign w:val="center"/>
+          </w:tcPr>
+          <w:p>
+            <w:pPr>
+              <w:spacing w:after="60" w:line="252" w:lineRule="auto"/>
+              <w:jc w:val="both"/>
+              <w:rPr>
+                <w:sz w:val="18"/>
+                <w:lang w:val="es-CL" w:eastAsia="es-ES"/>
+              </w:rPr>
+            </w:pPr>
+            <w:r>
+              <w:rPr>
+                <w:sz w:val="18"/>
+                <w:lang w:val="es-CL" w:eastAsia="es-ES"/>
+              </w:rPr>
+              <w:t xml:space="preserve">Describí ocho evidencias con su justificación, pero aún no las he acordado formalmente con el docente, requisito que la guía señala de manera expresa. Es el ajuste más inmediato que debo realizar.</w:t>
+            </w:r>
+          </w:p>
+        </w:tc>
+      </w:tr>
+      <w:tr>
+        <w:tc>
+          <w:tcPr>
+            <w:tcW w:w="3300" w:type="dxa"/>
+            <w:vAlign w:val="center"/>
+          </w:tcPr>
+          <w:p>
+            <w:pPr>
+              <w:spacing w:after="60" w:line="252" w:lineRule="auto"/>
+              <w:jc w:val="both"/>
+              <w:rPr>
+                <w:sz w:val="18"/>
+                <w:lang w:val="es-CL" w:eastAsia="es-ES"/>
+              </w:rPr>
+            </w:pPr>
+            <w:r>
+              <w:rPr>
+                <w:sz w:val="18"/>
+                <w:lang w:val="es-CL" w:eastAsia="es-ES"/>
+              </w:rPr>
+              <w:t xml:space="preserve">9. Redacción, ortografía y referencias</w:t>
+            </w:r>
+          </w:p>
+        </w:tc>
+        <w:tc>
+          <w:tcPr>
+            <w:tcW w:w="2100" w:type="dxa"/>
+            <w:shd w:val="clear" w:color="auto" w:fill="E2EFDA"/>
+            <w:vAlign w:val="center"/>
+          </w:tcPr>
+          <w:p>
+            <w:pPr>
+              <w:spacing w:after="60" w:line="252" w:lineRule="auto"/>
+              <w:rPr>
+                <w:sz w:val="18"/>
+                <w:lang w:val="es-CL" w:eastAsia="es-ES"/>
+              </w:rPr>
+            </w:pPr>
+            <w:r>
+              <w:rPr>
+                <w:sz w:val="18"/>
+                <w:lang w:val="es-CL" w:eastAsia="es-ES"/>
+              </w:rPr>
+              <w:t xml:space="preserve">Completamente logrado</w:t>
+            </w:r>
+          </w:p>
+        </w:tc>
+        <w:tc>
+          <w:tcPr>
+            <w:tcW w:w="3900" w:type="dxa"/>
+            <w:vAlign w:val="center"/>
+          </w:tcPr>
+          <w:p>
+            <w:pPr>
+              <w:spacing w:after="60" w:line="252" w:lineRule="auto"/>
+              <w:jc w:val="both"/>
+              <w:rPr>
+                <w:sz w:val="18"/>
+                <w:lang w:val="es-CL" w:eastAsia="es-ES"/>
+              </w:rPr>
+            </w:pPr>
+            <w:r>
+              <w:rPr>
+                <w:sz w:val="18"/>
+                <w:lang w:val="es-CL" w:eastAsia="es-ES"/>
+              </w:rPr>
+              <w:t xml:space="preserve">El informe fue revisado y las fuentes se citan conforme a normas de referencia.</w:t>
+            </w:r>
+          </w:p>
+        </w:tc>
+      </w:tr>
+      <w:tr>
+        <w:tc>
+          <w:tcPr>
+            <w:tcW w:w="3300" w:type="dxa"/>
+            <w:vAlign w:val="center"/>
+          </w:tcPr>
+          <w:p>
+            <w:pPr>
+              <w:spacing w:after="60" w:line="252" w:lineRule="auto"/>
+              <w:jc w:val="both"/>
+              <w:rPr>
+                <w:sz w:val="18"/>
+                <w:lang w:val="es-CL" w:eastAsia="es-ES"/>
+              </w:rPr>
+            </w:pPr>
+            <w:r>
+              <w:rPr>
+                <w:sz w:val="18"/>
+                <w:lang w:val="es-CL" w:eastAsia="es-ES"/>
+              </w:rPr>
+              <w:t xml:space="preserve">10. Cumplimiento del formato</w:t>
+            </w:r>
+          </w:p>
+        </w:tc>
+        <w:tc>
+          <w:tcPr>
+            <w:tcW w:w="2100" w:type="dxa"/>
+            <w:shd w:val="clear" w:color="auto" w:fill="E2EFDA"/>
+            <w:vAlign w:val="center"/>
+          </w:tcPr>
+          <w:p>
+            <w:pPr>
+              <w:spacing w:after="60" w:line="252" w:lineRule="auto"/>
+              <w:rPr>
+                <w:sz w:val="18"/>
+                <w:lang w:val="es-CL" w:eastAsia="es-ES"/>
+              </w:rPr>
+            </w:pPr>
+            <w:r>
+              <w:rPr>
+                <w:sz w:val="18"/>
+                <w:lang w:val="es-CL" w:eastAsia="es-ES"/>
+              </w:rPr>
+              <w:t xml:space="preserve">Completamente logrado</w:t>
+            </w:r>
+          </w:p>
+        </w:tc>
+        <w:tc>
+          <w:tcPr>
+            <w:tcW w:w="3900" w:type="dxa"/>
+            <w:vAlign w:val="center"/>
+          </w:tcPr>
+          <w:p>
+            <w:pPr>
+              <w:spacing w:after="60" w:line="252" w:lineRule="auto"/>
+              <w:jc w:val="both"/>
+              <w:rPr>
+                <w:sz w:val="18"/>
+                <w:lang w:val="es-CL" w:eastAsia="es-ES"/>
+              </w:rPr>
+            </w:pPr>
+            <w:r>
+              <w:rPr>
+                <w:sz w:val="18"/>
+                <w:lang w:val="es-CL" w:eastAsia="es-ES"/>
+              </w:rPr>
+              <w:t xml:space="preserve">Se completaron todos los apartados solicitados en el instrumento, respetando su estructura.</w:t>
+            </w:r>
+          </w:p>
+        </w:tc>
+      </w:tr>
+      <w:tr>
+        <w:tc>
+          <w:tcPr>
+            <w:tcW w:w="3300" w:type="dxa"/>
+            <w:vAlign w:val="center"/>
+          </w:tcPr>
+          <w:p>
+            <w:pPr>
+              <w:spacing w:after="60" w:line="252" w:lineRule="auto"/>
+              <w:jc w:val="both"/>
+              <w:rPr>
+                <w:sz w:val="18"/>
+                <w:lang w:val="es-CL" w:eastAsia="es-ES"/>
+              </w:rPr>
+            </w:pPr>
+            <w:r>
+              <w:rPr>
+                <w:sz w:val="18"/>
+                <w:lang w:val="es-CL" w:eastAsia="es-ES"/>
+              </w:rPr>
+              <w:t xml:space="preserve">11. Indicadores de calidad disciplinarios</w:t>
+            </w:r>
+          </w:p>
+        </w:tc>
+        <w:tc>
+          <w:tcPr>
+            <w:tcW w:w="2100" w:type="dxa"/>
+            <w:shd w:val="clear" w:color="auto" w:fill="FFF2CC"/>
+            <w:vAlign w:val="center"/>
+          </w:tcPr>
+          <w:p>
+            <w:pPr>
+              <w:spacing w:after="60" w:line="252" w:lineRule="auto"/>
+              <w:rPr>
+                <w:sz w:val="18"/>
+                <w:lang w:val="es-CL" w:eastAsia="es-ES"/>
+              </w:rPr>
+            </w:pPr>
+            <w:r>
+              <w:rPr>
+                <w:sz w:val="18"/>
+                <w:lang w:val="es-CL" w:eastAsia="es-ES"/>
+              </w:rPr>
+              <w:t xml:space="preserve">Logrado</w:t>
+            </w:r>
+          </w:p>
+        </w:tc>
+        <w:tc>
+          <w:tcPr>
+            <w:tcW w:w="3900" w:type="dxa"/>
+            <w:vAlign w:val="center"/>
+          </w:tcPr>
+          <w:p>
+            <w:pPr>
+              <w:spacing w:after="60" w:line="252" w:lineRule="auto"/>
+              <w:jc w:val="both"/>
+              <w:rPr>
+                <w:sz w:val="18"/>
+                <w:lang w:val="es-CL" w:eastAsia="es-ES"/>
+              </w:rPr>
+            </w:pPr>
+            <w:r>
+              <w:rPr>
+                <w:sz w:val="18"/>
+                <w:lang w:val="es-CL" w:eastAsia="es-ES"/>
+              </w:rPr>
+              <w:t xml:space="preserve">Los indicadores asociados a la planificación y al diseño están presentes en esta fase. Los referidos a la implementación, la aplicación de pruebas y la implantación se acreditan en las fases siguientes, según se detalla en la tabla anterior.</w:t>
+            </w:r>
+          </w:p>
+        </w:tc>
+      </w:tr>
+    </w:tbl>
+    <w:p>
+      <w:pPr>
+        <w:spacing w:after="60" w:line="252" w:lineRule="auto"/>
+        <w:jc w:val="both"/>
+        <w:rPr>
+          <w:sz w:val="20"/>
+          <w:lang w:val="es-CL" w:eastAsia="es-ES"/>
+        </w:rPr>
+      </w:pPr>
+    </w:p>
+    <w:p>
+      <w:pPr>
+        <w:spacing w:after="60" w:line="252" w:lineRule="auto"/>
+        <w:jc w:val="both"/>
+        <w:rPr>
+          <w:sz w:val="20"/>
+          <w:lang w:val="es-CL" w:eastAsia="es-ES"/>
+        </w:rPr>
+      </w:pPr>
+      <w:r>
+        <w:rPr>
+          <w:sz w:val="20"/>
+          <w:lang w:val="es-CL" w:eastAsia="es-ES"/>
+        </w:rPr>
+        <w:t xml:space="preserve">El indicador referido a la redacción del abstract, las conclusiones y la reflexión en inglés no se incorpora a esta autoevaluación, por cuanto dichos apartados no forman parte del informe entregado para la Fase 1. De confirmarse su exigencia, deberán incorporarse antes de la evaluación sumativa.</w:t>
+      </w:r>
+    </w:p>
+    <w:p>
+      <w:pPr>
+        <w:spacing w:before="360" w:after="140"/>
+        <w:rPr>
+          <w:b/>
+          <w:sz w:val="26"/>
+          <w:color w:val="1F3864"/>
+          <w:lang w:val="es-CL" w:eastAsia="es-ES"/>
+        </w:rPr>
+      </w:pPr>
+      <w:r>
+        <w:rPr>
+          <w:b/>
+          <w:sz w:val="26"/>
+          <w:color w:val="1F3864"/>
+          <w:lang w:val="es-CL" w:eastAsia="es-ES"/>
+        </w:rPr>
+        <w:t xml:space="preserve">Ajustes que realizaré antes de la evaluación sumativa</w:t>
+      </w:r>
+    </w:p>
+    <w:p>
+      <w:pPr>
+        <w:spacing w:after="60" w:line="252" w:lineRule="auto"/>
+        <w:jc w:val="both"/>
+        <w:rPr>
+          <w:sz w:val="20"/>
+          <w:lang w:val="es-CL" w:eastAsia="es-ES"/>
+        </w:rPr>
+      </w:pPr>
+      <w:r>
+        <w:rPr>
+          <w:sz w:val="20"/>
+          <w:lang w:val="es-CL" w:eastAsia="es-ES"/>
+        </w:rPr>
+        <w:t xml:space="preserve">1. Acordar formalmente con el docente las evidencias comprometidas para el informe de avance y el informe final.</w:t>
+      </w:r>
+    </w:p>
+    <w:p>
+      <w:pPr>
+        <w:spacing w:after="60" w:line="252" w:lineRule="auto"/>
+        <w:jc w:val="both"/>
+        <w:rPr>
+          <w:sz w:val="20"/>
+          <w:lang w:val="es-CL" w:eastAsia="es-ES"/>
+        </w:rPr>
+      </w:pPr>
+      <w:r>
+        <w:rPr>
+          <w:sz w:val="20"/>
+          <w:lang w:val="es-CL" w:eastAsia="es-ES"/>
+        </w:rPr>
+        <w:t xml:space="preserve">2. Incorporar al apartado de relevancia las cifras de la empresa una vez realizada la reunión de levantamiento: número de bodegas, cantidad de equipos, operaciones mensuales y tiempo actual de respuesta ante una consulta de disponibilidad.</w:t>
+      </w:r>
+    </w:p>
+    <w:p>
+      <w:pPr>
+        <w:spacing w:after="60" w:line="252" w:lineRule="auto"/>
+        <w:jc w:val="both"/>
+        <w:rPr>
+          <w:sz w:val="20"/>
+          <w:lang w:val="es-CL" w:eastAsia="es-ES"/>
+        </w:rPr>
+      </w:pPr>
+      <w:r>
+        <w:rPr>
+          <w:sz w:val="20"/>
+          <w:lang w:val="es-CL" w:eastAsia="es-ES"/>
+        </w:rPr>
+        <w:t xml:space="preserve">3. Revisar las duraciones del plan de trabajo tras conocer el volumen real de la operación y confirmar con la contraparte su disponibilidad para las validaciones de las semanas 6 y 11.</w:t>
+      </w:r>
+    </w:p>
+    <w:p>
+      <w:pPr>
+        <w:spacing w:after="60" w:line="252" w:lineRule="auto"/>
+        <w:jc w:val="both"/>
+        <w:rPr>
+          <w:sz w:val="20"/>
+          <w:lang w:val="es-CL" w:eastAsia="es-ES"/>
+        </w:rPr>
+      </w:pPr>
+      <w:r>
+        <w:rPr>
+          <w:sz w:val="20"/>
+          <w:lang w:val="es-CL" w:eastAsia="es-ES"/>
+        </w:rPr>
+        <w:t xml:space="preserve">4. Confirmar con la Escuela las áreas de desempeño del Plan de Estudio que corresponde declarar en el apartado 2.</w:t>
+      </w:r>
+    </w:p>
+    <w:p>
+      <w:pPr>
+        <w:spacing w:after="60" w:line="252" w:lineRule="auto"/>
+        <w:jc w:val="both"/>
+        <w:rPr>
+          <w:sz w:val="20"/>
+          <w:lang w:val="es-CL" w:eastAsia="es-ES"/>
+        </w:rPr>
+      </w:pPr>
+    </w:p>
+    <w:p>
+      <w:pPr>
+        <w:spacing w:after="60" w:line="252" w:lineRule="auto"/>
+        <w:jc w:val="both"/>
+        <w:rPr>
+          <w:sz w:val="20"/>
+          <w:lang w:val="es-CL" w:eastAsia="es-ES"/>
+        </w:rPr>
+      </w:pPr>
+      <w:r>
+        <w:rPr>
+          <w:sz w:val="20"/>
+          <w:lang w:val="es-CL" w:eastAsia="es-ES"/>
+        </w:rPr>
+        <w:t xml:space="preserve">En términos generales, considero que la propuesta se encuentra en un buen nivel de definición. Su principal fortaleza está en que el problema fue delimitado con precisión y en que el alcance se acotó de manera deliberada al plazo disponible. Su principal debilidad es la dependencia de información que todavía no obtenemos de la empresa, la que se resuelve con la reunión de levantamiento programada dentro de esta misma fase.</w:t>
+      </w:r>
+    </w:p>
     <w:p>
       <w:pPr>
         <w:rPr>
